--- a/Fase 1/Evidencias Individuales/Diaz_Juan_1.3_APT122_AutoevaluaciónFase1.docx
+++ b/Fase 1/Evidencias Individuales/Diaz_Juan_1.3_APT122_AutoevaluaciónFase1.docx
@@ -1,13 +1,8 @@
 
 <file path=word/document.xml><?xml version="1.0" encoding="utf-8"?>
-<w:document xmlns:ns1="http://schemas.openxmlformats.org/markup-compatibility/2006" xmlns:ns2="http://schemas.microsoft.com/office/word/2010/wordml" xmlns:ns3="http://schemas.openxmlformats.org/officeDocument/2006/relationships" xmlns:w="http://schemas.openxmlformats.org/wordprocessingml/2006/main" ns1:Ignorable="w14 w15 w16se w16cid w16 w16cex w16sdtdh wp14">
+<w:document xmlns:wpc="http://schemas.microsoft.com/office/word/2010/wordprocessingCanvas" xmlns:cx="http://schemas.microsoft.com/office/drawing/2014/chartex" xmlns:cx1="http://schemas.microsoft.com/office/drawing/2015/9/8/chartex" xmlns:cx2="http://schemas.microsoft.com/office/drawing/2015/10/21/chartex" xmlns:cx3="http://schemas.microsoft.com/office/drawing/2016/5/9/chartex" xmlns:cx4="http://schemas.microsoft.com/office/drawing/2016/5/10/chartex" xmlns:cx5="http://schemas.microsoft.com/office/drawing/2016/5/11/chartex" xmlns:cx6="http://schemas.microsoft.com/office/drawing/2016/5/12/chartex" xmlns:cx7="http://schemas.microsoft.com/office/drawing/2016/5/13/chartex" xmlns:cx8="http://schemas.microsoft.com/office/drawing/2016/5/14/chartex" xmlns:mc="http://schemas.openxmlformats.org/markup-compatibility/2006" xmlns:aink="http://schemas.microsoft.com/office/drawing/2016/ink" xmlns:am3d="http://schemas.microsoft.com/office/drawing/2017/model3d" xmlns:o="urn:schemas-microsoft-com:office:office" xmlns:oel="http://schemas.microsoft.com/office/2019/extlst" xmlns:r="http://schemas.openxmlformats.org/officeDocument/2006/relationships" xmlns:m="http://schemas.openxmlformats.org/officeDocument/2006/math" xmlns:v="urn:schemas-microsoft-com:vml" xmlns:wp14="http://schemas.microsoft.com/office/word/2010/wordprocessingDrawing" xmlns:wp="http://schemas.openxmlformats.org/drawingml/2006/wordprocessingDrawing" xmlns:w10="urn:schemas-microsoft-com:office:word" xmlns:w="http://schemas.openxmlformats.org/wordprocessingml/2006/main" xmlns:w14="http://schemas.microsoft.com/office/word/2010/wordml" xmlns:w15="http://schemas.microsoft.com/office/word/2012/wordml" xmlns:w16cex="http://schemas.microsoft.com/office/word/2018/wordml/cex" xmlns:w16cid="http://schemas.microsoft.com/office/word/2016/wordml/cid" xmlns:w16="http://schemas.microsoft.com/office/word/2018/wordml" xmlns:w16du="http://schemas.microsoft.com/office/word/2023/wordml/word16du" xmlns:w16sdtdh="http://schemas.microsoft.com/office/word/2020/wordml/sdtdatahash" xmlns:w16sdtfl="http://schemas.microsoft.com/office/word/2024/wordml/sdtformatlock" xmlns:w16se="http://schemas.microsoft.com/office/word/2015/wordml/symex" xmlns:wpg="http://schemas.microsoft.com/office/word/2010/wordprocessingGroup" xmlns:wpi="http://schemas.microsoft.com/office/word/2010/wordprocessingInk" xmlns:wne="http://schemas.microsoft.com/office/word/2006/wordml" xmlns:wps="http://schemas.microsoft.com/office/word/2010/wordprocessingShape" mc:Ignorable="w14 w15 w16se w16cid w16 w16cex w16sdtdh w16sdtfl w16du wp14">
   <w:body>
     <w:p>
-      <w:r>
-        <w:t xml:space="preserve">Juan Diaz — Autoevaluación preliminar de Fase 1. La propuesta y la planificación siguen en definición; esta versión no constituye una evaluación final.</w:t>
-      </w:r>
-    </w:p>
-    <w:p ns2:paraId="05B6FC4B" ns2:textId="77777777">
       <w:pPr>
         <w:rPr>
           <w:rFonts w:asciiTheme="minorHAnsi" w:eastAsiaTheme="minorEastAsia" w:hAnsiTheme="minorHAnsi" w:cstheme="minorBidi"/>
@@ -47,7 +42,7 @@
         <w:t>Fase 1</w:t>
       </w:r>
     </w:p>
-    <w:p ns2:paraId="57F97348" ns2:textId="16AAEEE7">
+    <w:p>
       <w:pPr>
         <w:pStyle w:val="Piedepgina"/>
         <w:tabs>
@@ -146,7 +141,7 @@
         <w:gridCol w:w="2692"/>
         <w:gridCol w:w="2227"/>
       </w:tblGrid>
-      <w:tr ns2:paraId="235B19CE" ns2:textId="77777777">
+      <w:tr>
         <w:trPr>
           <w:trHeight w:val="421"/>
           <w:jc w:val="center"/>
@@ -157,7 +152,7 @@
             <w:shd w:val="clear" w:color="auto" w:fill="262626" w:themeFill="text1" w:themeFillTint="D9"/>
             <w:vAlign w:val="center"/>
           </w:tcPr>
-          <w:p ns2:paraId="17C8672D" ns2:textId="77777777">
+          <w:p>
             <w:pPr>
               <w:pStyle w:val="Piedepgina"/>
               <w:jc w:val="center"/>
@@ -189,7 +184,7 @@
             <w:shd w:val="clear" w:color="auto" w:fill="262626" w:themeFill="text1" w:themeFillTint="D9"/>
             <w:vAlign w:val="center"/>
           </w:tcPr>
-          <w:p ns2:paraId="7E2AF0E7" ns2:textId="77777777">
+          <w:p>
             <w:pPr>
               <w:pStyle w:val="Piedepgina"/>
               <w:jc w:val="center"/>
@@ -221,7 +216,7 @@
             <w:shd w:val="clear" w:color="auto" w:fill="262626" w:themeFill="text1" w:themeFillTint="D9"/>
             <w:vAlign w:val="center"/>
           </w:tcPr>
-          <w:p ns2:paraId="5068B9AA" ns2:textId="77777777">
+          <w:p>
             <w:pPr>
               <w:pStyle w:val="Piedepgina"/>
               <w:jc w:val="center"/>
@@ -253,7 +248,7 @@
             <w:shd w:val="clear" w:color="auto" w:fill="262626" w:themeFill="text1" w:themeFillTint="D9"/>
             <w:vAlign w:val="center"/>
           </w:tcPr>
-          <w:p ns2:paraId="5CA79063" ns2:textId="77777777">
+          <w:p>
             <w:pPr>
               <w:pStyle w:val="Piedepgina"/>
               <w:jc w:val="center"/>
@@ -291,7 +286,7 @@
           </w:p>
         </w:tc>
       </w:tr>
-      <w:tr ns2:paraId="3B16BF40" ns2:textId="77777777">
+      <w:tr>
         <w:trPr>
           <w:trHeight w:val="417"/>
           <w:jc w:val="center"/>
@@ -299,10 +294,9 @@
         <w:tc>
           <w:tcPr>
             <w:tcW w:w="706" w:type="pct"/>
-            <w:shd w:val="clear" w:color="auto" w:fill="auto"/>
-            <w:vAlign w:val="center"/>
-          </w:tcPr>
-          <w:p ns2:paraId="78F9C6A1" ns2:textId="6D6197B0">
+            <w:vAlign w:val="center"/>
+          </w:tcPr>
+          <w:p>
             <w:pPr>
               <w:pStyle w:val="Piedepgina"/>
               <w:spacing w:before="120" w:after="120"/>
@@ -332,10 +326,9 @@
         <w:tc>
           <w:tcPr>
             <w:tcW w:w="2401" w:type="pct"/>
-            <w:shd w:val="clear" w:color="auto" w:fill="auto"/>
-            <w:vAlign w:val="center"/>
-          </w:tcPr>
-          <w:p ns2:paraId="214603AE" ns2:textId="36A3EEFF">
+            <w:vAlign w:val="center"/>
+          </w:tcPr>
+          <w:p>
             <w:pPr>
               <w:pStyle w:val="Piedepgina"/>
               <w:spacing w:before="120" w:after="120"/>
@@ -362,7 +355,7 @@
             <w:tcW w:w="1036" w:type="pct"/>
             <w:vAlign w:val="center"/>
           </w:tcPr>
-          <w:p ns2:paraId="1607E0FD" ns2:textId="0217065A">
+          <w:p>
             <w:pPr>
               <w:pStyle w:val="Piedepgina"/>
               <w:tabs>
@@ -401,7 +394,7 @@
             <w:tcW w:w="857" w:type="pct"/>
             <w:vAlign w:val="center"/>
           </w:tcPr>
-          <w:p ns2:paraId="474EF4EB" ns2:textId="0AC68A74">
+          <w:p>
             <w:pPr>
               <w:pStyle w:val="Piedepgina"/>
               <w:spacing w:before="120" w:after="120"/>
@@ -432,7 +425,7 @@
         </w:tc>
       </w:tr>
     </w:tbl>
-    <w:p ns2:paraId="72B3D8F5" ns2:textId="77777777">
+    <w:p>
       <w:pPr>
         <w:pStyle w:val="Piedepgina"/>
         <w:tabs>
@@ -449,7 +442,7 @@
         </w:rPr>
       </w:pPr>
     </w:p>
-    <w:p ns2:paraId="78971F9E" ns2:textId="77777777">
+    <w:p>
       <w:pPr>
         <w:pStyle w:val="Prrafodelista"/>
         <w:numPr>
@@ -497,7 +490,7 @@
         <w:gridCol w:w="567"/>
         <w:gridCol w:w="1985"/>
       </w:tblGrid>
-      <w:tr ns2:paraId="5AC270F6" ns2:textId="77777777">
+      <w:tr>
         <w:tc>
           <w:tcPr>
             <w:tcW w:w="562" w:type="dxa"/>
@@ -508,7 +501,7 @@
               <w:right w:val="single" w:sz="4" w:space="0" w:color="808080" w:themeColor="background1" w:themeShade="80"/>
             </w:tcBorders>
           </w:tcPr>
-          <w:p ns2:paraId="58A4F0E6" ns2:textId="138BF1F9">
+          <w:p>
             <w:pPr>
               <w:pStyle w:val="Piedepgina"/>
               <w:spacing w:before="120" w:after="120"/>
@@ -536,7 +529,7 @@
             <w:shd w:val="clear" w:color="auto" w:fill="262626" w:themeFill="text1" w:themeFillTint="D9"/>
             <w:vAlign w:val="center"/>
           </w:tcPr>
-          <w:p ns2:paraId="4ABA952D" ns2:textId="77777777">
+          <w:p>
             <w:pPr>
               <w:pStyle w:val="Piedepgina"/>
               <w:tabs>
@@ -578,7 +571,7 @@
             </w:tcBorders>
             <w:vAlign w:val="center"/>
           </w:tcPr>
-          <w:p ns2:paraId="72F9AF38" ns2:textId="77777777">
+          <w:p>
             <w:pPr>
               <w:pStyle w:val="Piedepgina"/>
               <w:tabs>
@@ -609,7 +602,7 @@
             </w:tcBorders>
             <w:vAlign w:val="center"/>
           </w:tcPr>
-          <w:p ns2:paraId="6FC3E94F" ns2:textId="77777777">
+          <w:p>
             <w:pPr>
               <w:pStyle w:val="Piedepgina"/>
               <w:tabs>
@@ -641,7 +634,7 @@
             <w:shd w:val="clear" w:color="auto" w:fill="262626" w:themeFill="text1" w:themeFillTint="D9"/>
             <w:vAlign w:val="center"/>
           </w:tcPr>
-          <w:p ns2:paraId="49DA602E" ns2:textId="77777777">
+          <w:p>
             <w:pPr>
               <w:pStyle w:val="Piedepgina"/>
               <w:tabs>
@@ -683,7 +676,7 @@
             </w:tcBorders>
             <w:vAlign w:val="center"/>
           </w:tcPr>
-          <w:p ns2:paraId="59A88E84" ns2:textId="77777777">
+          <w:p>
             <w:pPr>
               <w:pStyle w:val="Piedepgina"/>
               <w:tabs>
@@ -714,7 +707,7 @@
             </w:tcBorders>
             <w:vAlign w:val="center"/>
           </w:tcPr>
-          <w:p ns2:paraId="32703492" ns2:textId="24D968B9">
+          <w:p>
             <w:pPr>
               <w:pStyle w:val="Piedepgina"/>
               <w:tabs>
@@ -757,7 +750,7 @@
             <w:shd w:val="clear" w:color="auto" w:fill="262626" w:themeFill="text1" w:themeFillTint="D9"/>
             <w:vAlign w:val="center"/>
           </w:tcPr>
-          <w:p ns2:paraId="159D9DFB" ns2:textId="77777777">
+          <w:p>
             <w:pPr>
               <w:pStyle w:val="Piedepgina"/>
               <w:tabs>
@@ -790,7 +783,7 @@
         </w:tc>
       </w:tr>
     </w:tbl>
-    <w:p ns2:paraId="707471D8" ns2:textId="77777777">
+    <w:p>
       <w:pPr>
         <w:pStyle w:val="Piedepgina"/>
         <w:tabs>
@@ -808,7 +801,7 @@
         </w:rPr>
       </w:pPr>
     </w:p>
-    <w:p ns2:paraId="3E405B90" ns2:textId="77777777">
+    <w:p>
       <w:pPr>
         <w:pStyle w:val="Prrafodelista"/>
         <w:numPr>
@@ -861,7 +854,7 @@
         <w:gridCol w:w="1427"/>
         <w:gridCol w:w="1427"/>
       </w:tblGrid>
-      <w:tr ns2:paraId="3987EAD6" ns2:textId="77777777">
+      <w:tr>
         <w:trPr>
           <w:trHeight w:val="395"/>
         </w:trPr>
@@ -871,7 +864,7 @@
             <w:shd w:val="clear" w:color="auto" w:fill="262626" w:themeFill="text1" w:themeFillTint="D9"/>
             <w:vAlign w:val="center"/>
           </w:tcPr>
-          <w:p ns2:paraId="460572F6" ns2:textId="77777777">
+          <w:p>
             <w:pPr>
               <w:pStyle w:val="Piedepgina"/>
               <w:tabs>
@@ -912,7 +905,7 @@
             <w:shd w:val="clear" w:color="auto" w:fill="262626" w:themeFill="text1" w:themeFillTint="D9"/>
             <w:vAlign w:val="center"/>
           </w:tcPr>
-          <w:p ns2:paraId="5A18246D" ns2:textId="77777777">
+          <w:p>
             <w:pPr>
               <w:pStyle w:val="Piedepgina"/>
               <w:tabs>
@@ -953,7 +946,7 @@
             <w:shd w:val="clear" w:color="auto" w:fill="262626" w:themeFill="text1" w:themeFillTint="D9"/>
             <w:vAlign w:val="center"/>
           </w:tcPr>
-          <w:p ns2:paraId="6B3A5A5D" ns2:textId="77777777">
+          <w:p>
             <w:pPr>
               <w:pStyle w:val="Piedepgina"/>
               <w:tabs>
@@ -985,7 +978,7 @@
             <w:shd w:val="clear" w:color="auto" w:fill="262626" w:themeFill="text1" w:themeFillTint="D9"/>
             <w:vAlign w:val="center"/>
           </w:tcPr>
-          <w:p ns2:paraId="38A989C9" ns2:textId="77777777">
+          <w:p>
             <w:pPr>
               <w:pStyle w:val="Piedepgina"/>
               <w:tabs>
@@ -1016,7 +1009,7 @@
             <w:tcW w:w="549" w:type="pct"/>
             <w:shd w:val="clear" w:color="auto" w:fill="262626" w:themeFill="text1" w:themeFillTint="D9"/>
           </w:tcPr>
-          <w:p ns2:paraId="5B17C25A" ns2:textId="77777777">
+          <w:p>
             <w:pPr>
               <w:pStyle w:val="Piedepgina"/>
               <w:tabs>
@@ -1043,7 +1036,7 @@
           </w:p>
         </w:tc>
       </w:tr>
-      <w:tr ns2:paraId="1B6CB328" ns2:textId="77777777">
+      <w:tr>
         <w:trPr>
           <w:trHeight w:val="681"/>
         </w:trPr>
@@ -1053,7 +1046,7 @@
             <w:vMerge w:val="restart"/>
             <w:vAlign w:val="center"/>
           </w:tcPr>
-          <w:p ns2:paraId="149CE91E" ns2:textId="77777777">
+          <w:p>
             <w:pPr>
               <w:jc w:val="both"/>
               <w:rPr>
@@ -1075,7 +1068,7 @@
               <w:t xml:space="preserve">RA1 </w:t>
             </w:r>
           </w:p>
-          <w:p ns2:paraId="2E48DC0D" ns2:textId="6D273804">
+          <w:p>
             <w:pPr>
               <w:jc w:val="both"/>
               <w:rPr>
@@ -1100,7 +1093,7 @@
             <w:vMerge w:val="restart"/>
             <w:vAlign w:val="center"/>
           </w:tcPr>
-          <w:p ns2:paraId="3C2E9D10" ns2:textId="77777777">
+          <w:p>
             <w:pPr>
               <w:jc w:val="both"/>
               <w:rPr>
@@ -1120,7 +1113,7 @@
               <w:t>IL 1.1</w:t>
             </w:r>
           </w:p>
-          <w:p ns2:paraId="634C4D72" ns2:textId="77777777">
+          <w:p>
             <w:pPr>
               <w:pStyle w:val="Piedepgina"/>
               <w:tabs>
@@ -1147,7 +1140,7 @@
             <w:tcW w:w="1485" w:type="pct"/>
             <w:vAlign w:val="center"/>
           </w:tcPr>
-          <w:p ns2:paraId="0143F811" ns2:textId="77777777">
+          <w:p>
             <w:pPr>
               <w:pStyle w:val="Piedepgina"/>
               <w:tabs>
@@ -1175,7 +1168,7 @@
             <w:vMerge w:val="restart"/>
             <w:vAlign w:val="center"/>
           </w:tcPr>
-          <w:p ns2:paraId="27905C00" ns2:textId="79752E4A">
+          <w:p>
             <w:pPr>
               <w:pStyle w:val="Piedepgina"/>
               <w:tabs>
@@ -1202,7 +1195,7 @@
             <w:tcW w:w="549" w:type="pct"/>
             <w:vAlign w:val="center"/>
           </w:tcPr>
-          <w:p ns2:paraId="68262BD7" ns2:textId="7C18B452">
+          <w:p>
             <w:pPr>
               <w:pStyle w:val="Piedepgina"/>
               <w:tabs>
@@ -1231,14 +1224,14 @@
           </w:p>
         </w:tc>
       </w:tr>
-      <w:tr ns2:paraId="420635E3" ns2:textId="77777777">
+      <w:tr>
         <w:tc>
           <w:tcPr>
             <w:tcW w:w="1055" w:type="pct"/>
             <w:vMerge/>
             <w:vAlign w:val="center"/>
           </w:tcPr>
-          <w:p ns2:paraId="3421D1CF" ns2:textId="77777777">
+          <w:p>
             <w:pPr>
               <w:jc w:val="both"/>
               <w:rPr>
@@ -1256,7 +1249,7 @@
             <w:vMerge/>
             <w:vAlign w:val="center"/>
           </w:tcPr>
-          <w:p ns2:paraId="107AC898" ns2:textId="77777777">
+          <w:p>
             <w:pPr>
               <w:rPr>
                 <w:rFonts w:ascii="Calibri" w:hAnsi="Calibri" w:cs="Calibri"/>
@@ -1271,7 +1264,7 @@
             <w:tcW w:w="1485" w:type="pct"/>
             <w:vAlign w:val="center"/>
           </w:tcPr>
-          <w:p ns2:paraId="516E3341" ns2:textId="77777777">
+          <w:p>
             <w:pPr>
               <w:pStyle w:val="Piedepgina"/>
               <w:tabs>
@@ -1299,7 +1292,7 @@
             <w:vMerge/>
             <w:vAlign w:val="center"/>
           </w:tcPr>
-          <w:p ns2:paraId="0BB11BC2" ns2:textId="77777777">
+          <w:p>
             <w:pPr>
               <w:pStyle w:val="Piedepgina"/>
               <w:tabs>
@@ -1320,7 +1313,7 @@
             <w:tcW w:w="549" w:type="pct"/>
             <w:vAlign w:val="center"/>
           </w:tcPr>
-          <w:p ns2:paraId="24829E78" ns2:textId="3146DE91">
+          <w:p>
             <w:pPr>
               <w:pStyle w:val="Piedepgina"/>
               <w:tabs>
@@ -1349,14 +1342,14 @@
           </w:p>
         </w:tc>
       </w:tr>
-      <w:tr ns2:paraId="2DD57717" ns2:textId="77777777">
+      <w:tr>
         <w:tc>
           <w:tcPr>
             <w:tcW w:w="1055" w:type="pct"/>
             <w:vMerge/>
             <w:vAlign w:val="center"/>
           </w:tcPr>
-          <w:p ns2:paraId="034E2C92" ns2:textId="77777777">
+          <w:p>
             <w:pPr>
               <w:jc w:val="both"/>
               <w:rPr>
@@ -1374,7 +1367,7 @@
             <w:vMerge/>
             <w:vAlign w:val="center"/>
           </w:tcPr>
-          <w:p ns2:paraId="69108E1D" ns2:textId="77777777">
+          <w:p>
             <w:pPr>
               <w:rPr>
                 <w:rFonts w:ascii="Calibri" w:hAnsi="Calibri" w:cs="Calibri"/>
@@ -1389,7 +1382,7 @@
             <w:tcW w:w="1485" w:type="pct"/>
             <w:vAlign w:val="center"/>
           </w:tcPr>
-          <w:p ns2:paraId="3B28EDC4" ns2:textId="77777777">
+          <w:p>
             <w:pPr>
               <w:pStyle w:val="Piedepgina"/>
               <w:tabs>
@@ -1417,7 +1410,7 @@
             <w:vMerge/>
             <w:vAlign w:val="center"/>
           </w:tcPr>
-          <w:p ns2:paraId="2C365305" ns2:textId="77777777">
+          <w:p>
             <w:pPr>
               <w:pStyle w:val="Piedepgina"/>
               <w:tabs>
@@ -1438,7 +1431,7 @@
             <w:tcW w:w="549" w:type="pct"/>
             <w:vAlign w:val="center"/>
           </w:tcPr>
-          <w:p ns2:paraId="3B1B9FFD" ns2:textId="52E3DD08">
+          <w:p>
             <w:pPr>
               <w:pStyle w:val="Piedepgina"/>
               <w:tabs>
@@ -1467,14 +1460,14 @@
           </w:p>
         </w:tc>
       </w:tr>
-      <w:tr ns2:paraId="28FE1075" ns2:textId="77777777">
+      <w:tr>
         <w:tc>
           <w:tcPr>
             <w:tcW w:w="1055" w:type="pct"/>
             <w:vMerge/>
             <w:vAlign w:val="center"/>
           </w:tcPr>
-          <w:p ns2:paraId="71468073" ns2:textId="77777777">
+          <w:p>
             <w:pPr>
               <w:jc w:val="both"/>
               <w:rPr>
@@ -1492,7 +1485,7 @@
             <w:vMerge/>
             <w:vAlign w:val="center"/>
           </w:tcPr>
-          <w:p ns2:paraId="38BAA67A" ns2:textId="77777777">
+          <w:p>
             <w:pPr>
               <w:rPr>
                 <w:rFonts w:ascii="Calibri" w:hAnsi="Calibri" w:cs="Calibri"/>
@@ -1507,7 +1500,7 @@
             <w:tcW w:w="1485" w:type="pct"/>
             <w:vAlign w:val="center"/>
           </w:tcPr>
-          <w:p ns2:paraId="6B9162F8" ns2:textId="77777777">
+          <w:p>
             <w:pPr>
               <w:pStyle w:val="Piedepgina"/>
               <w:tabs>
@@ -1535,7 +1528,7 @@
             <w:vMerge/>
             <w:vAlign w:val="center"/>
           </w:tcPr>
-          <w:p ns2:paraId="438EBD54" ns2:textId="77777777">
+          <w:p>
             <w:pPr>
               <w:pStyle w:val="Piedepgina"/>
               <w:tabs>
@@ -1556,7 +1549,7 @@
             <w:tcW w:w="549" w:type="pct"/>
             <w:vAlign w:val="center"/>
           </w:tcPr>
-          <w:p ns2:paraId="56021575" ns2:textId="5EF1F95E">
+          <w:p>
             <w:pPr>
               <w:pStyle w:val="Piedepgina"/>
               <w:tabs>
@@ -1585,14 +1578,14 @@
           </w:p>
         </w:tc>
       </w:tr>
-      <w:tr ns2:paraId="0F4036DF" ns2:textId="77777777">
+      <w:tr>
         <w:tc>
           <w:tcPr>
             <w:tcW w:w="1055" w:type="pct"/>
             <w:vMerge/>
             <w:vAlign w:val="center"/>
           </w:tcPr>
-          <w:p ns2:paraId="35CA2202" ns2:textId="77777777">
+          <w:p>
             <w:pPr>
               <w:pStyle w:val="Piedepgina"/>
               <w:tabs>
@@ -1613,7 +1606,7 @@
             <w:vMerge w:val="restart"/>
             <w:vAlign w:val="center"/>
           </w:tcPr>
-          <w:p ns2:paraId="268787D6" ns2:textId="77777777">
+          <w:p>
             <w:pPr>
               <w:pStyle w:val="Piedepgina"/>
               <w:tabs>
@@ -1649,7 +1642,7 @@
             <w:tcW w:w="1485" w:type="pct"/>
             <w:vAlign w:val="center"/>
           </w:tcPr>
-          <w:p ns2:paraId="3872DFCE" ns2:textId="77777777">
+          <w:p>
             <w:pPr>
               <w:pStyle w:val="Piedepgina"/>
               <w:tabs>
@@ -1677,7 +1670,7 @@
             <w:vMerge w:val="restart"/>
             <w:vAlign w:val="center"/>
           </w:tcPr>
-          <w:p ns2:paraId="2A00AB1E" ns2:textId="29F28CDF">
+          <w:p>
             <w:pPr>
               <w:pStyle w:val="Piedepgina"/>
               <w:jc w:val="center"/>
@@ -1700,7 +1693,7 @@
             <w:tcW w:w="549" w:type="pct"/>
             <w:vAlign w:val="center"/>
           </w:tcPr>
-          <w:p ns2:paraId="76B16A19" ns2:textId="59E04D3B">
+          <w:p>
             <w:pPr>
               <w:pStyle w:val="Piedepgina"/>
               <w:tabs>
@@ -1729,14 +1722,14 @@
           </w:p>
         </w:tc>
       </w:tr>
-      <w:tr ns2:paraId="243FDB5B" ns2:textId="77777777">
+      <w:tr>
         <w:tc>
           <w:tcPr>
             <w:tcW w:w="1055" w:type="pct"/>
             <w:vMerge/>
             <w:vAlign w:val="center"/>
           </w:tcPr>
-          <w:p ns2:paraId="2D85D12B" ns2:textId="77777777">
+          <w:p>
             <w:pPr>
               <w:pStyle w:val="Piedepgina"/>
               <w:tabs>
@@ -1757,7 +1750,7 @@
             <w:vMerge/>
             <w:vAlign w:val="center"/>
           </w:tcPr>
-          <w:p ns2:paraId="01B63564" ns2:textId="77777777">
+          <w:p>
             <w:pPr>
               <w:pStyle w:val="Piedepgina"/>
               <w:tabs>
@@ -1777,7 +1770,7 @@
             <w:tcW w:w="1485" w:type="pct"/>
             <w:vAlign w:val="center"/>
           </w:tcPr>
-          <w:p ns2:paraId="462AFDD7" ns2:textId="77777777">
+          <w:p>
             <w:pPr>
               <w:pStyle w:val="Piedepgina"/>
               <w:tabs>
@@ -1805,7 +1798,7 @@
             <w:vMerge/>
             <w:vAlign w:val="center"/>
           </w:tcPr>
-          <w:p ns2:paraId="7A590A01" ns2:textId="77777777">
+          <w:p>
             <w:pPr>
               <w:pStyle w:val="Piedepgina"/>
               <w:jc w:val="center"/>
@@ -1822,7 +1815,7 @@
             <w:tcW w:w="549" w:type="pct"/>
             <w:vAlign w:val="center"/>
           </w:tcPr>
-          <w:p ns2:paraId="44E1C498" ns2:textId="19FB2AB0">
+          <w:p>
             <w:pPr>
               <w:pStyle w:val="Piedepgina"/>
               <w:tabs>
@@ -1851,14 +1844,14 @@
           </w:p>
         </w:tc>
       </w:tr>
-      <w:tr ns2:paraId="1AC513B0" ns2:textId="77777777">
+      <w:tr>
         <w:tc>
           <w:tcPr>
             <w:tcW w:w="1055" w:type="pct"/>
             <w:vMerge/>
             <w:vAlign w:val="center"/>
           </w:tcPr>
-          <w:p ns2:paraId="40CEE742" ns2:textId="77777777">
+          <w:p>
             <w:pPr>
               <w:pStyle w:val="Piedepgina"/>
               <w:tabs>
@@ -1879,7 +1872,7 @@
             <w:vMerge w:val="restart"/>
             <w:vAlign w:val="center"/>
           </w:tcPr>
-          <w:p ns2:paraId="5C8AA777" ns2:textId="77777777">
+          <w:p>
             <w:pPr>
               <w:pStyle w:val="Piedepgina"/>
               <w:tabs>
@@ -1933,7 +1926,7 @@
             <w:tcW w:w="1485" w:type="pct"/>
             <w:vAlign w:val="center"/>
           </w:tcPr>
-          <w:p ns2:paraId="4E476DED" ns2:textId="77777777">
+          <w:p>
             <w:pPr>
               <w:pStyle w:val="Piedepgina"/>
               <w:tabs>
@@ -1961,7 +1954,7 @@
             <w:vMerge w:val="restart"/>
             <w:vAlign w:val="center"/>
           </w:tcPr>
-          <w:p ns2:paraId="2550F3F1" ns2:textId="47FEFF37">
+          <w:p>
             <w:pPr>
               <w:pStyle w:val="Piedepgina"/>
               <w:jc w:val="center"/>
@@ -1984,7 +1977,7 @@
             <w:tcW w:w="549" w:type="pct"/>
             <w:vAlign w:val="center"/>
           </w:tcPr>
-          <w:p ns2:paraId="2DAB2C09" ns2:textId="0A8636FE">
+          <w:p>
             <w:pPr>
               <w:pStyle w:val="Piedepgina"/>
               <w:tabs>
@@ -2013,14 +2006,14 @@
           </w:p>
         </w:tc>
       </w:tr>
-      <w:tr ns2:paraId="2DC97D3B" ns2:textId="77777777">
+      <w:tr>
         <w:tc>
           <w:tcPr>
             <w:tcW w:w="1055" w:type="pct"/>
             <w:vMerge/>
             <w:vAlign w:val="center"/>
           </w:tcPr>
-          <w:p ns2:paraId="1591062E" ns2:textId="77777777">
+          <w:p>
             <w:pPr>
               <w:pStyle w:val="Piedepgina"/>
               <w:tabs>
@@ -2041,7 +2034,7 @@
             <w:vMerge/>
             <w:vAlign w:val="center"/>
           </w:tcPr>
-          <w:p ns2:paraId="77A6D1DF" ns2:textId="77777777">
+          <w:p>
             <w:pPr>
               <w:pStyle w:val="Piedepgina"/>
               <w:tabs>
@@ -2061,7 +2054,7 @@
             <w:tcW w:w="1485" w:type="pct"/>
             <w:vAlign w:val="center"/>
           </w:tcPr>
-          <w:p ns2:paraId="55CE5CEF" ns2:textId="77777777">
+          <w:p>
             <w:pPr>
               <w:pStyle w:val="Piedepgina"/>
               <w:tabs>
@@ -2089,7 +2082,7 @@
             <w:vMerge/>
             <w:vAlign w:val="center"/>
           </w:tcPr>
-          <w:p ns2:paraId="68D01FA7" ns2:textId="77777777">
+          <w:p>
             <w:pPr>
               <w:pStyle w:val="Piedepgina"/>
               <w:jc w:val="center"/>
@@ -2106,7 +2099,7 @@
             <w:tcW w:w="549" w:type="pct"/>
             <w:vAlign w:val="center"/>
           </w:tcPr>
-          <w:p ns2:paraId="135B39EA" ns2:textId="4A91757A">
+          <w:p>
             <w:pPr>
               <w:pStyle w:val="Piedepgina"/>
               <w:tabs>
@@ -2135,14 +2128,14 @@
           </w:p>
         </w:tc>
       </w:tr>
-      <w:tr ns2:paraId="0B042EBD" ns2:textId="77777777">
+      <w:tr>
         <w:tc>
           <w:tcPr>
             <w:tcW w:w="1055" w:type="pct"/>
             <w:vMerge/>
             <w:vAlign w:val="center"/>
           </w:tcPr>
-          <w:p ns2:paraId="25D61541" ns2:textId="77777777">
+          <w:p>
             <w:pPr>
               <w:pStyle w:val="Piedepgina"/>
               <w:tabs>
@@ -2163,7 +2156,7 @@
             <w:vMerge w:val="restart"/>
             <w:vAlign w:val="center"/>
           </w:tcPr>
-          <w:p ns2:paraId="20FA29C5" ns2:textId="77777777">
+          <w:p>
             <w:pPr>
               <w:jc w:val="both"/>
               <w:rPr>
@@ -2183,7 +2176,7 @@
               <w:t xml:space="preserve">IL 1.4 </w:t>
             </w:r>
           </w:p>
-          <w:p ns2:paraId="38212529" ns2:textId="77777777">
+          <w:p>
             <w:pPr>
               <w:pStyle w:val="Piedepgina"/>
               <w:tabs>
@@ -2210,7 +2203,7 @@
             <w:tcW w:w="1485" w:type="pct"/>
             <w:vAlign w:val="center"/>
           </w:tcPr>
-          <w:p ns2:paraId="6A9B7161" ns2:textId="77777777">
+          <w:p>
             <w:pPr>
               <w:pStyle w:val="Piedepgina"/>
               <w:tabs>
@@ -2238,7 +2231,7 @@
             <w:vMerge w:val="restart"/>
             <w:vAlign w:val="center"/>
           </w:tcPr>
-          <w:p ns2:paraId="68598E1F" ns2:textId="3675CD47">
+          <w:p>
             <w:pPr>
               <w:pStyle w:val="Piedepgina"/>
               <w:jc w:val="center"/>
@@ -2261,7 +2254,7 @@
             <w:tcW w:w="549" w:type="pct"/>
             <w:vAlign w:val="center"/>
           </w:tcPr>
-          <w:p ns2:paraId="4EAE2D14" ns2:textId="3C222B47">
+          <w:p>
             <w:pPr>
               <w:pStyle w:val="Piedepgina"/>
               <w:tabs>
@@ -2290,14 +2283,14 @@
           </w:p>
         </w:tc>
       </w:tr>
-      <w:tr ns2:paraId="11531603" ns2:textId="77777777">
+      <w:tr>
         <w:tc>
           <w:tcPr>
             <w:tcW w:w="1055" w:type="pct"/>
             <w:vMerge/>
             <w:vAlign w:val="center"/>
           </w:tcPr>
-          <w:p ns2:paraId="3A81AD4D" ns2:textId="77777777">
+          <w:p>
             <w:pPr>
               <w:pStyle w:val="Piedepgina"/>
               <w:tabs>
@@ -2318,7 +2311,7 @@
             <w:vMerge/>
             <w:vAlign w:val="center"/>
           </w:tcPr>
-          <w:p ns2:paraId="1BE235FF" ns2:textId="77777777">
+          <w:p>
             <w:pPr>
               <w:rPr>
                 <w:rFonts w:ascii="Calibri" w:hAnsi="Calibri" w:cs="Calibri"/>
@@ -2333,7 +2326,7 @@
             <w:tcW w:w="1485" w:type="pct"/>
             <w:vAlign w:val="center"/>
           </w:tcPr>
-          <w:p ns2:paraId="503E3501" ns2:textId="77777777">
+          <w:p>
             <w:pPr>
               <w:pStyle w:val="Piedepgina"/>
               <w:tabs>
@@ -2361,7 +2354,7 @@
             <w:vMerge/>
             <w:vAlign w:val="center"/>
           </w:tcPr>
-          <w:p ns2:paraId="7D843822" ns2:textId="77777777">
+          <w:p>
             <w:pPr>
               <w:pStyle w:val="Piedepgina"/>
               <w:jc w:val="center"/>
@@ -2378,7 +2371,7 @@
             <w:tcW w:w="549" w:type="pct"/>
             <w:vAlign w:val="center"/>
           </w:tcPr>
-          <w:p ns2:paraId="546A6936" ns2:textId="5A017BE4">
+          <w:p>
             <w:pPr>
               <w:pStyle w:val="Piedepgina"/>
               <w:tabs>
@@ -2407,7 +2400,7 @@
           </w:p>
         </w:tc>
       </w:tr>
-      <w:tr ns2:paraId="208A4E9E" ns2:textId="77777777">
+      <w:tr>
         <w:trPr>
           <w:trHeight w:val="503"/>
         </w:trPr>
@@ -2417,7 +2410,7 @@
             <w:vMerge/>
             <w:vAlign w:val="center"/>
           </w:tcPr>
-          <w:p ns2:paraId="3B8018F4" ns2:textId="77777777">
+          <w:p>
             <w:pPr>
               <w:pStyle w:val="Piedepgina"/>
               <w:tabs>
@@ -2438,7 +2431,7 @@
             <w:vMerge w:val="restart"/>
             <w:vAlign w:val="center"/>
           </w:tcPr>
-          <w:p ns2:paraId="4D2CBBFF" ns2:textId="77777777">
+          <w:p>
             <w:pPr>
               <w:jc w:val="both"/>
               <w:rPr>
@@ -2458,7 +2451,7 @@
               <w:t xml:space="preserve">IL 1.5 </w:t>
             </w:r>
           </w:p>
-          <w:p ns2:paraId="0C8DAB02" ns2:textId="0ABCBDCD">
+          <w:p>
             <w:pPr>
               <w:pStyle w:val="Piedepgina"/>
               <w:tabs>
@@ -2515,7 +2508,7 @@
             <w:tcW w:w="0" w:type="auto"/>
             <w:vAlign w:val="center"/>
           </w:tcPr>
-          <w:p ns2:paraId="421F5DBF" ns2:textId="31DCA48C">
+          <w:p>
             <w:pPr>
               <w:jc w:val="both"/>
               <w:rPr>
@@ -2558,7 +2551,7 @@
             <w:vMerge w:val="restart"/>
             <w:vAlign w:val="center"/>
           </w:tcPr>
-          <w:p ns2:paraId="31E619E2" ns2:textId="392F2E96">
+          <w:p>
             <w:pPr>
               <w:pStyle w:val="Piedepgina"/>
               <w:jc w:val="center"/>
@@ -2581,7 +2574,7 @@
             <w:tcW w:w="549" w:type="pct"/>
             <w:vAlign w:val="center"/>
           </w:tcPr>
-          <w:p ns2:paraId="637BD43F" ns2:textId="5B2F8E8F">
+          <w:p>
             <w:pPr>
               <w:pStyle w:val="Piedepgina"/>
               <w:tabs>
@@ -2610,7 +2603,7 @@
           </w:p>
         </w:tc>
       </w:tr>
-      <w:tr ns2:paraId="54CDD00F" ns2:textId="77777777">
+      <w:tr>
         <w:trPr>
           <w:trHeight w:val="503"/>
         </w:trPr>
@@ -2620,7 +2613,7 @@
             <w:vMerge/>
             <w:vAlign w:val="center"/>
           </w:tcPr>
-          <w:p ns2:paraId="50A7EB23" ns2:textId="77777777"/>
+          <w:p/>
         </w:tc>
         <w:tc>
           <w:tcPr>
@@ -2628,14 +2621,14 @@
             <w:vMerge/>
             <w:vAlign w:val="center"/>
           </w:tcPr>
-          <w:p ns2:paraId="62306699" ns2:textId="77777777"/>
+          <w:p/>
         </w:tc>
         <w:tc>
           <w:tcPr>
             <w:tcW w:w="3859" w:type="dxa"/>
             <w:vAlign w:val="center"/>
           </w:tcPr>
-          <w:p ns2:paraId="7F6CB154" ns2:textId="636D1B20">
+          <w:p>
             <w:pPr>
               <w:jc w:val="both"/>
               <w:rPr>
@@ -2686,14 +2679,14 @@
             <w:vMerge/>
             <w:vAlign w:val="center"/>
           </w:tcPr>
-          <w:p ns2:paraId="5CD56D43" ns2:textId="77777777"/>
+          <w:p/>
         </w:tc>
         <w:tc>
           <w:tcPr>
             <w:tcW w:w="1427" w:type="dxa"/>
             <w:vAlign w:val="center"/>
           </w:tcPr>
-          <w:p ns2:paraId="0CC0E2F8" ns2:textId="748C040B">
+          <w:p>
             <w:pPr>
               <w:pStyle w:val="Piedepgina"/>
               <w:jc w:val="center"/>
@@ -2718,7 +2711,7 @@
           </w:p>
         </w:tc>
       </w:tr>
-      <w:tr ns2:paraId="7077785C" ns2:textId="77777777">
+      <w:tr>
         <w:trPr>
           <w:trHeight w:val="311"/>
         </w:trPr>
@@ -2729,7 +2722,7 @@
             <w:shd w:val="clear" w:color="auto" w:fill="262626" w:themeFill="text1" w:themeFillTint="D9"/>
             <w:vAlign w:val="center"/>
           </w:tcPr>
-          <w:p ns2:paraId="28CC9B76" ns2:textId="77777777">
+          <w:p>
             <w:pPr>
               <w:pStyle w:val="Piedepgina"/>
               <w:tabs>
@@ -2762,7 +2755,7 @@
             <w:shd w:val="clear" w:color="auto" w:fill="262626" w:themeFill="text1" w:themeFillTint="D9"/>
             <w:vAlign w:val="center"/>
           </w:tcPr>
-          <w:p ns2:paraId="4C74D981" ns2:textId="77777777">
+          <w:p>
             <w:pPr>
               <w:pStyle w:val="Piedepgina"/>
               <w:tabs>
@@ -2794,7 +2787,7 @@
             <w:tcW w:w="549" w:type="pct"/>
             <w:shd w:val="clear" w:color="auto" w:fill="262626" w:themeFill="text1" w:themeFillTint="D9"/>
           </w:tcPr>
-          <w:p ns2:paraId="39C90953" ns2:textId="77777777">
+          <w:p>
             <w:pPr>
               <w:pStyle w:val="Piedepgina"/>
               <w:tabs>
@@ -2822,7 +2815,7 @@
         </w:tc>
       </w:tr>
     </w:tbl>
-    <w:p ns2:paraId="32515F01" ns2:textId="7700B2C7">
+    <w:p>
       <w:pPr>
         <w:pStyle w:val="Piedepgina"/>
         <w:tabs>
@@ -2846,7 +2839,7 @@
         <w:br w:type="page"/>
       </w:r>
     </w:p>
-    <w:p ns2:paraId="76B66D52" ns2:textId="77777777">
+    <w:p>
       <w:pPr>
         <w:pStyle w:val="Prrafodelista"/>
         <w:numPr>
@@ -2879,7 +2872,7 @@
         <w:t>Instrucciones para el/la estudiante</w:t>
       </w:r>
     </w:p>
-    <w:p ns2:paraId="4F8CD953" ns2:textId="77777777">
+    <w:p>
       <w:pPr>
         <w:pStyle w:val="Piedepgina"/>
         <w:framePr w:hSpace="141" w:wrap="around" w:vAnchor="text" w:hAnchor="text" w:xAlign="center" w:y="1"/>
@@ -2917,7 +2910,7 @@
       <w:tblGrid>
         <w:gridCol w:w="12974"/>
       </w:tblGrid>
-      <w:tr ns2:paraId="4BEF47E8" ns2:textId="77777777">
+      <w:tr>
         <w:trPr>
           <w:jc w:val="center"/>
         </w:trPr>
@@ -2931,7 +2924,7 @@
               <w:right w:val="single" w:sz="12" w:space="0" w:color="auto"/>
             </w:tcBorders>
           </w:tcPr>
-          <w:p ns2:paraId="30BB0E0A" ns2:textId="77777777">
+          <w:p>
             <w:pPr>
               <w:pStyle w:val="Piedepgina"/>
               <w:tabs>
@@ -3039,7 +3032,7 @@
               <w:t>sobre la nota final de la asignatura.</w:t>
             </w:r>
           </w:p>
-          <w:p ns2:paraId="1316600A" ns2:textId="77777777">
+          <w:p>
             <w:pPr>
               <w:pStyle w:val="Piedepgina"/>
               <w:tabs>
@@ -3055,7 +3048,7 @@
               </w:rPr>
             </w:pPr>
           </w:p>
-          <w:p ns2:paraId="0126E850" ns2:textId="7E0D745F">
+          <w:p>
             <w:pPr>
               <w:pStyle w:val="Piedepgina"/>
               <w:tabs>
@@ -3182,7 +3175,7 @@
               <w:t>durante la semana 3.</w:t>
             </w:r>
           </w:p>
-          <w:p ns2:paraId="2E5C3267" ns2:textId="77777777">
+          <w:p>
             <w:pPr>
               <w:pStyle w:val="Piedepgina"/>
               <w:tabs>
@@ -3200,7 +3193,7 @@
               </w:rPr>
             </w:pPr>
           </w:p>
-          <w:p ns2:paraId="2248EE48" ns2:textId="3419F482">
+          <w:p>
             <w:pPr>
               <w:pStyle w:val="Piedepgina"/>
               <w:tabs>
@@ -3225,7 +3218,7 @@
               <w:t xml:space="preserve">El objetivo de aplicar este instrumento de autoevaluación es: </w:t>
             </w:r>
           </w:p>
-          <w:p ns2:paraId="442BAF00" ns2:textId="72607858">
+          <w:p>
             <w:pPr>
               <w:pStyle w:val="Piedepgina"/>
               <w:numPr>
@@ -3252,7 +3245,7 @@
               <w:t>Tener un referente que oriente el proceso de definición de tu Proyecto APT.</w:t>
             </w:r>
           </w:p>
-          <w:p ns2:paraId="35E75C59" ns2:textId="01E31AA4">
+          <w:p>
             <w:pPr>
               <w:pStyle w:val="Piedepgina"/>
               <w:numPr>
@@ -3279,7 +3272,7 @@
               <w:t>Reflexionar sobre tu Proyecto APT, para identificar fortalezas y aspectos por mejorar.</w:t>
             </w:r>
           </w:p>
-          <w:p ns2:paraId="0EC09B3F" ns2:textId="65C17767">
+          <w:p>
             <w:pPr>
               <w:pStyle w:val="Piedepgina"/>
               <w:numPr>
@@ -3306,7 +3299,7 @@
               <w:t xml:space="preserve">Generar información que permita retroalimentar tu proyecto y ajustarlo antes de la evaluación sumativa. </w:t>
             </w:r>
           </w:p>
-          <w:p ns2:paraId="2A5268B9" ns2:textId="0624596E">
+          <w:p>
             <w:pPr>
               <w:pStyle w:val="Piedepgina"/>
               <w:tabs>
@@ -3321,7 +3314,7 @@
               </w:rPr>
             </w:pPr>
           </w:p>
-          <w:p ns2:paraId="129AA626" ns2:textId="79D036A6">
+          <w:p>
             <w:pPr>
               <w:jc w:val="both"/>
               <w:rPr>
@@ -3354,7 +3347,7 @@
               <w:t> </w:t>
             </w:r>
           </w:p>
-          <w:p ns2:paraId="5EAF31D4" ns2:textId="02460830">
+          <w:p>
             <w:pPr>
               <w:pStyle w:val="Prrafodelista"/>
               <w:numPr>
@@ -3397,7 +3390,7 @@
               <w:t xml:space="preserve"> (inglés y español) </w:t>
             </w:r>
           </w:p>
-          <w:p ns2:paraId="5CD70DDE" ns2:textId="37A400F1">
+          <w:p>
             <w:pPr>
               <w:pStyle w:val="Prrafodelista"/>
               <w:numPr>
@@ -3427,7 +3420,7 @@
               <w:t>Conclusiones individuales solo en inglés. </w:t>
             </w:r>
           </w:p>
-          <w:p ns2:paraId="686A3BDC" ns2:textId="6A001820">
+          <w:p>
             <w:pPr>
               <w:pStyle w:val="Prrafodelista"/>
               <w:numPr>
@@ -3457,7 +3450,7 @@
               <w:t>Reflexión solo en inglés. </w:t>
             </w:r>
           </w:p>
-          <w:p ns2:paraId="6CC228C7" ns2:textId="76D1E78E">
+          <w:p>
             <w:pPr>
               <w:jc w:val="both"/>
               <w:rPr>
@@ -3471,7 +3464,7 @@
               </w:rPr>
             </w:pPr>
           </w:p>
-          <w:p ns2:paraId="55CDB85A" ns2:textId="454B3C65">
+          <w:p>
             <w:pPr>
               <w:jc w:val="both"/>
               <w:rPr>
@@ -3494,7 +3487,7 @@
               <w:t>Tu informe debe contener:  </w:t>
             </w:r>
           </w:p>
-          <w:p ns2:paraId="09F48EF3" ns2:textId="79F2CB90">
+          <w:p>
             <w:pPr>
               <w:pStyle w:val="Prrafodelista"/>
               <w:numPr>
@@ -3524,7 +3517,7 @@
               <w:t>Descripción de proyecto APT </w:t>
             </w:r>
           </w:p>
-          <w:p ns2:paraId="2F89C030" ns2:textId="223BBB69">
+          <w:p>
             <w:pPr>
               <w:pStyle w:val="Prrafodelista"/>
               <w:numPr>
@@ -3554,7 +3547,7 @@
               <w:t>Relación del proyecto APT con las competencias del perfil de egreso. </w:t>
             </w:r>
           </w:p>
-          <w:p ns2:paraId="5710B724" ns2:textId="1D93B6D9">
+          <w:p>
             <w:pPr>
               <w:pStyle w:val="Prrafodelista"/>
               <w:numPr>
@@ -3584,7 +3577,7 @@
               <w:t>Relación del proyecto con tus intereses profesionales. </w:t>
             </w:r>
           </w:p>
-          <w:p ns2:paraId="0161AD6D" ns2:textId="441AA317">
+          <w:p>
             <w:pPr>
               <w:pStyle w:val="Prrafodelista"/>
               <w:numPr>
@@ -3614,7 +3607,7 @@
               <w:t>Argumento del por qué el proyecto es factible a realizarse dentro de la asignatura. </w:t>
             </w:r>
           </w:p>
-          <w:p ns2:paraId="4D23FB1B" ns2:textId="723DE12A">
+          <w:p>
             <w:pPr>
               <w:pStyle w:val="Prrafodelista"/>
               <w:numPr>
@@ -3644,7 +3637,7 @@
               <w:t>Objetivos claros y coherentes. </w:t>
             </w:r>
           </w:p>
-          <w:p ns2:paraId="08BDF8FE" ns2:textId="64C37C8B">
+          <w:p>
             <w:pPr>
               <w:pStyle w:val="Prrafodelista"/>
               <w:numPr>
@@ -3674,7 +3667,7 @@
               <w:t>Propuesta metodológica de trabajo que permita alcanzar los objetivos. </w:t>
             </w:r>
           </w:p>
-          <w:p ns2:paraId="5C877B55" ns2:textId="4BAAD80F">
+          <w:p>
             <w:pPr>
               <w:pStyle w:val="Prrafodelista"/>
               <w:numPr>
@@ -3704,7 +3697,7 @@
               <w:t>Plan de trabajo para el proyecto APT. </w:t>
             </w:r>
           </w:p>
-          <w:p ns2:paraId="4FEF9832" ns2:textId="7ABBE29B">
+          <w:p>
             <w:pPr>
               <w:pStyle w:val="Prrafodelista"/>
               <w:numPr>
@@ -3734,7 +3727,7 @@
               <w:t>Propuesta de evidencias que darán cuenta del logro de las actividades. </w:t>
             </w:r>
           </w:p>
-          <w:p ns2:paraId="14B6BB2B" ns2:textId="21CD3256">
+          <w:p>
             <w:pPr>
               <w:jc w:val="both"/>
               <w:rPr>
@@ -3755,7 +3748,7 @@
               <w:t> </w:t>
             </w:r>
           </w:p>
-          <w:p ns2:paraId="3D913F5D" ns2:textId="04560C6B">
+          <w:p>
             <w:pPr>
               <w:jc w:val="both"/>
               <w:rPr>
@@ -3778,7 +3771,7 @@
               <w:t>Aspectos formales: </w:t>
             </w:r>
           </w:p>
-          <w:p ns2:paraId="4AFBA59B" ns2:textId="70F30B58">
+          <w:p>
             <w:pPr>
               <w:pStyle w:val="Prrafodelista"/>
               <w:numPr>
@@ -3808,7 +3801,7 @@
               <w:t>Formato informe escuela  </w:t>
             </w:r>
           </w:p>
-          <w:p ns2:paraId="4FB26A79" ns2:textId="5C27AB39">
+          <w:p>
             <w:pPr>
               <w:pStyle w:val="Prrafodelista"/>
               <w:numPr>
@@ -3838,7 +3831,7 @@
               <w:t>Respeta reglas de redacción, ortografía y normas de citas y referencias. </w:t>
             </w:r>
           </w:p>
-          <w:p ns2:paraId="0E6D23D7" ns2:textId="49008BB0">
+          <w:p>
             <w:pPr>
               <w:jc w:val="both"/>
               <w:rPr>
@@ -3859,7 +3852,7 @@
               <w:t> </w:t>
             </w:r>
           </w:p>
-          <w:p ns2:paraId="30583CF4" ns2:textId="67AC2011">
+          <w:p>
             <w:pPr>
               <w:jc w:val="both"/>
               <w:rPr>
@@ -3882,7 +3875,7 @@
               <w:t>Indicadores de calidad: </w:t>
             </w:r>
           </w:p>
-          <w:p ns2:paraId="05408ED5" ns2:textId="01AE1332">
+          <w:p>
             <w:pPr>
               <w:pStyle w:val="Prrafodelista"/>
               <w:numPr>
@@ -3913,7 +3906,7 @@
               <w:t>El informe cumple con los indicadores de la presentación del proyecto, según los estándares de la disciplina. </w:t>
             </w:r>
           </w:p>
-          <w:p ns2:paraId="373DB4CB" ns2:textId="74DE0117">
+          <w:p>
             <w:pPr>
               <w:pStyle w:val="Piedepgina"/>
               <w:tabs>
@@ -3928,7 +3921,7 @@
               </w:rPr>
             </w:pPr>
           </w:p>
-          <w:p ns2:paraId="2A850D2C" ns2:textId="77777777">
+          <w:p>
             <w:pPr>
               <w:pStyle w:val="Piedepgina"/>
               <w:tabs>
@@ -3960,7 +3953,7 @@
               <w:t>, encontrarás la pauta (rúbrica) que debes utilizar para efectuar la autoevaluación. Esta te orientará sobre los elementos a considerar en esta experiencia de aprendizaje en la que realizas la “Definición Proyecto APT”.</w:t>
             </w:r>
           </w:p>
-          <w:p ns2:paraId="4D5710D3" ns2:textId="77777777">
+          <w:p>
             <w:pPr>
               <w:pStyle w:val="Piedepgina"/>
               <w:tabs>
@@ -3976,7 +3969,7 @@
               </w:rPr>
             </w:pPr>
           </w:p>
-          <w:p ns2:paraId="202D3F34" ns2:textId="77777777">
+          <w:p>
             <w:pPr>
               <w:pStyle w:val="Piedepgina"/>
               <w:tabs>
@@ -4036,7 +4029,7 @@
               <w:t>para mejorar tu proyecto.</w:t>
             </w:r>
           </w:p>
-          <w:p ns2:paraId="02DE6B7C" ns2:textId="77777777">
+          <w:p>
             <w:pPr>
               <w:pStyle w:val="Piedepgina"/>
               <w:tabs>
@@ -4052,7 +4045,7 @@
               </w:rPr>
             </w:pPr>
           </w:p>
-          <w:p ns2:paraId="29CE335D" ns2:textId="77777777">
+          <w:p>
             <w:pPr>
               <w:pStyle w:val="Piedepgina"/>
               <w:tabs>
@@ -4112,7 +4105,7 @@
               <w:t xml:space="preserve">Lee cada indicador y el descriptor correspondiente en cada nivel de desempeño. Compara esa descripción con tu proyecto y determina a qué nivel corresponde tu trabajo. </w:t>
             </w:r>
           </w:p>
-          <w:p ns2:paraId="66953CEB" ns2:textId="77777777">
+          <w:p>
             <w:pPr>
               <w:pStyle w:val="Piedepgina"/>
               <w:tabs>
@@ -4136,7 +4129,7 @@
               <w:t>Identifica aquellos aspectos que lograste y aquellos que aún puedes mejorar. Con esta información realiza los ajustes requeridos para alcanzar el nivel Completamente logrado.</w:t>
             </w:r>
           </w:p>
-          <w:p ns2:paraId="71B2575D" ns2:textId="77777777">
+          <w:p>
             <w:pPr>
               <w:rPr>
                 <w:rFonts w:asciiTheme="minorHAnsi" w:eastAsiaTheme="minorEastAsia" w:hAnsiTheme="minorHAnsi" w:cstheme="minorBidi"/>
@@ -4146,7 +4139,7 @@
               </w:rPr>
             </w:pPr>
           </w:p>
-          <w:p ns2:paraId="209BF490" ns2:textId="0356FEA9">
+          <w:p>
             <w:pPr>
               <w:pStyle w:val="Piedepgina"/>
               <w:tabs>
@@ -4253,7 +4246,7 @@
               <w:t xml:space="preserve"> propuesta.</w:t>
             </w:r>
           </w:p>
-          <w:p ns2:paraId="04765D8B" ns2:textId="23E4EE70">
+          <w:p>
             <w:pPr>
               <w:pStyle w:val="Piedepgina"/>
               <w:tabs>
@@ -4273,7 +4266,7 @@
         </w:tc>
       </w:tr>
     </w:tbl>
-    <w:p ns2:paraId="69AD3980" ns2:textId="77777777">
+    <w:p>
       <w:pPr>
         <w:pStyle w:val="Encabezado"/>
         <w:jc w:val="both"/>
@@ -4285,7 +4278,7 @@
         </w:rPr>
       </w:pPr>
     </w:p>
-    <w:p ns2:paraId="69E6D5EB" ns2:textId="2F11EB85">
+    <w:p>
       <w:pPr>
         <w:spacing w:after="160" w:line="259" w:lineRule="auto"/>
         <w:rPr>
@@ -4310,7 +4303,7 @@
         <w:gridCol w:w="6495"/>
         <w:gridCol w:w="6495"/>
       </w:tblGrid>
-      <w:tr ns2:paraId="3BA7D195" ns2:textId="77777777">
+      <w:tr>
         <w:trPr>
           <w:trHeight w:val="390"/>
         </w:trPr>
@@ -4326,7 +4319,7 @@
             <w:shd w:val="clear" w:color="auto" w:fill="262626" w:themeFill="text1" w:themeFillTint="D9"/>
             <w:vAlign w:val="center"/>
           </w:tcPr>
-          <w:p ns2:paraId="40664CC4" ns2:textId="17FA6054">
+          <w:p>
             <w:pPr>
               <w:pStyle w:val="Piedepgina"/>
               <w:tabs>
@@ -4363,7 +4356,7 @@
             <w:shd w:val="clear" w:color="auto" w:fill="262626" w:themeFill="text1" w:themeFillTint="D9"/>
             <w:vAlign w:val="center"/>
           </w:tcPr>
-          <w:p ns2:paraId="66032617" ns2:textId="45BFAA3B">
+          <w:p>
             <w:pPr>
               <w:pStyle w:val="Piedepgina"/>
               <w:tabs>
@@ -4388,7 +4381,7 @@
           </w:p>
         </w:tc>
       </w:tr>
-      <w:tr ns2:paraId="5E7B805A" ns2:textId="77777777">
+      <w:tr>
         <w:trPr>
           <w:trHeight w:val="615"/>
         </w:trPr>
@@ -4404,7 +4397,7 @@
             </w:tcBorders>
             <w:vAlign w:val="center"/>
           </w:tcPr>
-          <w:p ns2:paraId="4B3DA7CB" ns2:textId="5547BC5C">
+          <w:p>
             <w:pPr>
               <w:rPr>
                 <w:rFonts w:asciiTheme="minorHAnsi" w:eastAsiaTheme="minorEastAsia" w:hAnsiTheme="minorHAnsi" w:cstheme="minorBidi"/>
@@ -4433,7 +4426,7 @@
             </w:tcBorders>
             <w:vAlign w:val="center"/>
           </w:tcPr>
-          <w:p ns2:paraId="51A897BF" ns2:textId="34EEE04C">
+          <w:p>
             <w:pPr>
               <w:pStyle w:val="Piedepgina"/>
               <w:tabs>
@@ -4470,7 +4463,7 @@
           </w:p>
         </w:tc>
       </w:tr>
-      <w:tr ns2:paraId="70BE4C2A" ns2:textId="77777777">
+      <w:tr>
         <w:trPr>
           <w:trHeight w:val="630"/>
         </w:trPr>
@@ -4480,7 +4473,7 @@
             <w:vMerge/>
             <w:vAlign w:val="center"/>
           </w:tcPr>
-          <w:p ns2:paraId="1C6F3851" ns2:textId="77777777"/>
+          <w:p/>
         </w:tc>
         <w:tc>
           <w:tcPr>
@@ -4493,7 +4486,7 @@
             </w:tcBorders>
             <w:vAlign w:val="center"/>
           </w:tcPr>
-          <w:p ns2:paraId="46DEB7D6" ns2:textId="777522FB">
+          <w:p>
             <w:pPr>
               <w:jc w:val="both"/>
               <w:rPr>
@@ -4511,7 +4504,7 @@
           </w:p>
         </w:tc>
       </w:tr>
-      <w:tr ns2:paraId="1334AC90" ns2:textId="77777777">
+      <w:tr>
         <w:trPr>
           <w:trHeight w:val="450"/>
         </w:trPr>
@@ -4521,7 +4514,7 @@
             <w:vMerge/>
             <w:vAlign w:val="center"/>
           </w:tcPr>
-          <w:p ns2:paraId="346FB495" ns2:textId="77777777"/>
+          <w:p/>
         </w:tc>
         <w:tc>
           <w:tcPr>
@@ -4534,7 +4527,7 @@
             </w:tcBorders>
             <w:vAlign w:val="center"/>
           </w:tcPr>
-          <w:p ns2:paraId="691E7DEF" ns2:textId="7C63150E">
+          <w:p>
             <w:pPr>
               <w:jc w:val="both"/>
               <w:rPr>
@@ -4568,7 +4561,7 @@
           </w:p>
         </w:tc>
       </w:tr>
-      <w:tr ns2:paraId="4D677709" ns2:textId="77777777">
+      <w:tr>
         <w:trPr>
           <w:trHeight w:val="645"/>
         </w:trPr>
@@ -4584,7 +4577,7 @@
             </w:tcBorders>
             <w:vAlign w:val="center"/>
           </w:tcPr>
-          <w:p ns2:paraId="38A6DA0A" ns2:textId="21BD61E1">
+          <w:p>
             <w:pPr>
               <w:pStyle w:val="Piedepgina"/>
               <w:tabs>
@@ -4639,7 +4632,7 @@
             </w:tcBorders>
             <w:vAlign w:val="center"/>
           </w:tcPr>
-          <w:p ns2:paraId="44B9FCA8" ns2:textId="457EFD1D">
+          <w:p>
             <w:pPr>
               <w:jc w:val="both"/>
               <w:rPr>
@@ -4673,7 +4666,7 @@
           </w:p>
         </w:tc>
       </w:tr>
-      <w:tr ns2:paraId="77DEF153" ns2:textId="77777777">
+      <w:tr>
         <w:trPr>
           <w:trHeight w:val="690"/>
         </w:trPr>
@@ -4683,7 +4676,7 @@
             <w:vMerge/>
             <w:vAlign w:val="center"/>
           </w:tcPr>
-          <w:p ns2:paraId="26763DD0" ns2:textId="77777777"/>
+          <w:p/>
         </w:tc>
         <w:tc>
           <w:tcPr>
@@ -4696,7 +4689,7 @@
             </w:tcBorders>
             <w:vAlign w:val="center"/>
           </w:tcPr>
-          <w:p ns2:paraId="5A527659" ns2:textId="63C70802">
+          <w:p>
             <w:pPr>
               <w:jc w:val="both"/>
               <w:rPr>
@@ -4730,7 +4723,7 @@
           </w:p>
         </w:tc>
       </w:tr>
-      <w:tr ns2:paraId="65D886BE" ns2:textId="77777777">
+      <w:tr>
         <w:trPr>
           <w:trHeight w:val="660"/>
         </w:trPr>
@@ -4746,7 +4739,7 @@
             </w:tcBorders>
             <w:vAlign w:val="center"/>
           </w:tcPr>
-          <w:p ns2:paraId="73A1F256" ns2:textId="4D538C89">
+          <w:p>
             <w:pPr>
               <w:pStyle w:val="Piedepgina"/>
               <w:tabs>
@@ -4801,7 +4794,7 @@
             </w:tcBorders>
             <w:vAlign w:val="center"/>
           </w:tcPr>
-          <w:p ns2:paraId="57331988" ns2:textId="510CA3B1">
+          <w:p>
             <w:pPr>
               <w:jc w:val="both"/>
               <w:rPr>
@@ -4835,7 +4828,7 @@
           </w:p>
         </w:tc>
       </w:tr>
-      <w:tr ns2:paraId="55446B8E" ns2:textId="77777777">
+      <w:tr>
         <w:trPr>
           <w:trHeight w:val="630"/>
         </w:trPr>
@@ -4845,7 +4838,7 @@
             <w:vMerge/>
             <w:vAlign w:val="center"/>
           </w:tcPr>
-          <w:p ns2:paraId="0452AC9E" ns2:textId="77777777"/>
+          <w:p/>
         </w:tc>
         <w:tc>
           <w:tcPr>
@@ -4858,7 +4851,7 @@
             </w:tcBorders>
             <w:vAlign w:val="center"/>
           </w:tcPr>
-          <w:p ns2:paraId="580D6DD4" ns2:textId="7F6E70BA">
+          <w:p>
             <w:pPr>
               <w:jc w:val="both"/>
               <w:rPr>
@@ -4892,7 +4885,7 @@
           </w:p>
         </w:tc>
       </w:tr>
-      <w:tr ns2:paraId="3EDA2A1D" ns2:textId="77777777">
+      <w:tr>
         <w:trPr>
           <w:trHeight w:val="825"/>
         </w:trPr>
@@ -4908,7 +4901,7 @@
             </w:tcBorders>
             <w:vAlign w:val="center"/>
           </w:tcPr>
-          <w:p ns2:paraId="5D7189C0" ns2:textId="4668F384">
+          <w:p>
             <w:pPr>
               <w:pStyle w:val="Piedepgina"/>
               <w:tabs>
@@ -4943,7 +4936,7 @@
             </w:tcBorders>
             <w:vAlign w:val="center"/>
           </w:tcPr>
-          <w:p ns2:paraId="32A5D98C" ns2:textId="2792B615">
+          <w:p>
             <w:pPr>
               <w:jc w:val="both"/>
               <w:rPr>
@@ -4961,7 +4954,7 @@
           </w:p>
         </w:tc>
       </w:tr>
-      <w:tr ns2:paraId="34C86FBF" ns2:textId="77777777">
+      <w:tr>
         <w:trPr>
           <w:trHeight w:val="825"/>
         </w:trPr>
@@ -4971,7 +4964,7 @@
             <w:vMerge/>
             <w:vAlign w:val="center"/>
           </w:tcPr>
-          <w:p ns2:paraId="0873566A" ns2:textId="77777777"/>
+          <w:p/>
         </w:tc>
         <w:tc>
           <w:tcPr>
@@ -4984,7 +4977,7 @@
             </w:tcBorders>
             <w:vAlign w:val="center"/>
           </w:tcPr>
-          <w:p ns2:paraId="66EB6CB4" ns2:textId="48E9983A">
+          <w:p>
             <w:pPr>
               <w:jc w:val="both"/>
               <w:rPr>
@@ -5002,7 +4995,7 @@
           </w:p>
         </w:tc>
       </w:tr>
-      <w:tr ns2:paraId="297DC047" ns2:textId="77777777">
+      <w:tr>
         <w:trPr>
           <w:trHeight w:val="870"/>
         </w:trPr>
@@ -5012,7 +5005,7 @@
             <w:vMerge/>
             <w:vAlign w:val="center"/>
           </w:tcPr>
-          <w:p ns2:paraId="085B055D" ns2:textId="77777777"/>
+          <w:p/>
         </w:tc>
         <w:tc>
           <w:tcPr>
@@ -5025,7 +5018,7 @@
             </w:tcBorders>
             <w:vAlign w:val="center"/>
           </w:tcPr>
-          <w:p ns2:paraId="12C39655" ns2:textId="17B193A6">
+          <w:p>
             <w:pPr>
               <w:jc w:val="both"/>
               <w:rPr>
@@ -5044,7 +5037,7 @@
         </w:tc>
       </w:tr>
     </w:tbl>
-    <w:p ns2:paraId="75237A53" ns2:textId="565F41B2">
+    <w:p>
       <w:pPr>
         <w:pStyle w:val="Encabezado"/>
         <w:jc w:val="both"/>
@@ -5057,7 +5050,7 @@
         </w:rPr>
       </w:pPr>
     </w:p>
-    <w:p ns2:paraId="67095572" ns2:textId="7B434538">
+    <w:p>
       <w:pPr>
         <w:spacing w:after="160" w:line="259" w:lineRule="auto"/>
         <w:rPr>
@@ -5079,7 +5072,7 @@
         <w:br w:type="page"/>
       </w:r>
     </w:p>
-    <w:p ns2:paraId="4B01E89B" ns2:textId="77777777">
+    <w:p>
       <w:pPr>
         <w:pStyle w:val="Encabezado"/>
         <w:pBdr>
@@ -5112,7 +5105,7 @@
         <w:t>Pauta de Evaluación</w:t>
       </w:r>
     </w:p>
-    <w:p ns2:paraId="23456FEE" ns2:textId="77777777">
+    <w:p>
       <w:pPr>
         <w:jc w:val="both"/>
         <w:rPr>
@@ -5138,7 +5131,7 @@
         <w:t>Pauta tipo: Rúbrica</w:t>
       </w:r>
     </w:p>
-    <w:p ns2:paraId="39E3CD56" ns2:textId="77777777">
+    <w:p>
       <w:pPr>
         <w:rPr>
           <w:rFonts w:asciiTheme="minorHAnsi" w:eastAsiaTheme="minorEastAsia" w:hAnsiTheme="minorHAnsi" w:cstheme="minorBidi"/>
@@ -5168,7 +5161,7 @@
         <w:gridCol w:w="1116"/>
         <w:gridCol w:w="8789"/>
       </w:tblGrid>
-      <w:tr ns2:paraId="65872B7C" ns2:textId="77777777">
+      <w:tr>
         <w:trPr>
           <w:trHeight w:val="411"/>
           <w:jc w:val="center"/>
@@ -5180,7 +5173,7 @@
             <w:vAlign w:val="center"/>
             <w:hideMark/>
           </w:tcPr>
-          <w:p ns2:paraId="734927D8" ns2:textId="77777777">
+          <w:p>
             <w:pPr>
               <w:jc w:val="center"/>
               <w:rPr>
@@ -5211,7 +5204,7 @@
             <w:shd w:val="clear" w:color="auto" w:fill="262626" w:themeFill="text1" w:themeFillTint="D9"/>
             <w:vAlign w:val="center"/>
           </w:tcPr>
-          <w:p ns2:paraId="588A6DDF" ns2:textId="77777777">
+          <w:p>
             <w:pPr>
               <w:tabs>
                 <w:tab w:val="left" w:pos="3630"/>
@@ -5245,7 +5238,7 @@
             <w:shd w:val="clear" w:color="auto" w:fill="262626" w:themeFill="text1" w:themeFillTint="D9"/>
             <w:vAlign w:val="center"/>
           </w:tcPr>
-          <w:p ns2:paraId="51A5ED23" ns2:textId="77777777">
+          <w:p>
             <w:pPr>
               <w:jc w:val="center"/>
               <w:rPr>
@@ -5271,7 +5264,7 @@
           </w:p>
         </w:tc>
       </w:tr>
-      <w:tr ns2:paraId="7811F20A" ns2:textId="77777777">
+      <w:tr>
         <w:trPr>
           <w:trHeight w:val="611"/>
           <w:jc w:val="center"/>
@@ -5282,7 +5275,7 @@
             <w:vAlign w:val="center"/>
             <w:hideMark/>
           </w:tcPr>
-          <w:p ns2:paraId="373ACA39" ns2:textId="3998929B">
+          <w:p>
             <w:pPr>
               <w:jc w:val="center"/>
               <w:rPr>
@@ -5310,7 +5303,7 @@
             <w:tcW w:w="1116" w:type="dxa"/>
             <w:vAlign w:val="center"/>
           </w:tcPr>
-          <w:p ns2:paraId="656CC2F3" ns2:textId="77777777">
+          <w:p>
             <w:pPr>
               <w:jc w:val="center"/>
               <w:rPr>
@@ -5338,7 +5331,7 @@
             <w:tcW w:w="8789" w:type="dxa"/>
             <w:vAlign w:val="center"/>
           </w:tcPr>
-          <w:p ns2:paraId="187FC0BE" ns2:textId="77777777">
+          <w:p>
             <w:pPr>
               <w:jc w:val="both"/>
               <w:rPr>
@@ -5391,7 +5384,7 @@
           </w:p>
         </w:tc>
       </w:tr>
-      <w:tr ns2:paraId="5C313E94" ns2:textId="77777777">
+      <w:tr>
         <w:trPr>
           <w:trHeight w:val="611"/>
           <w:jc w:val="center"/>
@@ -5401,7 +5394,7 @@
             <w:tcW w:w="3089" w:type="dxa"/>
             <w:vAlign w:val="center"/>
           </w:tcPr>
-          <w:p ns2:paraId="2B5C5949" ns2:textId="08189CB1">
+          <w:p>
             <w:pPr>
               <w:pStyle w:val="Default"/>
               <w:jc w:val="center"/>
@@ -5432,7 +5425,7 @@
             <w:tcW w:w="1116" w:type="dxa"/>
             <w:vAlign w:val="center"/>
           </w:tcPr>
-          <w:p ns2:paraId="10DA091C" ns2:textId="77777777">
+          <w:p>
             <w:pPr>
               <w:jc w:val="center"/>
               <w:rPr>
@@ -5460,7 +5453,7 @@
             <w:tcW w:w="8789" w:type="dxa"/>
             <w:vAlign w:val="center"/>
           </w:tcPr>
-          <w:p ns2:paraId="179C2482" ns2:textId="57B4678B">
+          <w:p>
             <w:pPr>
               <w:jc w:val="both"/>
               <w:rPr>
@@ -5527,7 +5520,7 @@
           </w:p>
         </w:tc>
       </w:tr>
-      <w:tr ns2:paraId="605285CA" ns2:textId="77777777">
+      <w:tr>
         <w:trPr>
           <w:trHeight w:val="611"/>
           <w:jc w:val="center"/>
@@ -5537,7 +5530,7 @@
             <w:tcW w:w="3089" w:type="dxa"/>
             <w:vAlign w:val="center"/>
           </w:tcPr>
-          <w:p ns2:paraId="2DEC1038" ns2:textId="4DAB5781">
+          <w:p>
             <w:pPr>
               <w:pStyle w:val="Default"/>
               <w:jc w:val="center"/>
@@ -5568,7 +5561,7 @@
             <w:tcW w:w="1116" w:type="dxa"/>
             <w:vAlign w:val="center"/>
           </w:tcPr>
-          <w:p ns2:paraId="5436EDF6" ns2:textId="77777777">
+          <w:p>
             <w:pPr>
               <w:jc w:val="center"/>
               <w:rPr>
@@ -5597,7 +5590,7 @@
             <w:tcW w:w="8789" w:type="dxa"/>
             <w:vAlign w:val="center"/>
           </w:tcPr>
-          <w:p ns2:paraId="5A53EA5B" ns2:textId="77777777">
+          <w:p>
             <w:pPr>
               <w:jc w:val="both"/>
               <w:rPr>
@@ -5628,7 +5621,7 @@
           </w:p>
         </w:tc>
       </w:tr>
-      <w:tr ns2:paraId="4A006354" ns2:textId="77777777">
+      <w:tr>
         <w:trPr>
           <w:trHeight w:val="550"/>
           <w:jc w:val="center"/>
@@ -5638,7 +5631,7 @@
             <w:tcW w:w="3089" w:type="dxa"/>
             <w:vAlign w:val="center"/>
           </w:tcPr>
-          <w:p ns2:paraId="2B320B67" ns2:textId="7DB1A2F4">
+          <w:p>
             <w:pPr>
               <w:jc w:val="center"/>
               <w:rPr>
@@ -5666,7 +5659,7 @@
             <w:tcW w:w="1116" w:type="dxa"/>
             <w:vAlign w:val="center"/>
           </w:tcPr>
-          <w:p ns2:paraId="39EC38BF" ns2:textId="77777777">
+          <w:p>
             <w:pPr>
               <w:jc w:val="center"/>
               <w:rPr>
@@ -5695,7 +5688,7 @@
             <w:tcW w:w="8789" w:type="dxa"/>
             <w:vAlign w:val="center"/>
           </w:tcPr>
-          <w:p ns2:paraId="3649D86B" ns2:textId="77777777">
+          <w:p>
             <w:pPr>
               <w:jc w:val="both"/>
               <w:rPr>
@@ -5721,7 +5714,7 @@
         </w:tc>
       </w:tr>
     </w:tbl>
-    <w:p ns2:paraId="0BEF5AEC" ns2:textId="77777777">
+    <w:p>
       <w:pPr>
         <w:rPr>
           <w:rFonts w:asciiTheme="minorHAnsi" w:eastAsiaTheme="minorEastAsia" w:hAnsiTheme="minorHAnsi" w:cstheme="minorBidi"/>
@@ -5753,7 +5746,7 @@
         <w:gridCol w:w="2052"/>
         <w:gridCol w:w="1449"/>
       </w:tblGrid>
-      <w:tr ns2:paraId="05F4859D" ns2:textId="77777777">
+      <w:tr>
         <w:trPr>
           <w:trHeight w:val="416"/>
         </w:trPr>
@@ -5765,7 +5758,7 @@
             <w:vAlign w:val="center"/>
             <w:hideMark/>
           </w:tcPr>
-          <w:p ns2:paraId="787FB532" ns2:textId="77777777">
+          <w:p>
             <w:pPr>
               <w:jc w:val="center"/>
               <w:rPr>
@@ -5794,7 +5787,7 @@
             <w:vAlign w:val="center"/>
             <w:hideMark/>
           </w:tcPr>
-          <w:p ns2:paraId="56573879" ns2:textId="77777777">
+          <w:p>
             <w:pPr>
               <w:jc w:val="center"/>
               <w:rPr>
@@ -5841,7 +5834,7 @@
             <w:vAlign w:val="center"/>
             <w:hideMark/>
           </w:tcPr>
-          <w:p ns2:paraId="6B1E56CA" ns2:textId="77777777">
+          <w:p>
             <w:pPr>
               <w:jc w:val="center"/>
               <w:rPr>
@@ -5863,7 +5856,7 @@
           </w:p>
         </w:tc>
       </w:tr>
-      <w:tr ns2:paraId="7B7E0159" ns2:textId="77777777">
+      <w:tr>
         <w:trPr>
           <w:trHeight w:val="563"/>
         </w:trPr>
@@ -5873,7 +5866,7 @@
             <w:vMerge/>
             <w:hideMark/>
           </w:tcPr>
-          <w:p ns2:paraId="10B67FD3" ns2:textId="77777777">
+          <w:p>
             <w:pPr>
               <w:rPr>
                 <w:rFonts w:ascii="Arial" w:hAnsi="Arial" w:cs="Arial"/>
@@ -5891,7 +5884,7 @@
             <w:vAlign w:val="center"/>
             <w:hideMark/>
           </w:tcPr>
-          <w:p ns2:paraId="44528670" ns2:textId="12D5083E">
+          <w:p>
             <w:pPr>
               <w:jc w:val="center"/>
               <w:rPr>
@@ -5948,7 +5941,7 @@
             <w:vAlign w:val="center"/>
             <w:hideMark/>
           </w:tcPr>
-          <w:p ns2:paraId="2CFC46CA" ns2:textId="6BCD7E6B">
+          <w:p>
             <w:pPr>
               <w:jc w:val="center"/>
               <w:rPr>
@@ -6013,7 +6006,7 @@
             <w:vAlign w:val="center"/>
             <w:hideMark/>
           </w:tcPr>
-          <w:p ns2:paraId="65346D86" ns2:textId="77777777">
+          <w:p>
             <w:pPr>
               <w:pStyle w:val="Default"/>
               <w:jc w:val="center"/>
@@ -6038,7 +6031,7 @@
               <w:t xml:space="preserve">Logro incipiente </w:t>
             </w:r>
           </w:p>
-          <w:p ns2:paraId="275AAC16" ns2:textId="2DB43D6A">
+          <w:p>
             <w:pPr>
               <w:jc w:val="center"/>
               <w:rPr>
@@ -6084,7 +6077,7 @@
             <w:vAlign w:val="center"/>
             <w:hideMark/>
           </w:tcPr>
-          <w:p ns2:paraId="5C888BE0" ns2:textId="77777777">
+          <w:p>
             <w:pPr>
               <w:jc w:val="center"/>
               <w:rPr>
@@ -6113,7 +6106,7 @@
               <w:t>o logrado</w:t>
             </w:r>
           </w:p>
-          <w:p ns2:paraId="7D6AFFF1" ns2:textId="566F219A">
+          <w:p>
             <w:pPr>
               <w:jc w:val="center"/>
               <w:rPr>
@@ -6158,7 +6151,7 @@
             <w:vMerge/>
             <w:hideMark/>
           </w:tcPr>
-          <w:p ns2:paraId="0CE9AC27" ns2:textId="77777777">
+          <w:p>
             <w:pPr>
               <w:rPr>
                 <w:rFonts w:ascii="Arial" w:hAnsi="Arial" w:cs="Arial"/>
@@ -6170,7 +6163,7 @@
           </w:p>
         </w:tc>
       </w:tr>
-      <w:tr ns2:paraId="0ECA8137" ns2:textId="77777777">
+      <w:tr>
         <w:trPr>
           <w:trHeight w:val="567"/>
         </w:trPr>
@@ -6180,7 +6173,7 @@
             <w:vAlign w:val="center"/>
             <w:hideMark/>
           </w:tcPr>
-          <w:p ns2:paraId="2C06A17A" ns2:textId="77777777">
+          <w:p>
             <w:pPr>
               <w:rPr>
                 <w:rFonts w:asciiTheme="minorHAnsi" w:eastAsiaTheme="minorEastAsia" w:hAnsiTheme="minorHAnsi" w:cstheme="minorBidi"/>
@@ -6203,7 +6196,7 @@
             <w:tcW w:w="2268" w:type="dxa"/>
             <w:vAlign w:val="center"/>
           </w:tcPr>
-          <w:p ns2:paraId="156D9FC3" ns2:textId="5D13CA93">
+          <w:p>
             <w:pPr>
               <w:rPr>
                 <w:rFonts w:asciiTheme="minorHAnsi" w:eastAsiaTheme="minorEastAsia" w:hAnsiTheme="minorHAnsi" w:cstheme="minorBidi"/>
@@ -6253,7 +6246,7 @@
             <w:tcW w:w="2126" w:type="dxa"/>
             <w:vAlign w:val="center"/>
           </w:tcPr>
-          <w:p ns2:paraId="2996B889" ns2:textId="300C390E">
+          <w:p>
             <w:pPr>
               <w:rPr>
                 <w:rFonts w:asciiTheme="minorHAnsi" w:eastAsiaTheme="minorEastAsia" w:hAnsiTheme="minorHAnsi" w:cstheme="minorBidi"/>
@@ -6304,7 +6297,7 @@
             <w:vAlign w:val="center"/>
             <w:hideMark/>
           </w:tcPr>
-          <w:p ns2:paraId="16321832" ns2:textId="132030BD">
+          <w:p>
             <w:pPr>
               <w:rPr>
                 <w:rFonts w:asciiTheme="minorHAnsi" w:eastAsiaTheme="minorEastAsia" w:hAnsiTheme="minorHAnsi" w:cstheme="minorBidi"/>
@@ -6362,7 +6355,7 @@
             <w:vAlign w:val="center"/>
             <w:hideMark/>
           </w:tcPr>
-          <w:p ns2:paraId="1AD6E107" ns2:textId="6268D6BC">
+          <w:p>
             <w:pPr>
               <w:rPr>
                 <w:rFonts w:asciiTheme="minorHAnsi" w:eastAsiaTheme="minorEastAsia" w:hAnsiTheme="minorHAnsi" w:cstheme="minorBidi"/>
@@ -6420,7 +6413,7 @@
             <w:vAlign w:val="center"/>
             <w:hideMark/>
           </w:tcPr>
-          <w:p ns2:paraId="4083791F" ns2:textId="21C2E184">
+          <w:p>
             <w:pPr>
               <w:jc w:val="center"/>
             </w:pPr>
@@ -6437,7 +6430,7 @@
           </w:p>
         </w:tc>
       </w:tr>
-      <w:tr ns2:paraId="02A9A92E" ns2:textId="77777777">
+      <w:tr>
         <w:trPr>
           <w:trHeight w:val="567"/>
         </w:trPr>
@@ -6446,7 +6439,7 @@
             <w:tcW w:w="2972" w:type="dxa"/>
             <w:vAlign w:val="center"/>
           </w:tcPr>
-          <w:p ns2:paraId="09CBE47D" ns2:textId="77777777">
+          <w:p>
             <w:pPr>
               <w:rPr>
                 <w:rFonts w:asciiTheme="minorHAnsi" w:eastAsiaTheme="minorEastAsia" w:hAnsiTheme="minorHAnsi" w:cstheme="minorBidi"/>
@@ -6469,7 +6462,7 @@
             <w:tcW w:w="2268" w:type="dxa"/>
             <w:vAlign w:val="center"/>
           </w:tcPr>
-          <w:p ns2:paraId="6E094A27" ns2:textId="0B7B6DCA">
+          <w:p>
             <w:pPr>
               <w:rPr>
                 <w:rFonts w:asciiTheme="minorHAnsi" w:eastAsiaTheme="minorEastAsia" w:hAnsiTheme="minorHAnsi" w:cstheme="minorBidi"/>
@@ -6562,7 +6555,7 @@
             <w:tcW w:w="2126" w:type="dxa"/>
             <w:vAlign w:val="center"/>
           </w:tcPr>
-          <w:p ns2:paraId="756EA397" ns2:textId="5CF9041D">
+          <w:p>
             <w:pPr>
               <w:rPr>
                 <w:rFonts w:asciiTheme="minorHAnsi" w:eastAsiaTheme="minorEastAsia" w:hAnsiTheme="minorHAnsi" w:cstheme="minorBidi"/>
@@ -6670,7 +6663,7 @@
             <w:tcW w:w="2127" w:type="dxa"/>
             <w:vAlign w:val="center"/>
           </w:tcPr>
-          <w:p ns2:paraId="3086C793" ns2:textId="43E0E73E">
+          <w:p>
             <w:pPr>
               <w:rPr>
                 <w:rFonts w:asciiTheme="minorHAnsi" w:eastAsiaTheme="minorEastAsia" w:hAnsiTheme="minorHAnsi" w:cstheme="minorBidi"/>
@@ -6750,7 +6743,7 @@
             <w:tcW w:w="2052" w:type="dxa"/>
             <w:vAlign w:val="center"/>
           </w:tcPr>
-          <w:p ns2:paraId="3DA325A6" ns2:textId="4E71F591">
+          <w:p>
             <w:pPr>
               <w:rPr>
                 <w:rFonts w:asciiTheme="minorHAnsi" w:eastAsiaTheme="minorEastAsia" w:hAnsiTheme="minorHAnsi" w:cstheme="minorBidi"/>
@@ -6857,7 +6850,7 @@
             <w:tcW w:w="1449" w:type="dxa"/>
             <w:vAlign w:val="center"/>
           </w:tcPr>
-          <w:p ns2:paraId="36E82394" ns2:textId="455344BE">
+          <w:p>
             <w:pPr>
               <w:jc w:val="center"/>
               <w:rPr>
@@ -6882,7 +6875,7 @@
           </w:p>
         </w:tc>
       </w:tr>
-      <w:tr ns2:paraId="2B8DBB65" ns2:textId="77777777">
+      <w:tr>
         <w:trPr>
           <w:trHeight w:val="567"/>
         </w:trPr>
@@ -6891,7 +6884,7 @@
             <w:tcW w:w="2972" w:type="dxa"/>
             <w:vAlign w:val="center"/>
           </w:tcPr>
-          <w:p ns2:paraId="391051AB" ns2:textId="77777777">
+          <w:p>
             <w:pPr>
               <w:rPr>
                 <w:rFonts w:asciiTheme="minorHAnsi" w:eastAsiaTheme="minorEastAsia" w:hAnsiTheme="minorHAnsi" w:cstheme="minorBidi"/>
@@ -6908,7 +6901,7 @@
               <w:t>3. Relaciona el Proyecto APT con sus intereses profesionales.</w:t>
             </w:r>
           </w:p>
-          <w:p ns2:paraId="5AA09173" ns2:textId="77777777">
+          <w:p>
             <w:pPr>
               <w:rPr>
                 <w:rFonts w:asciiTheme="minorHAnsi" w:eastAsiaTheme="minorEastAsia" w:hAnsiTheme="minorHAnsi" w:cstheme="minorBidi"/>
@@ -6917,7 +6910,7 @@
               </w:rPr>
             </w:pPr>
           </w:p>
-          <w:p ns2:paraId="41CBF6F8" ns2:textId="1042D501">
+          <w:p>
             <w:pPr>
               <w:rPr>
                 <w:rFonts w:asciiTheme="minorHAnsi" w:eastAsiaTheme="minorEastAsia" w:hAnsiTheme="minorHAnsi" w:cstheme="minorBidi"/>
@@ -6932,7 +6925,7 @@
             <w:tcW w:w="2268" w:type="dxa"/>
             <w:vAlign w:val="center"/>
           </w:tcPr>
-          <w:p ns2:paraId="48CE56D8" ns2:textId="2A83F7AF">
+          <w:p>
             <w:pPr>
               <w:rPr>
                 <w:rFonts w:asciiTheme="minorHAnsi" w:eastAsiaTheme="minorEastAsia" w:hAnsiTheme="minorHAnsi" w:cstheme="minorBidi"/>
@@ -6996,7 +6989,7 @@
             <w:tcW w:w="2126" w:type="dxa"/>
             <w:vAlign w:val="center"/>
           </w:tcPr>
-          <w:p ns2:paraId="2EE689A4" ns2:textId="215B6430">
+          <w:p>
             <w:pPr>
               <w:rPr>
                 <w:rFonts w:asciiTheme="minorHAnsi" w:eastAsiaTheme="minorEastAsia" w:hAnsiTheme="minorHAnsi" w:cstheme="minorBidi"/>
@@ -7053,7 +7046,7 @@
             <w:tcW w:w="2127" w:type="dxa"/>
             <w:vAlign w:val="center"/>
           </w:tcPr>
-          <w:p ns2:paraId="5D3B2501" ns2:textId="0804D007">
+          <w:p>
             <w:pPr>
               <w:rPr>
                 <w:rFonts w:asciiTheme="minorHAnsi" w:eastAsiaTheme="minorEastAsia" w:hAnsiTheme="minorHAnsi" w:cstheme="minorBidi"/>
@@ -7103,7 +7096,7 @@
             <w:tcW w:w="2052" w:type="dxa"/>
             <w:vAlign w:val="center"/>
           </w:tcPr>
-          <w:p ns2:paraId="41077BB1" ns2:textId="413B6BC4">
+          <w:p>
             <w:pPr>
               <w:rPr>
                 <w:rFonts w:asciiTheme="minorHAnsi" w:eastAsiaTheme="minorEastAsia" w:hAnsiTheme="minorHAnsi" w:cstheme="minorBidi"/>
@@ -7139,7 +7132,7 @@
             <w:tcW w:w="1449" w:type="dxa"/>
             <w:vAlign w:val="center"/>
           </w:tcPr>
-          <w:p ns2:paraId="57211775" ns2:textId="388676C2">
+          <w:p>
             <w:pPr>
               <w:jc w:val="center"/>
               <w:rPr>
@@ -7163,7 +7156,7 @@
           </w:p>
         </w:tc>
       </w:tr>
-      <w:tr ns2:paraId="58547532" ns2:textId="77777777">
+      <w:tr>
         <w:trPr>
           <w:trHeight w:val="567"/>
         </w:trPr>
@@ -7172,7 +7165,7 @@
             <w:tcW w:w="2972" w:type="dxa"/>
             <w:vAlign w:val="center"/>
           </w:tcPr>
-          <w:p ns2:paraId="775AEE00" ns2:textId="05AB5F5B">
+          <w:p>
             <w:pPr>
               <w:rPr>
                 <w:rFonts w:asciiTheme="minorHAnsi" w:eastAsiaTheme="minorEastAsia" w:hAnsiTheme="minorHAnsi" w:cstheme="minorBidi"/>
@@ -7195,7 +7188,7 @@
             <w:tcW w:w="2268" w:type="dxa"/>
             <w:vAlign w:val="center"/>
           </w:tcPr>
-          <w:p ns2:paraId="76696DCF" ns2:textId="58806ADE">
+          <w:p>
             <w:pPr>
               <w:rPr>
                 <w:rFonts w:asciiTheme="minorHAnsi" w:eastAsiaTheme="minorEastAsia" w:hAnsiTheme="minorHAnsi" w:cstheme="minorBidi"/>
@@ -7245,7 +7238,7 @@
             <w:tcW w:w="2126" w:type="dxa"/>
             <w:vAlign w:val="center"/>
           </w:tcPr>
-          <w:p ns2:paraId="45A6891F" ns2:textId="36F555E7">
+          <w:p>
             <w:pPr>
               <w:rPr>
                 <w:rFonts w:asciiTheme="minorHAnsi" w:eastAsiaTheme="minorEastAsia" w:hAnsiTheme="minorHAnsi" w:cstheme="minorBidi"/>
@@ -7308,7 +7301,7 @@
             <w:tcW w:w="2127" w:type="dxa"/>
             <w:vAlign w:val="center"/>
           </w:tcPr>
-          <w:p ns2:paraId="20E74BE5" ns2:textId="51137121">
+          <w:p>
             <w:pPr>
               <w:rPr>
                 <w:rFonts w:asciiTheme="minorHAnsi" w:eastAsiaTheme="minorEastAsia" w:hAnsiTheme="minorHAnsi" w:cstheme="minorBidi"/>
@@ -7371,7 +7364,7 @@
             <w:tcW w:w="2052" w:type="dxa"/>
             <w:vAlign w:val="center"/>
           </w:tcPr>
-          <w:p ns2:paraId="64575DAA" ns2:textId="75A94B1D">
+          <w:p>
             <w:pPr>
               <w:rPr>
                 <w:rFonts w:asciiTheme="minorHAnsi" w:eastAsiaTheme="minorEastAsia" w:hAnsiTheme="minorHAnsi" w:cstheme="minorBidi"/>
@@ -7441,7 +7434,7 @@
             <w:tcW w:w="1449" w:type="dxa"/>
             <w:vAlign w:val="center"/>
           </w:tcPr>
-          <w:p ns2:paraId="06B13BEC" ns2:textId="30796885">
+          <w:p>
             <w:pPr>
               <w:jc w:val="center"/>
               <w:rPr>
@@ -7465,7 +7458,7 @@
           </w:p>
         </w:tc>
       </w:tr>
-      <w:tr ns2:paraId="56BB606A" ns2:textId="77777777">
+      <w:tr>
         <w:trPr>
           <w:trHeight w:val="567"/>
         </w:trPr>
@@ -7474,7 +7467,7 @@
             <w:tcW w:w="2972" w:type="dxa"/>
             <w:vAlign w:val="center"/>
           </w:tcPr>
-          <w:p ns2:paraId="3B20DC4D" ns2:textId="670A377B">
+          <w:p>
             <w:pPr>
               <w:rPr>
                 <w:rFonts w:asciiTheme="minorHAnsi" w:eastAsiaTheme="minorEastAsia" w:hAnsiTheme="minorHAnsi" w:cstheme="minorBidi"/>
@@ -7505,7 +7498,7 @@
             <w:tcW w:w="2268" w:type="dxa"/>
             <w:vAlign w:val="center"/>
           </w:tcPr>
-          <w:p ns2:paraId="76B04757" ns2:textId="2D59F033">
+          <w:p>
             <w:pPr>
               <w:rPr>
                 <w:rFonts w:asciiTheme="minorHAnsi" w:eastAsiaTheme="minorEastAsia" w:hAnsiTheme="minorHAnsi" w:cstheme="minorBidi"/>
@@ -7541,7 +7534,7 @@
             <w:tcW w:w="2126" w:type="dxa"/>
             <w:vAlign w:val="center"/>
           </w:tcPr>
-          <w:p ns2:paraId="63ADDED9" ns2:textId="06C51CBF">
+          <w:p>
             <w:pPr>
               <w:rPr>
                 <w:rFonts w:asciiTheme="minorHAnsi" w:eastAsiaTheme="minorEastAsia" w:hAnsiTheme="minorHAnsi" w:cstheme="minorBidi"/>
@@ -7586,7 +7579,7 @@
             <w:tcW w:w="2127" w:type="dxa"/>
             <w:vAlign w:val="center"/>
           </w:tcPr>
-          <w:p ns2:paraId="204B099E" ns2:textId="2726EBE6">
+          <w:p>
             <w:pPr>
               <w:rPr>
                 <w:rFonts w:asciiTheme="minorHAnsi" w:eastAsiaTheme="minorEastAsia" w:hAnsiTheme="minorHAnsi" w:cstheme="minorBidi"/>
@@ -7615,7 +7608,7 @@
             <w:tcW w:w="2052" w:type="dxa"/>
             <w:vAlign w:val="center"/>
           </w:tcPr>
-          <w:p ns2:paraId="79BCC39E" ns2:textId="70B867BE">
+          <w:p>
             <w:pPr>
               <w:rPr>
                 <w:rFonts w:asciiTheme="minorHAnsi" w:eastAsiaTheme="minorEastAsia" w:hAnsiTheme="minorHAnsi" w:cstheme="minorBidi"/>
@@ -7651,7 +7644,7 @@
             <w:tcW w:w="1449" w:type="dxa"/>
             <w:vAlign w:val="center"/>
           </w:tcPr>
-          <w:p ns2:paraId="59A980B4" ns2:textId="6641F02F">
+          <w:p>
             <w:pPr>
               <w:jc w:val="center"/>
               <w:rPr>
@@ -7675,7 +7668,7 @@
           </w:p>
         </w:tc>
       </w:tr>
-      <w:tr ns2:paraId="7B576873" ns2:textId="77777777">
+      <w:tr>
         <w:trPr>
           <w:trHeight w:val="567"/>
         </w:trPr>
@@ -7684,7 +7677,7 @@
             <w:tcW w:w="2972" w:type="dxa"/>
             <w:vAlign w:val="center"/>
           </w:tcPr>
-          <w:p ns2:paraId="6D6EB957" ns2:textId="329D1BC8">
+          <w:p>
             <w:pPr>
               <w:rPr>
                 <w:rFonts w:asciiTheme="minorHAnsi" w:eastAsiaTheme="minorEastAsia" w:hAnsiTheme="minorHAnsi" w:cstheme="minorBidi"/>
@@ -7707,7 +7700,7 @@
             <w:tcW w:w="2268" w:type="dxa"/>
             <w:vAlign w:val="center"/>
           </w:tcPr>
-          <w:p ns2:paraId="4BC941F4" ns2:textId="3C39338B">
+          <w:p>
             <w:pPr>
               <w:rPr>
                 <w:rFonts w:asciiTheme="minorHAnsi" w:eastAsiaTheme="minorEastAsia" w:hAnsiTheme="minorHAnsi" w:cstheme="minorBidi"/>
@@ -7743,7 +7736,7 @@
             <w:tcW w:w="2126" w:type="dxa"/>
             <w:vAlign w:val="center"/>
           </w:tcPr>
-          <w:p ns2:paraId="02F41785" ns2:textId="01D34DD9">
+          <w:p>
             <w:pPr>
               <w:rPr>
                 <w:rFonts w:asciiTheme="minorHAnsi" w:eastAsiaTheme="minorEastAsia" w:hAnsiTheme="minorHAnsi" w:cstheme="minorBidi"/>
@@ -7786,7 +7779,7 @@
             <w:tcW w:w="2127" w:type="dxa"/>
             <w:vAlign w:val="center"/>
           </w:tcPr>
-          <w:p ns2:paraId="6936EFAD" ns2:textId="0D0A9ACB">
+          <w:p>
             <w:pPr>
               <w:rPr>
                 <w:rFonts w:asciiTheme="minorHAnsi" w:eastAsiaTheme="minorEastAsia" w:hAnsiTheme="minorHAnsi" w:cstheme="minorBidi"/>
@@ -7815,7 +7808,7 @@
             <w:tcW w:w="2052" w:type="dxa"/>
             <w:vAlign w:val="center"/>
           </w:tcPr>
-          <w:p ns2:paraId="7B95C00D" ns2:textId="6F167B74">
+          <w:p>
             <w:pPr>
               <w:rPr>
                 <w:rFonts w:asciiTheme="minorHAnsi" w:eastAsiaTheme="minorEastAsia" w:hAnsiTheme="minorHAnsi" w:cstheme="minorBidi"/>
@@ -7851,7 +7844,7 @@
             <w:tcW w:w="1449" w:type="dxa"/>
             <w:vAlign w:val="center"/>
           </w:tcPr>
-          <w:p ns2:paraId="3AF59B66" ns2:textId="32EEA3C8">
+          <w:p>
             <w:pPr>
               <w:jc w:val="center"/>
               <w:rPr>
@@ -7875,7 +7868,7 @@
           </w:p>
         </w:tc>
       </w:tr>
-      <w:tr ns2:paraId="220B13E2" ns2:textId="77777777">
+      <w:tr>
         <w:trPr>
           <w:trHeight w:val="567"/>
         </w:trPr>
@@ -7884,7 +7877,7 @@
             <w:tcW w:w="2972" w:type="dxa"/>
             <w:vAlign w:val="center"/>
           </w:tcPr>
-          <w:p ns2:paraId="6D4DCB32" ns2:textId="77777777">
+          <w:p>
             <w:pPr>
               <w:rPr>
                 <w:rFonts w:asciiTheme="minorHAnsi" w:eastAsiaTheme="minorEastAsia" w:hAnsiTheme="minorHAnsi" w:cstheme="minorBidi"/>
@@ -7918,7 +7911,7 @@
               <w:t xml:space="preserve">. </w:t>
             </w:r>
           </w:p>
-          <w:p ns2:paraId="634F0028" ns2:textId="351DAD48">
+          <w:p>
             <w:pPr>
               <w:rPr>
                 <w:rFonts w:asciiTheme="minorHAnsi" w:eastAsiaTheme="minorEastAsia" w:hAnsiTheme="minorHAnsi" w:cstheme="minorBidi"/>
@@ -7933,7 +7926,7 @@
             <w:tcW w:w="2268" w:type="dxa"/>
             <w:vAlign w:val="center"/>
           </w:tcPr>
-          <w:p ns2:paraId="68C5EC73" ns2:textId="1DAA241F">
+          <w:p>
             <w:pPr>
               <w:rPr>
                 <w:rFonts w:asciiTheme="minorHAnsi" w:eastAsiaTheme="minorEastAsia" w:hAnsiTheme="minorHAnsi" w:cstheme="minorBidi"/>
@@ -7992,7 +7985,7 @@
             <w:tcW w:w="2126" w:type="dxa"/>
             <w:vAlign w:val="center"/>
           </w:tcPr>
-          <w:p ns2:paraId="0C0CE387" ns2:textId="4FFB9C92">
+          <w:p>
             <w:pPr>
               <w:rPr>
                 <w:rFonts w:asciiTheme="minorHAnsi" w:eastAsiaTheme="minorEastAsia" w:hAnsiTheme="minorHAnsi" w:cstheme="minorBidi"/>
@@ -8044,7 +8037,7 @@
             <w:tcW w:w="2127" w:type="dxa"/>
             <w:vAlign w:val="center"/>
           </w:tcPr>
-          <w:p ns2:paraId="65816D29" ns2:textId="09E96666">
+          <w:p>
             <w:pPr>
               <w:rPr>
                 <w:rFonts w:asciiTheme="minorHAnsi" w:eastAsiaTheme="minorEastAsia" w:hAnsiTheme="minorHAnsi" w:cstheme="minorBidi"/>
@@ -8096,7 +8089,7 @@
             <w:tcW w:w="2052" w:type="dxa"/>
             <w:vAlign w:val="center"/>
           </w:tcPr>
-          <w:p ns2:paraId="3145A3CC" ns2:textId="07FEE58F">
+          <w:p>
             <w:pPr>
               <w:rPr>
                 <w:rFonts w:asciiTheme="minorHAnsi" w:eastAsiaTheme="minorEastAsia" w:hAnsiTheme="minorHAnsi" w:cstheme="minorBidi"/>
@@ -8169,7 +8162,7 @@
             <w:tcW w:w="1449" w:type="dxa"/>
             <w:vAlign w:val="center"/>
           </w:tcPr>
-          <w:p ns2:paraId="57A9A425" ns2:textId="48B211F6">
+          <w:p>
             <w:pPr>
               <w:jc w:val="center"/>
               <w:rPr>
@@ -8194,7 +8187,7 @@
           </w:p>
         </w:tc>
       </w:tr>
-      <w:tr ns2:paraId="0E6873E2" ns2:textId="77777777">
+      <w:tr>
         <w:trPr>
           <w:trHeight w:val="1673"/>
         </w:trPr>
@@ -8203,7 +8196,7 @@
             <w:tcW w:w="2972" w:type="dxa"/>
             <w:vAlign w:val="center"/>
           </w:tcPr>
-          <w:p ns2:paraId="1E0682EB" ns2:textId="066D24AE">
+          <w:p>
             <w:pPr>
               <w:rPr>
                 <w:rFonts w:asciiTheme="minorHAnsi" w:eastAsiaTheme="minorEastAsia" w:hAnsiTheme="minorHAnsi" w:cstheme="minorBidi"/>
@@ -8226,7 +8219,7 @@
             <w:tcW w:w="2268" w:type="dxa"/>
             <w:vAlign w:val="center"/>
           </w:tcPr>
-          <w:p ns2:paraId="7AD94596" ns2:textId="167B3716">
+          <w:p>
             <w:pPr>
               <w:rPr>
                 <w:rFonts w:asciiTheme="minorHAnsi" w:eastAsiaTheme="minorEastAsia" w:hAnsiTheme="minorHAnsi" w:cstheme="minorBidi"/>
@@ -8290,7 +8283,7 @@
             <w:tcW w:w="2126" w:type="dxa"/>
             <w:vAlign w:val="center"/>
           </w:tcPr>
-          <w:p ns2:paraId="0D574465" ns2:textId="502C7A02">
+          <w:p>
             <w:pPr>
               <w:rPr>
                 <w:rFonts w:asciiTheme="minorHAnsi" w:eastAsiaTheme="minorEastAsia" w:hAnsiTheme="minorHAnsi" w:cstheme="minorBidi"/>
@@ -8346,7 +8339,7 @@
             <w:tcW w:w="2127" w:type="dxa"/>
             <w:vAlign w:val="center"/>
           </w:tcPr>
-          <w:p ns2:paraId="67E7A0DE" ns2:textId="41EC2AE8">
+          <w:p>
             <w:pPr>
               <w:rPr>
                 <w:rFonts w:asciiTheme="minorHAnsi" w:eastAsiaTheme="minorEastAsia" w:hAnsiTheme="minorHAnsi" w:cstheme="minorBidi"/>
@@ -8410,7 +8403,7 @@
             <w:tcW w:w="2052" w:type="dxa"/>
             <w:vAlign w:val="center"/>
           </w:tcPr>
-          <w:p ns2:paraId="3C135E1C" ns2:textId="1CB9036E">
+          <w:p>
             <w:pPr>
               <w:rPr>
                 <w:rFonts w:asciiTheme="minorHAnsi" w:eastAsiaTheme="minorEastAsia" w:hAnsiTheme="minorHAnsi" w:cstheme="minorBidi"/>
@@ -8460,7 +8453,7 @@
             <w:tcW w:w="1449" w:type="dxa"/>
             <w:vAlign w:val="center"/>
           </w:tcPr>
-          <w:p ns2:paraId="4E0E1C82" ns2:textId="1386068A">
+          <w:p>
             <w:pPr>
               <w:jc w:val="center"/>
               <w:rPr>
@@ -8484,7 +8477,7 @@
           </w:p>
         </w:tc>
       </w:tr>
-      <w:tr ns2:paraId="6F102055" ns2:textId="77777777">
+      <w:tr>
         <w:trPr>
           <w:trHeight w:val="567"/>
         </w:trPr>
@@ -8493,7 +8486,7 @@
             <w:tcW w:w="2972" w:type="dxa"/>
             <w:vAlign w:val="center"/>
           </w:tcPr>
-          <w:p ns2:paraId="5832519C" ns2:textId="77777777">
+          <w:p>
             <w:pPr>
               <w:rPr>
                 <w:rFonts w:asciiTheme="minorHAnsi" w:eastAsiaTheme="minorEastAsia" w:hAnsiTheme="minorHAnsi" w:cstheme="minorBidi"/>
@@ -8516,7 +8509,7 @@
             <w:tcW w:w="2268" w:type="dxa"/>
             <w:vAlign w:val="center"/>
           </w:tcPr>
-          <w:p ns2:paraId="1D71A378" ns2:textId="57781BFD">
+          <w:p>
             <w:pPr>
               <w:rPr>
                 <w:rFonts w:asciiTheme="minorHAnsi" w:eastAsiaTheme="minorEastAsia" w:hAnsiTheme="minorHAnsi" w:cstheme="minorBidi"/>
@@ -8572,7 +8565,7 @@
             <w:tcW w:w="2126" w:type="dxa"/>
             <w:vAlign w:val="center"/>
           </w:tcPr>
-          <w:p ns2:paraId="2B98E53F" ns2:textId="77777777">
+          <w:p>
             <w:pPr>
               <w:rPr>
                 <w:rFonts w:asciiTheme="minorHAnsi" w:eastAsiaTheme="minorEastAsia" w:hAnsiTheme="minorHAnsi" w:cstheme="minorBidi"/>
@@ -8594,7 +8587,7 @@
             <w:tcW w:w="2127" w:type="dxa"/>
             <w:vAlign w:val="center"/>
           </w:tcPr>
-          <w:p ns2:paraId="239F73A3" ns2:textId="77777777">
+          <w:p>
             <w:pPr>
               <w:rPr>
                 <w:rFonts w:asciiTheme="minorHAnsi" w:eastAsiaTheme="minorEastAsia" w:hAnsiTheme="minorHAnsi" w:cstheme="minorBidi"/>
@@ -8616,7 +8609,7 @@
             <w:tcW w:w="2052" w:type="dxa"/>
             <w:vAlign w:val="center"/>
           </w:tcPr>
-          <w:p ns2:paraId="3723EE36" ns2:textId="77777777">
+          <w:p>
             <w:pPr>
               <w:rPr>
                 <w:rFonts w:asciiTheme="minorHAnsi" w:eastAsiaTheme="minorEastAsia" w:hAnsiTheme="minorHAnsi" w:cstheme="minorBidi"/>
@@ -8638,7 +8631,7 @@
             <w:tcW w:w="1449" w:type="dxa"/>
             <w:vAlign w:val="center"/>
           </w:tcPr>
-          <w:p ns2:paraId="787657B8" ns2:textId="03336BF1">
+          <w:p>
             <w:pPr>
               <w:jc w:val="center"/>
               <w:rPr>
@@ -8662,7 +8655,7 @@
           </w:p>
         </w:tc>
       </w:tr>
-      <w:tr ns2:paraId="06AB4E5F" ns2:textId="77777777">
+      <w:tr>
         <w:trPr>
           <w:trHeight w:val="567"/>
         </w:trPr>
@@ -8671,7 +8664,7 @@
             <w:tcW w:w="2972" w:type="dxa"/>
             <w:vAlign w:val="center"/>
           </w:tcPr>
-          <w:p ns2:paraId="58B54BB2" ns2:textId="77777777">
+          <w:p>
             <w:pPr>
               <w:rPr>
                 <w:rFonts w:asciiTheme="minorHAnsi" w:eastAsiaTheme="minorEastAsia" w:hAnsiTheme="minorHAnsi" w:cstheme="minorBidi"/>
@@ -8694,7 +8687,7 @@
             <w:tcW w:w="2268" w:type="dxa"/>
             <w:vAlign w:val="center"/>
           </w:tcPr>
-          <w:p ns2:paraId="3E25DE61" ns2:textId="77777777">
+          <w:p>
             <w:pPr>
               <w:rPr>
                 <w:rFonts w:asciiTheme="minorHAnsi" w:eastAsiaTheme="minorEastAsia" w:hAnsiTheme="minorHAnsi" w:cstheme="minorBidi"/>
@@ -8716,7 +8709,7 @@
             <w:tcW w:w="2126" w:type="dxa"/>
             <w:vAlign w:val="center"/>
           </w:tcPr>
-          <w:p ns2:paraId="4DD10C99" ns2:textId="77777777">
+          <w:p>
             <w:pPr>
               <w:rPr>
                 <w:rFonts w:asciiTheme="minorHAnsi" w:eastAsiaTheme="minorEastAsia" w:hAnsiTheme="minorHAnsi" w:cstheme="minorBidi"/>
@@ -8738,7 +8731,7 @@
             <w:tcW w:w="2127" w:type="dxa"/>
             <w:vAlign w:val="center"/>
           </w:tcPr>
-          <w:p ns2:paraId="67DD2FDB" ns2:textId="77777777">
+          <w:p>
             <w:pPr>
               <w:rPr>
                 <w:rFonts w:asciiTheme="minorHAnsi" w:eastAsiaTheme="minorEastAsia" w:hAnsiTheme="minorHAnsi" w:cstheme="minorBidi"/>
@@ -8760,7 +8753,7 @@
             <w:tcW w:w="2052" w:type="dxa"/>
             <w:vAlign w:val="center"/>
           </w:tcPr>
-          <w:p ns2:paraId="2B81E271" ns2:textId="77777777">
+          <w:p>
             <w:pPr>
               <w:rPr>
                 <w:rFonts w:asciiTheme="minorHAnsi" w:eastAsiaTheme="minorEastAsia" w:hAnsiTheme="minorHAnsi" w:cstheme="minorBidi"/>
@@ -8782,7 +8775,7 @@
             <w:tcW w:w="1449" w:type="dxa"/>
             <w:vAlign w:val="center"/>
           </w:tcPr>
-          <w:p ns2:paraId="30D8C286" ns2:textId="0F7A9453">
+          <w:p>
             <w:pPr>
               <w:jc w:val="center"/>
               <w:rPr>
@@ -8806,7 +8799,7 @@
           </w:p>
         </w:tc>
       </w:tr>
-      <w:tr ns2:paraId="06620D28" ns2:textId="77777777">
+      <w:tr>
         <w:trPr>
           <w:trHeight w:val="567"/>
         </w:trPr>
@@ -8815,7 +8808,7 @@
             <w:tcW w:w="2972" w:type="dxa"/>
             <w:vAlign w:val="center"/>
           </w:tcPr>
-          <w:p ns2:paraId="74EA551F" ns2:textId="35BD774D">
+          <w:p>
             <w:pPr>
               <w:rPr>
                 <w:rFonts w:asciiTheme="minorHAnsi" w:eastAsiaTheme="minorEastAsia" w:hAnsiTheme="minorHAnsi" w:cstheme="minorBidi"/>
@@ -8880,7 +8873,7 @@
             <w:tcW w:w="2268" w:type="dxa"/>
             <w:vAlign w:val="center"/>
           </w:tcPr>
-          <w:p ns2:paraId="5CD07275" ns2:textId="243E51B5">
+          <w:p>
             <w:pPr>
               <w:rPr>
                 <w:rFonts w:asciiTheme="minorHAnsi" w:eastAsiaTheme="minorEastAsia" w:hAnsiTheme="minorHAnsi" w:cstheme="minorBidi"/>
@@ -8903,7 +8896,7 @@
             <w:tcW w:w="2126" w:type="dxa"/>
             <w:vAlign w:val="center"/>
           </w:tcPr>
-          <w:p ns2:paraId="43C3D76F" ns2:textId="49F58DF2">
+          <w:p>
             <w:pPr>
               <w:rPr>
                 <w:rFonts w:asciiTheme="minorHAnsi" w:eastAsiaTheme="minorEastAsia" w:hAnsiTheme="minorHAnsi" w:cstheme="minorBidi"/>
@@ -8926,7 +8919,7 @@
             <w:tcW w:w="2127" w:type="dxa"/>
             <w:vAlign w:val="center"/>
           </w:tcPr>
-          <w:p ns2:paraId="4B2C8A80" ns2:textId="56AC5F55">
+          <w:p>
             <w:pPr>
               <w:rPr>
                 <w:rFonts w:asciiTheme="minorHAnsi" w:eastAsiaTheme="minorEastAsia" w:hAnsiTheme="minorHAnsi" w:cstheme="minorBidi"/>
@@ -8949,7 +8942,7 @@
             <w:tcW w:w="2052" w:type="dxa"/>
             <w:vAlign w:val="center"/>
           </w:tcPr>
-          <w:p ns2:paraId="06CA2DCA" ns2:textId="724261B8">
+          <w:p>
             <w:pPr>
               <w:rPr>
                 <w:rFonts w:asciiTheme="minorHAnsi" w:eastAsiaTheme="minorEastAsia" w:hAnsiTheme="minorHAnsi" w:cstheme="minorBidi"/>
@@ -8972,7 +8965,7 @@
             <w:tcW w:w="1449" w:type="dxa"/>
             <w:vAlign w:val="center"/>
           </w:tcPr>
-          <w:p ns2:paraId="154B5755" ns2:textId="79F774C1">
+          <w:p>
             <w:pPr>
               <w:jc w:val="center"/>
               <w:rPr>
@@ -9006,7 +8999,7 @@
           </w:p>
         </w:tc>
       </w:tr>
-      <w:tr ns2:paraId="5704D796" ns2:textId="77777777">
+      <w:tr>
         <w:trPr>
           <w:trHeight w:val="567"/>
         </w:trPr>
@@ -9015,7 +9008,7 @@
             <w:tcW w:w="2972" w:type="dxa"/>
             <w:vAlign w:val="center"/>
           </w:tcPr>
-          <w:p ns2:paraId="7E321DCC" ns2:textId="51633B41">
+          <w:p>
             <w:pPr>
               <w:rPr>
                 <w:rFonts w:asciiTheme="minorHAnsi" w:eastAsiaTheme="minorEastAsia" w:hAnsiTheme="minorHAnsi" w:cstheme="minorBidi"/>
@@ -9029,15 +9022,7 @@
                 <w:color w:val="000000" w:themeColor="text1"/>
                 <w:lang w:eastAsia="es-CL"/>
               </w:rPr>
-              <w:t xml:space="preserve">12.  </w:t>
-            </w:r>
-            <w:r>
-              <w:rPr>
-                <w:rFonts w:asciiTheme="minorHAnsi" w:eastAsiaTheme="minorEastAsia" w:hAnsiTheme="minorHAnsi" w:cstheme="minorBidi"/>
-                <w:color w:val="000000" w:themeColor="text1"/>
-                <w:lang w:eastAsia="es-CL"/>
-              </w:rPr>
-              <w:t xml:space="preserve">Redacta el </w:t>
+              <w:t xml:space="preserve">12.  Redacta el </w:t>
             </w:r>
             <w:proofErr w:type="spellStart"/>
             <w:proofErr w:type="gramStart"/>
@@ -9069,7 +9054,7 @@
               <w:t>utilizando estructuras gramaticales y vocabulario en forma correcta y pertinente al tema a un nivel intermedio alto.</w:t>
             </w:r>
           </w:p>
-          <w:p ns2:paraId="40F22D2D" ns2:textId="68963764">
+          <w:p>
             <w:pPr>
               <w:rPr>
                 <w:rFonts w:ascii="Calibri" w:eastAsia="Calibri" w:hAnsi="Calibri" w:cs="Calibri"/>
@@ -9077,7 +9062,7 @@
               </w:rPr>
             </w:pPr>
           </w:p>
-          <w:p ns2:paraId="741DF83E" ns2:textId="6022A722">
+          <w:p>
             <w:pPr>
               <w:rPr>
                 <w:rFonts w:ascii="Calibri" w:eastAsia="Calibri" w:hAnsi="Calibri" w:cs="Calibri"/>
@@ -9091,7 +9076,7 @@
             <w:tcW w:w="2268" w:type="dxa"/>
             <w:vAlign w:val="center"/>
           </w:tcPr>
-          <w:p ns2:paraId="76F16038" ns2:textId="2571E0E7">
+          <w:p>
             <w:pPr>
               <w:rPr>
                 <w:rFonts w:asciiTheme="minorHAnsi" w:eastAsia="Calibri" w:hAnsiTheme="minorHAnsi" w:cstheme="minorHAnsi"/>
@@ -9119,7 +9104,7 @@
             <w:tcW w:w="2126" w:type="dxa"/>
             <w:vAlign w:val="center"/>
           </w:tcPr>
-          <w:p ns2:paraId="6852A26F" ns2:textId="1CCDB2BF">
+          <w:p>
             <w:pPr>
               <w:rPr>
                 <w:rFonts w:asciiTheme="minorHAnsi" w:eastAsia="Calibri" w:hAnsiTheme="minorHAnsi" w:cstheme="minorHAnsi"/>
@@ -9147,7 +9132,7 @@
             <w:tcW w:w="2127" w:type="dxa"/>
             <w:vAlign w:val="center"/>
           </w:tcPr>
-          <w:p ns2:paraId="6F1F95A1" ns2:textId="1A4EFF0A">
+          <w:p>
             <w:pPr>
               <w:rPr>
                 <w:rFonts w:asciiTheme="minorHAnsi" w:eastAsia="Calibri" w:hAnsiTheme="minorHAnsi" w:cstheme="minorHAnsi"/>
@@ -9175,7 +9160,7 @@
             <w:tcW w:w="2052" w:type="dxa"/>
             <w:vAlign w:val="center"/>
           </w:tcPr>
-          <w:p ns2:paraId="639AD834" ns2:textId="77777777">
+          <w:p>
             <w:pPr>
               <w:rPr>
                 <w:rFonts w:asciiTheme="minorHAnsi" w:hAnsiTheme="minorHAnsi" w:cstheme="minorHAnsi"/>
@@ -9189,7 +9174,7 @@
               <w:t>No produce texto en inglés</w:t>
             </w:r>
           </w:p>
-          <w:p ns2:paraId="46653E39" ns2:textId="77777777">
+          <w:p>
             <w:pPr>
               <w:rPr>
                 <w:rFonts w:asciiTheme="minorHAnsi" w:hAnsiTheme="minorHAnsi" w:cstheme="minorHAnsi"/>
@@ -9209,7 +9194,7 @@
               <w:t xml:space="preserve">relacionan entre ellas impidiendo la comprensión de las ideas, </w:t>
             </w:r>
           </w:p>
-          <w:p ns2:paraId="31FADCB6" ns2:textId="3510E9CC">
+          <w:p>
             <w:pPr>
               <w:rPr>
                 <w:rFonts w:asciiTheme="minorHAnsi" w:eastAsia="Calibri" w:hAnsiTheme="minorHAnsi" w:cstheme="minorHAnsi"/>
@@ -9229,7 +9214,7 @@
             <w:tcW w:w="1449" w:type="dxa"/>
             <w:vAlign w:val="center"/>
           </w:tcPr>
-          <w:p ns2:paraId="4D15DAB7" ns2:textId="32DB9753">
+          <w:p>
             <w:pPr>
               <w:jc w:val="center"/>
               <w:rPr>
@@ -9252,7 +9237,7 @@
           </w:p>
         </w:tc>
       </w:tr>
-      <w:tr ns2:paraId="7B756D22" ns2:textId="77777777">
+      <w:tr>
         <w:trPr>
           <w:trHeight w:val="539"/>
         </w:trPr>
@@ -9262,7 +9247,7 @@
             <w:gridSpan w:val="5"/>
             <w:vAlign w:val="center"/>
           </w:tcPr>
-          <w:p ns2:paraId="4ADC25D3" ns2:textId="77777777">
+          <w:p>
             <w:pPr>
               <w:jc w:val="right"/>
               <w:rPr>
@@ -9290,7 +9275,7 @@
             <w:tcW w:w="1449" w:type="dxa"/>
             <w:vAlign w:val="center"/>
           </w:tcPr>
-          <w:p ns2:paraId="7AA3DD80" ns2:textId="77777777">
+          <w:p>
             <w:pPr>
               <w:jc w:val="center"/>
               <w:rPr>
@@ -9315,7 +9300,7 @@
         </w:tc>
       </w:tr>
     </w:tbl>
-    <w:p ns2:paraId="6BBADE92" ns2:textId="77777777">
+    <w:p>
       <w:pPr>
         <w:rPr>
           <w:rFonts w:asciiTheme="minorHAnsi" w:eastAsiaTheme="minorEastAsia" w:hAnsiTheme="minorHAnsi" w:cstheme="minorBidi"/>
@@ -9327,272 +9312,2981 @@
       </w:pPr>
     </w:p>
     <w:p>
+      <w:pPr>
+        <w:pStyle w:val="Ttulo"/>
+      </w:pPr>
       <w:r>
-        <w:rPr>
-          <w:sz w:val="22"/>
-          <w:b/>
-        </w:rPr>
-        <w:t>Desarrollo individual — Juan Diaz</w:t>
+        <w:t>Autoevaluación de Fase 1</w:t>
+      </w:r>
+    </w:p>
+    <w:p>
+      <w:pPr>
+        <w:pStyle w:val="Subttulo"/>
+      </w:pPr>
+      <w:proofErr w:type="spellStart"/>
+      <w:r>
+        <w:t>Alloxentric</w:t>
+      </w:r>
+      <w:proofErr w:type="spellEnd"/>
+      <w:r>
+        <w:t xml:space="preserve"> Real Time Agent</w:t>
       </w:r>
     </w:p>
     <w:p>
       <w:r>
-        <w:rPr>
-          <w:sz w:val="22"/>
-          <w:b/>
-        </w:rPr>
-        <w:t>Estado de la propuesta</w:t>
+        <w:t>Estudiante: Juan Díaz</w:t>
       </w:r>
     </w:p>
     <w:p>
       <w:r>
-        <w:rPr>
-          <w:sz w:val="22"/>
-        </w:rPr>
-        <w:t>Participo junto con Fernando en Alloxentric Real Time Agent. El propósito inicial es desarrollar un agente de voz para llamadas telefónicas con un tiempo de respuesta bajo y respuestas coherentes. Todavía se están definiendo el alcance, los roles, los plazos y la organización del trabajo. Por esa razón, esta autoevaluación registra el estado actual y los aspectos que debemos completar.</w:t>
+        <w:t>Carrera: Ingeniería en Informática</w:t>
       </w:r>
     </w:p>
     <w:p>
       <w:r>
-        <w:rPr>
-          <w:sz w:val="22"/>
-          <w:b/>
-        </w:rPr>
-        <w:t>Abstract — Español</w:t>
+        <w:t xml:space="preserve">Asignatura: </w:t>
+      </w:r>
+      <w:proofErr w:type="spellStart"/>
+      <w:r>
+        <w:t>Capstone</w:t>
+      </w:r>
+      <w:proofErr w:type="spellEnd"/>
+    </w:p>
+    <w:p>
+      <w:r>
+        <w:t>Sede, sección y docente: [PENDIENTE]</w:t>
       </w:r>
     </w:p>
     <w:p>
       <w:r>
-        <w:rPr>
-          <w:sz w:val="22"/>
-        </w:rPr>
-        <w:t>Alloxentric Real Time Agent es una propuesta de agente de voz para llamadas telefónicas, orientada a ofrecer respuestas coherentes con un tiempo de respuesta bajo. El proyecto se encuentra en definición y deberá concretar su caso de uso, alcance, metodología y criterios de evaluación junto con la empresa. Desde mi participación, se relaciona con mis intereses en inteligencia artificial, automatización y arquitectura de soluciones, y representa una oportunidad para aplicar mi experiencia full stack y aprender nuevas herramientas en un contexto empresarial real.</w:t>
+        <w:t>Fecha de autoevaluación: [PENDIENTE]</w:t>
+      </w:r>
+    </w:p>
+    <w:p>
+      <w:pPr>
+        <w:pStyle w:val="Ttulo1"/>
+      </w:pPr>
+      <w:r>
+        <w:t>Índice</w:t>
+      </w:r>
+    </w:p>
+    <w:p>
+      <w:pPr>
+        <w:spacing w:after="40"/>
+      </w:pPr>
+      <w:r>
+        <w:t>1. Resumen</w:t>
+      </w:r>
+    </w:p>
+    <w:p>
+      <w:pPr>
+        <w:spacing w:after="40"/>
+      </w:pPr>
+      <w:r>
+        <w:t>2. Descripción y relevancia</w:t>
+      </w:r>
+    </w:p>
+    <w:p>
+      <w:pPr>
+        <w:spacing w:after="40"/>
+      </w:pPr>
+      <w:r>
+        <w:t>3. Relación con las competencias</w:t>
+      </w:r>
+    </w:p>
+    <w:p>
+      <w:pPr>
+        <w:spacing w:after="40"/>
+      </w:pPr>
+      <w:r>
+        <w:t>4. Intereses profesionales</w:t>
+      </w:r>
+    </w:p>
+    <w:p>
+      <w:pPr>
+        <w:spacing w:after="40"/>
+      </w:pPr>
+      <w:r>
+        <w:t>5. Factibilidad</w:t>
+      </w:r>
+    </w:p>
+    <w:p>
+      <w:pPr>
+        <w:spacing w:after="40"/>
+      </w:pPr>
+      <w:r>
+        <w:t>6. Objetivos</w:t>
+      </w:r>
+    </w:p>
+    <w:p>
+      <w:pPr>
+        <w:spacing w:after="40"/>
+      </w:pPr>
+      <w:r>
+        <w:t>7. Metodología</w:t>
+      </w:r>
+    </w:p>
+    <w:p>
+      <w:pPr>
+        <w:spacing w:after="40"/>
+      </w:pPr>
+      <w:r>
+        <w:t>8. Plan de trabajo</w:t>
+      </w:r>
+    </w:p>
+    <w:p>
+      <w:pPr>
+        <w:spacing w:after="40"/>
+      </w:pPr>
+      <w:r>
+        <w:t>9. Evidencias</w:t>
+      </w:r>
+    </w:p>
+    <w:p>
+      <w:pPr>
+        <w:spacing w:after="40"/>
+      </w:pPr>
+      <w:r>
+        <w:t>10. Aspectos formales y calidad</w:t>
+      </w:r>
+    </w:p>
+    <w:p>
+      <w:pPr>
+        <w:spacing w:after="40"/>
+      </w:pPr>
+      <w:r>
+        <w:t>11. Registro de autoevaluación</w:t>
+      </w:r>
+    </w:p>
+    <w:p>
+      <w:pPr>
+        <w:spacing w:after="40"/>
+      </w:pPr>
+      <w:r>
+        <w:t>12. Conclusiones individuales</w:t>
+      </w:r>
+    </w:p>
+    <w:p>
+      <w:pPr>
+        <w:spacing w:after="40"/>
+      </w:pPr>
+      <w:r>
+        <w:lastRenderedPageBreak/>
+        <w:t>13. Reflexión individual</w:t>
+      </w:r>
+    </w:p>
+    <w:p>
+      <w:pPr>
+        <w:spacing w:after="40"/>
+      </w:pPr>
+      <w:r>
+        <w:t>14. Referencias</w:t>
       </w:r>
     </w:p>
     <w:p>
       <w:r>
+        <w:br w:type="page"/>
+      </w:r>
+    </w:p>
+    <w:p>
+      <w:pPr>
+        <w:pStyle w:val="Ttulo1"/>
+      </w:pPr>
+      <w:r>
+        <w:lastRenderedPageBreak/>
+        <w:t>1. Resumen</w:t>
+      </w:r>
+    </w:p>
+    <w:p>
+      <w:pPr>
         <w:rPr>
+          <w:rFonts w:ascii="Calibri" w:eastAsiaTheme="minorEastAsia" w:hAnsi="Calibri" w:cstheme="minorBidi"/>
+          <w:color w:val="000000"/>
           <w:sz w:val="22"/>
-          <w:b/>
+          <w:szCs w:val="22"/>
+          <w:lang w:val="es-CL" w:eastAsia="en-US"/>
         </w:rPr>
-        <w:t>Abstract — English</w:t>
+      </w:pPr>
+      <w:proofErr w:type="spellStart"/>
+      <w:r>
+        <w:rPr>
+          <w:rFonts w:ascii="Calibri" w:eastAsiaTheme="minorEastAsia" w:hAnsi="Calibri" w:cstheme="minorBidi"/>
+          <w:color w:val="000000"/>
+          <w:sz w:val="22"/>
+          <w:szCs w:val="22"/>
+          <w:lang w:val="es-CL" w:eastAsia="en-US"/>
+        </w:rPr>
+        <w:t>Alloxentric</w:t>
+      </w:r>
+      <w:proofErr w:type="spellEnd"/>
+      <w:r>
+        <w:rPr>
+          <w:rFonts w:ascii="Calibri" w:eastAsiaTheme="minorEastAsia" w:hAnsi="Calibri" w:cstheme="minorBidi"/>
+          <w:color w:val="000000"/>
+          <w:sz w:val="22"/>
+          <w:szCs w:val="22"/>
+          <w:lang w:val="es-CL" w:eastAsia="en-US"/>
+        </w:rPr>
+        <w:t xml:space="preserve"> Real Time Agent es una propuesta de agente de voz para llamadas telefónicas, orientada a ofrecer respuestas coherentes con un tiempo de respuesta bajo. El proyecto se encuentra en definición y deberá concretar su caso de uso, alcance, metodología y criterios de evaluación junto con la empresa. Desde mi participación, se relaciona con mis intereses en inteligencia artificial, automatización y arquitectura de soluciones, y representa una oportunidad para aplicar mi experiencia full </w:t>
+      </w:r>
+      <w:proofErr w:type="spellStart"/>
+      <w:r>
+        <w:rPr>
+          <w:rFonts w:ascii="Calibri" w:eastAsiaTheme="minorEastAsia" w:hAnsi="Calibri" w:cstheme="minorBidi"/>
+          <w:color w:val="000000"/>
+          <w:sz w:val="22"/>
+          <w:szCs w:val="22"/>
+          <w:lang w:val="es-CL" w:eastAsia="en-US"/>
+        </w:rPr>
+        <w:t>stack</w:t>
+      </w:r>
+      <w:proofErr w:type="spellEnd"/>
+      <w:r>
+        <w:rPr>
+          <w:rFonts w:ascii="Calibri" w:eastAsiaTheme="minorEastAsia" w:hAnsi="Calibri" w:cstheme="minorBidi"/>
+          <w:color w:val="000000"/>
+          <w:sz w:val="22"/>
+          <w:szCs w:val="22"/>
+          <w:lang w:val="es-CL" w:eastAsia="en-US"/>
+        </w:rPr>
+        <w:t xml:space="preserve"> y aprender nuevas herramientas en un contexto empresarial real.</w:t>
+      </w:r>
+    </w:p>
+    <w:p>
+      <w:pPr>
+        <w:pStyle w:val="Ttulo1"/>
+      </w:pPr>
+      <w:r>
+        <w:t>2. Descripción y relevancia</w:t>
+      </w:r>
+    </w:p>
+    <w:p>
+      <w:pPr>
+        <w:rPr>
+          <w:rFonts w:ascii="Calibri" w:eastAsiaTheme="minorEastAsia" w:hAnsi="Calibri" w:cstheme="minorBidi"/>
+          <w:color w:val="000000"/>
+          <w:sz w:val="22"/>
+          <w:szCs w:val="22"/>
+          <w:lang w:val="es-CL" w:eastAsia="en-US"/>
+        </w:rPr>
+      </w:pPr>
+      <w:r>
+        <w:rPr>
+          <w:rFonts w:ascii="Calibri" w:eastAsiaTheme="minorEastAsia" w:hAnsi="Calibri" w:cstheme="minorBidi"/>
+          <w:color w:val="000000"/>
+          <w:sz w:val="22"/>
+          <w:szCs w:val="22"/>
+          <w:lang w:val="es-CL" w:eastAsia="en-US"/>
+        </w:rPr>
+        <w:t>La propuesta consiste en un agente que pueda interactuar por voz durante llamadas telefónicas.</w:t>
+      </w:r>
+    </w:p>
+    <w:p>
+      <w:pPr>
+        <w:rPr>
+          <w:rFonts w:ascii="Calibri" w:eastAsiaTheme="minorEastAsia" w:hAnsi="Calibri" w:cstheme="minorBidi"/>
+          <w:color w:val="000000"/>
+          <w:sz w:val="22"/>
+          <w:szCs w:val="22"/>
+          <w:lang w:val="es-CL" w:eastAsia="en-US"/>
+        </w:rPr>
+      </w:pPr>
+      <w:r>
+        <w:rPr>
+          <w:rFonts w:ascii="Calibri" w:eastAsiaTheme="minorEastAsia" w:hAnsi="Calibri" w:cstheme="minorBidi"/>
+          <w:color w:val="000000"/>
+          <w:sz w:val="22"/>
+          <w:szCs w:val="22"/>
+          <w:lang w:val="es-CL" w:eastAsia="en-US"/>
+        </w:rPr>
+        <w:t>Su relevancia para la carrera está en integrar desarrollo de software e inteligencia artificial en una solución que debe responder de forma rápida y coherente.</w:t>
+      </w:r>
+    </w:p>
+    <w:p>
+      <w:pPr>
+        <w:rPr>
+          <w:rFonts w:ascii="Calibri" w:eastAsiaTheme="minorEastAsia" w:hAnsi="Calibri" w:cstheme="minorBidi"/>
+          <w:color w:val="000000"/>
+          <w:sz w:val="22"/>
+          <w:szCs w:val="22"/>
+          <w:lang w:val="es-CL" w:eastAsia="en-US"/>
+        </w:rPr>
+      </w:pPr>
+      <w:r>
+        <w:rPr>
+          <w:rFonts w:ascii="Calibri" w:eastAsiaTheme="minorEastAsia" w:hAnsi="Calibri" w:cstheme="minorBidi"/>
+          <w:color w:val="000000"/>
+          <w:sz w:val="22"/>
+          <w:szCs w:val="22"/>
+          <w:lang w:val="es-CL" w:eastAsia="en-US"/>
+        </w:rPr>
+        <w:t>La tarea específica que resolverá para la empresa está pendiente de definición.</w:t>
+      </w:r>
+    </w:p>
+    <w:p>
+      <w:pPr>
+        <w:pStyle w:val="Ttulo1"/>
+      </w:pPr>
+      <w:r>
+        <w:t>3. Relación con las competencias</w:t>
+      </w:r>
+    </w:p>
+    <w:p>
+      <w:pPr>
+        <w:rPr>
+          <w:rFonts w:ascii="Calibri" w:eastAsiaTheme="minorEastAsia" w:hAnsi="Calibri" w:cstheme="minorBidi"/>
+          <w:color w:val="000000"/>
+          <w:sz w:val="22"/>
+          <w:szCs w:val="22"/>
+          <w:lang w:val="es-CL" w:eastAsia="en-US"/>
+        </w:rPr>
+      </w:pPr>
+      <w:r>
+        <w:rPr>
+          <w:rFonts w:ascii="Calibri" w:eastAsiaTheme="minorEastAsia" w:hAnsi="Calibri" w:cstheme="minorBidi"/>
+          <w:color w:val="000000"/>
+          <w:sz w:val="22"/>
+          <w:szCs w:val="22"/>
+          <w:lang w:val="es-CL" w:eastAsia="en-US"/>
+        </w:rPr>
+        <w:t>El proyecto permitirá relacionar el análisis de requerimientos con el desarrollo, la arquitectura, la integración y las pruebas de una solución.</w:t>
+      </w:r>
+    </w:p>
+    <w:p>
+      <w:pPr>
+        <w:rPr>
+          <w:rFonts w:ascii="Calibri" w:eastAsiaTheme="minorEastAsia" w:hAnsi="Calibri" w:cstheme="minorBidi"/>
+          <w:color w:val="000000"/>
+          <w:sz w:val="22"/>
+          <w:szCs w:val="22"/>
+          <w:lang w:val="es-CL" w:eastAsia="en-US"/>
+        </w:rPr>
+      </w:pPr>
+      <w:r>
+        <w:rPr>
+          <w:rFonts w:ascii="Calibri" w:eastAsiaTheme="minorEastAsia" w:hAnsi="Calibri" w:cstheme="minorBidi"/>
+          <w:color w:val="000000"/>
+          <w:sz w:val="22"/>
+          <w:szCs w:val="22"/>
+          <w:lang w:val="es-CL" w:eastAsia="en-US"/>
+        </w:rPr>
+        <w:t>Será necesario comprender las necesidades de la empresa, conectar los componentes del agente y evaluar su comportamiento.</w:t>
+      </w:r>
+    </w:p>
+    <w:p>
+      <w:pPr>
+        <w:rPr>
+          <w:rFonts w:ascii="Calibri" w:eastAsiaTheme="minorEastAsia" w:hAnsi="Calibri" w:cstheme="minorBidi"/>
+          <w:color w:val="000000"/>
+          <w:sz w:val="22"/>
+          <w:szCs w:val="22"/>
+          <w:lang w:val="es-CL" w:eastAsia="en-US"/>
+        </w:rPr>
+      </w:pPr>
+      <w:r>
+        <w:rPr>
+          <w:rFonts w:ascii="Calibri" w:eastAsiaTheme="minorEastAsia" w:hAnsi="Calibri" w:cstheme="minorBidi"/>
+          <w:color w:val="000000"/>
+          <w:sz w:val="22"/>
+          <w:szCs w:val="22"/>
+          <w:lang w:val="es-CL" w:eastAsia="en-US"/>
+        </w:rPr>
+        <w:t>Las responsabilidades individuales y las competencias que se evidenciarán finalmente deberán precisarse cuando acordemos el alcance.</w:t>
+      </w:r>
+    </w:p>
+    <w:p/>
+    <w:tbl>
+      <w:tblPr>
+        <w:tblW w:w="0" w:type="auto"/>
+        <w:tblLayout w:type="fixed"/>
+        <w:tblLook w:val="04A0" w:firstRow="1" w:lastRow="0" w:firstColumn="1" w:lastColumn="0" w:noHBand="0" w:noVBand="1"/>
+      </w:tblPr>
+      <w:tblGrid>
+        <w:gridCol w:w="2835"/>
+        <w:gridCol w:w="3402"/>
+        <w:gridCol w:w="3175"/>
+      </w:tblGrid>
+      <w:tr>
+        <w:trPr>
+          <w:cantSplit/>
+          <w:tblHeader/>
+        </w:trPr>
+        <w:tc>
+          <w:tcPr>
+            <w:tcW w:w="2835" w:type="dxa"/>
+            <w:tcBorders>
+              <w:top w:val="single" w:sz="4" w:space="0" w:color="D9D9D9"/>
+              <w:left w:val="single" w:sz="4" w:space="0" w:color="D9D9D9"/>
+              <w:bottom w:val="single" w:sz="4" w:space="0" w:color="D9D9D9"/>
+              <w:right w:val="single" w:sz="4" w:space="0" w:color="D9D9D9"/>
+            </w:tcBorders>
+            <w:shd w:val="clear" w:color="auto" w:fill="E7E6E6"/>
+            <w:tcMar>
+              <w:top w:w="90" w:type="dxa"/>
+              <w:left w:w="90" w:type="dxa"/>
+              <w:bottom w:w="90" w:type="dxa"/>
+              <w:right w:w="90" w:type="dxa"/>
+            </w:tcMar>
+          </w:tcPr>
+          <w:p>
+            <w:pPr>
+              <w:spacing w:after="60"/>
+            </w:pPr>
+            <w:r>
+              <w:rPr>
+                <w:b/>
+              </w:rPr>
+              <w:t>Competencia de la pauta</w:t>
+            </w:r>
+          </w:p>
+        </w:tc>
+        <w:tc>
+          <w:tcPr>
+            <w:tcW w:w="3402" w:type="dxa"/>
+            <w:tcBorders>
+              <w:top w:val="single" w:sz="4" w:space="0" w:color="D9D9D9"/>
+              <w:left w:val="single" w:sz="4" w:space="0" w:color="D9D9D9"/>
+              <w:bottom w:val="single" w:sz="4" w:space="0" w:color="D9D9D9"/>
+              <w:right w:val="single" w:sz="4" w:space="0" w:color="D9D9D9"/>
+            </w:tcBorders>
+            <w:shd w:val="clear" w:color="auto" w:fill="E7E6E6"/>
+            <w:tcMar>
+              <w:top w:w="90" w:type="dxa"/>
+              <w:left w:w="90" w:type="dxa"/>
+              <w:bottom w:w="90" w:type="dxa"/>
+              <w:right w:w="90" w:type="dxa"/>
+            </w:tcMar>
+          </w:tcPr>
+          <w:p>
+            <w:pPr>
+              <w:spacing w:after="60"/>
+            </w:pPr>
+            <w:r>
+              <w:rPr>
+                <w:b/>
+              </w:rPr>
+              <w:t>Aplicación prevista</w:t>
+            </w:r>
+          </w:p>
+        </w:tc>
+        <w:tc>
+          <w:tcPr>
+            <w:tcW w:w="3175" w:type="dxa"/>
+            <w:tcBorders>
+              <w:top w:val="single" w:sz="4" w:space="0" w:color="D9D9D9"/>
+              <w:left w:val="single" w:sz="4" w:space="0" w:color="D9D9D9"/>
+              <w:bottom w:val="single" w:sz="4" w:space="0" w:color="D9D9D9"/>
+              <w:right w:val="single" w:sz="4" w:space="0" w:color="D9D9D9"/>
+            </w:tcBorders>
+            <w:shd w:val="clear" w:color="auto" w:fill="E7E6E6"/>
+            <w:tcMar>
+              <w:top w:w="90" w:type="dxa"/>
+              <w:left w:w="90" w:type="dxa"/>
+              <w:bottom w:w="90" w:type="dxa"/>
+              <w:right w:w="90" w:type="dxa"/>
+            </w:tcMar>
+          </w:tcPr>
+          <w:p>
+            <w:pPr>
+              <w:spacing w:after="60"/>
+            </w:pPr>
+            <w:r>
+              <w:rPr>
+                <w:b/>
+              </w:rPr>
+              <w:t>Situación</w:t>
+            </w:r>
+          </w:p>
+        </w:tc>
+      </w:tr>
+      <w:tr>
+        <w:trPr>
+          <w:cantSplit/>
+        </w:trPr>
+        <w:tc>
+          <w:tcPr>
+            <w:tcW w:w="2835" w:type="dxa"/>
+            <w:tcBorders>
+              <w:top w:val="single" w:sz="4" w:space="0" w:color="D9D9D9"/>
+              <w:left w:val="single" w:sz="4" w:space="0" w:color="D9D9D9"/>
+              <w:bottom w:val="single" w:sz="4" w:space="0" w:color="D9D9D9"/>
+              <w:right w:val="single" w:sz="4" w:space="0" w:color="D9D9D9"/>
+            </w:tcBorders>
+            <w:tcMar>
+              <w:top w:w="90" w:type="dxa"/>
+              <w:left w:w="90" w:type="dxa"/>
+              <w:bottom w:w="90" w:type="dxa"/>
+              <w:right w:w="90" w:type="dxa"/>
+            </w:tcMar>
+          </w:tcPr>
+          <w:p>
+            <w:r>
+              <w:t>Análisis de requerimientos</w:t>
+            </w:r>
+          </w:p>
+        </w:tc>
+        <w:tc>
+          <w:tcPr>
+            <w:tcW w:w="3402" w:type="dxa"/>
+            <w:tcBorders>
+              <w:top w:val="single" w:sz="4" w:space="0" w:color="D9D9D9"/>
+              <w:left w:val="single" w:sz="4" w:space="0" w:color="D9D9D9"/>
+              <w:bottom w:val="single" w:sz="4" w:space="0" w:color="D9D9D9"/>
+              <w:right w:val="single" w:sz="4" w:space="0" w:color="D9D9D9"/>
+            </w:tcBorders>
+            <w:tcMar>
+              <w:top w:w="90" w:type="dxa"/>
+              <w:left w:w="90" w:type="dxa"/>
+              <w:bottom w:w="90" w:type="dxa"/>
+              <w:right w:w="90" w:type="dxa"/>
+            </w:tcMar>
+          </w:tcPr>
+          <w:p>
+            <w:r>
+              <w:t>Comprender las necesidades de la empresa.</w:t>
+            </w:r>
+          </w:p>
+        </w:tc>
+        <w:tc>
+          <w:tcPr>
+            <w:tcW w:w="3175" w:type="dxa"/>
+            <w:tcBorders>
+              <w:top w:val="single" w:sz="4" w:space="0" w:color="D9D9D9"/>
+              <w:left w:val="single" w:sz="4" w:space="0" w:color="D9D9D9"/>
+              <w:bottom w:val="single" w:sz="4" w:space="0" w:color="D9D9D9"/>
+              <w:right w:val="single" w:sz="4" w:space="0" w:color="D9D9D9"/>
+            </w:tcBorders>
+            <w:tcMar>
+              <w:top w:w="90" w:type="dxa"/>
+              <w:left w:w="90" w:type="dxa"/>
+              <w:bottom w:w="90" w:type="dxa"/>
+              <w:right w:w="90" w:type="dxa"/>
+            </w:tcMar>
+          </w:tcPr>
+          <w:p>
+            <w:r>
+              <w:t>Pendiente de precisar con el alcance.</w:t>
+            </w:r>
+          </w:p>
+        </w:tc>
+      </w:tr>
+      <w:tr>
+        <w:trPr>
+          <w:cantSplit/>
+        </w:trPr>
+        <w:tc>
+          <w:tcPr>
+            <w:tcW w:w="2835" w:type="dxa"/>
+            <w:tcBorders>
+              <w:top w:val="single" w:sz="4" w:space="0" w:color="D9D9D9"/>
+              <w:left w:val="single" w:sz="4" w:space="0" w:color="D9D9D9"/>
+              <w:bottom w:val="single" w:sz="4" w:space="0" w:color="D9D9D9"/>
+              <w:right w:val="single" w:sz="4" w:space="0" w:color="D9D9D9"/>
+            </w:tcBorders>
+            <w:tcMar>
+              <w:top w:w="90" w:type="dxa"/>
+              <w:left w:w="90" w:type="dxa"/>
+              <w:bottom w:w="90" w:type="dxa"/>
+              <w:right w:w="90" w:type="dxa"/>
+            </w:tcMar>
+          </w:tcPr>
+          <w:p>
+            <w:r>
+              <w:t>Desarrollo</w:t>
+            </w:r>
+          </w:p>
+        </w:tc>
+        <w:tc>
+          <w:tcPr>
+            <w:tcW w:w="3402" w:type="dxa"/>
+            <w:tcBorders>
+              <w:top w:val="single" w:sz="4" w:space="0" w:color="D9D9D9"/>
+              <w:left w:val="single" w:sz="4" w:space="0" w:color="D9D9D9"/>
+              <w:bottom w:val="single" w:sz="4" w:space="0" w:color="D9D9D9"/>
+              <w:right w:val="single" w:sz="4" w:space="0" w:color="D9D9D9"/>
+            </w:tcBorders>
+            <w:tcMar>
+              <w:top w:w="90" w:type="dxa"/>
+              <w:left w:w="90" w:type="dxa"/>
+              <w:bottom w:w="90" w:type="dxa"/>
+              <w:right w:w="90" w:type="dxa"/>
+            </w:tcMar>
+          </w:tcPr>
+          <w:p>
+            <w:r>
+              <w:t>Participar en el desarrollo de la solución.</w:t>
+            </w:r>
+          </w:p>
+        </w:tc>
+        <w:tc>
+          <w:tcPr>
+            <w:tcW w:w="3175" w:type="dxa"/>
+            <w:tcBorders>
+              <w:top w:val="single" w:sz="4" w:space="0" w:color="D9D9D9"/>
+              <w:left w:val="single" w:sz="4" w:space="0" w:color="D9D9D9"/>
+              <w:bottom w:val="single" w:sz="4" w:space="0" w:color="D9D9D9"/>
+              <w:right w:val="single" w:sz="4" w:space="0" w:color="D9D9D9"/>
+            </w:tcBorders>
+            <w:tcMar>
+              <w:top w:w="90" w:type="dxa"/>
+              <w:left w:w="90" w:type="dxa"/>
+              <w:bottom w:w="90" w:type="dxa"/>
+              <w:right w:w="90" w:type="dxa"/>
+            </w:tcMar>
+          </w:tcPr>
+          <w:p>
+            <w:r>
+              <w:t>Pendiente de precisar con el alcance.</w:t>
+            </w:r>
+          </w:p>
+        </w:tc>
+      </w:tr>
+      <w:tr>
+        <w:trPr>
+          <w:cantSplit/>
+        </w:trPr>
+        <w:tc>
+          <w:tcPr>
+            <w:tcW w:w="2835" w:type="dxa"/>
+            <w:tcBorders>
+              <w:top w:val="single" w:sz="4" w:space="0" w:color="D9D9D9"/>
+              <w:left w:val="single" w:sz="4" w:space="0" w:color="D9D9D9"/>
+              <w:bottom w:val="single" w:sz="4" w:space="0" w:color="D9D9D9"/>
+              <w:right w:val="single" w:sz="4" w:space="0" w:color="D9D9D9"/>
+            </w:tcBorders>
+            <w:tcMar>
+              <w:top w:w="90" w:type="dxa"/>
+              <w:left w:w="90" w:type="dxa"/>
+              <w:bottom w:w="90" w:type="dxa"/>
+              <w:right w:w="90" w:type="dxa"/>
+            </w:tcMar>
+          </w:tcPr>
+          <w:p>
+            <w:r>
+              <w:t>Arquitectura e integración</w:t>
+            </w:r>
+          </w:p>
+        </w:tc>
+        <w:tc>
+          <w:tcPr>
+            <w:tcW w:w="3402" w:type="dxa"/>
+            <w:tcBorders>
+              <w:top w:val="single" w:sz="4" w:space="0" w:color="D9D9D9"/>
+              <w:left w:val="single" w:sz="4" w:space="0" w:color="D9D9D9"/>
+              <w:bottom w:val="single" w:sz="4" w:space="0" w:color="D9D9D9"/>
+              <w:right w:val="single" w:sz="4" w:space="0" w:color="D9D9D9"/>
+            </w:tcBorders>
+            <w:tcMar>
+              <w:top w:w="90" w:type="dxa"/>
+              <w:left w:w="90" w:type="dxa"/>
+              <w:bottom w:w="90" w:type="dxa"/>
+              <w:right w:w="90" w:type="dxa"/>
+            </w:tcMar>
+          </w:tcPr>
+          <w:p>
+            <w:r>
+              <w:t>Conectar los componentes del agente.</w:t>
+            </w:r>
+          </w:p>
+        </w:tc>
+        <w:tc>
+          <w:tcPr>
+            <w:tcW w:w="3175" w:type="dxa"/>
+            <w:tcBorders>
+              <w:top w:val="single" w:sz="4" w:space="0" w:color="D9D9D9"/>
+              <w:left w:val="single" w:sz="4" w:space="0" w:color="D9D9D9"/>
+              <w:bottom w:val="single" w:sz="4" w:space="0" w:color="D9D9D9"/>
+              <w:right w:val="single" w:sz="4" w:space="0" w:color="D9D9D9"/>
+            </w:tcBorders>
+            <w:tcMar>
+              <w:top w:w="90" w:type="dxa"/>
+              <w:left w:w="90" w:type="dxa"/>
+              <w:bottom w:w="90" w:type="dxa"/>
+              <w:right w:w="90" w:type="dxa"/>
+            </w:tcMar>
+          </w:tcPr>
+          <w:p>
+            <w:r>
+              <w:t>Pendiente de precisar con el alcance.</w:t>
+            </w:r>
+          </w:p>
+        </w:tc>
+      </w:tr>
+      <w:tr>
+        <w:trPr>
+          <w:cantSplit/>
+        </w:trPr>
+        <w:tc>
+          <w:tcPr>
+            <w:tcW w:w="2835" w:type="dxa"/>
+            <w:tcBorders>
+              <w:top w:val="single" w:sz="4" w:space="0" w:color="D9D9D9"/>
+              <w:left w:val="single" w:sz="4" w:space="0" w:color="D9D9D9"/>
+              <w:bottom w:val="single" w:sz="4" w:space="0" w:color="D9D9D9"/>
+              <w:right w:val="single" w:sz="4" w:space="0" w:color="D9D9D9"/>
+            </w:tcBorders>
+            <w:tcMar>
+              <w:top w:w="90" w:type="dxa"/>
+              <w:left w:w="90" w:type="dxa"/>
+              <w:bottom w:w="90" w:type="dxa"/>
+              <w:right w:w="90" w:type="dxa"/>
+            </w:tcMar>
+          </w:tcPr>
+          <w:p>
+            <w:r>
+              <w:t>Pruebas</w:t>
+            </w:r>
+          </w:p>
+        </w:tc>
+        <w:tc>
+          <w:tcPr>
+            <w:tcW w:w="3402" w:type="dxa"/>
+            <w:tcBorders>
+              <w:top w:val="single" w:sz="4" w:space="0" w:color="D9D9D9"/>
+              <w:left w:val="single" w:sz="4" w:space="0" w:color="D9D9D9"/>
+              <w:bottom w:val="single" w:sz="4" w:space="0" w:color="D9D9D9"/>
+              <w:right w:val="single" w:sz="4" w:space="0" w:color="D9D9D9"/>
+            </w:tcBorders>
+            <w:tcMar>
+              <w:top w:w="90" w:type="dxa"/>
+              <w:left w:w="90" w:type="dxa"/>
+              <w:bottom w:w="90" w:type="dxa"/>
+              <w:right w:w="90" w:type="dxa"/>
+            </w:tcMar>
+          </w:tcPr>
+          <w:p>
+            <w:r>
+              <w:t>Evaluar el comportamiento del agente.</w:t>
+            </w:r>
+          </w:p>
+        </w:tc>
+        <w:tc>
+          <w:tcPr>
+            <w:tcW w:w="3175" w:type="dxa"/>
+            <w:tcBorders>
+              <w:top w:val="single" w:sz="4" w:space="0" w:color="D9D9D9"/>
+              <w:left w:val="single" w:sz="4" w:space="0" w:color="D9D9D9"/>
+              <w:bottom w:val="single" w:sz="4" w:space="0" w:color="D9D9D9"/>
+              <w:right w:val="single" w:sz="4" w:space="0" w:color="D9D9D9"/>
+            </w:tcBorders>
+            <w:tcMar>
+              <w:top w:w="90" w:type="dxa"/>
+              <w:left w:w="90" w:type="dxa"/>
+              <w:bottom w:w="90" w:type="dxa"/>
+              <w:right w:w="90" w:type="dxa"/>
+            </w:tcMar>
+          </w:tcPr>
+          <w:p>
+            <w:r>
+              <w:t>Pendiente de precisar con el alcance.</w:t>
+            </w:r>
+          </w:p>
+        </w:tc>
+      </w:tr>
+    </w:tbl>
+    <w:p/>
+    <w:p>
+      <w:pPr>
+        <w:rPr>
+          <w:rFonts w:ascii="Calibri" w:eastAsiaTheme="minorEastAsia" w:hAnsi="Calibri" w:cstheme="minorBidi"/>
+          <w:color w:val="000000"/>
+          <w:sz w:val="22"/>
+          <w:szCs w:val="22"/>
+          <w:lang w:val="es-CL" w:eastAsia="en-US"/>
+        </w:rPr>
+      </w:pPr>
+      <w:r>
+        <w:rPr>
+          <w:rFonts w:ascii="Calibri" w:eastAsiaTheme="minorEastAsia" w:hAnsi="Calibri" w:cstheme="minorBidi"/>
+          <w:color w:val="000000"/>
+          <w:sz w:val="22"/>
+          <w:szCs w:val="22"/>
+          <w:lang w:val="es-CL" w:eastAsia="en-US"/>
+        </w:rPr>
+        <w:t>Esta relación expresa los ámbitos mencionados en el desarrollo individual y queda sujeta a la definición final del alcance.</w:t>
+      </w:r>
+    </w:p>
+    <w:p>
+      <w:pPr>
+        <w:pStyle w:val="Ttulo1"/>
+      </w:pPr>
+      <w:r>
+        <w:lastRenderedPageBreak/>
+        <w:t>4. Intereses profesionales</w:t>
+      </w:r>
+    </w:p>
+    <w:p>
+      <w:pPr>
+        <w:rPr>
+          <w:rFonts w:ascii="Calibri" w:eastAsiaTheme="minorEastAsia" w:hAnsi="Calibri" w:cstheme="minorBidi"/>
+          <w:color w:val="000000"/>
+          <w:sz w:val="22"/>
+          <w:szCs w:val="22"/>
+          <w:lang w:val="es-CL" w:eastAsia="en-US"/>
+        </w:rPr>
+      </w:pPr>
+      <w:r>
+        <w:rPr>
+          <w:rFonts w:ascii="Calibri" w:eastAsiaTheme="minorEastAsia" w:hAnsi="Calibri" w:cstheme="minorBidi"/>
+          <w:color w:val="000000"/>
+          <w:sz w:val="22"/>
+          <w:szCs w:val="22"/>
+          <w:lang w:val="es-CL" w:eastAsia="en-US"/>
+        </w:rPr>
+        <w:t>Me interesa la inteligencia artificial, la automatización y el proceso completo de desarrollo de software.</w:t>
+      </w:r>
+    </w:p>
+    <w:p>
+      <w:pPr>
+        <w:rPr>
+          <w:rFonts w:ascii="Calibri" w:eastAsiaTheme="minorEastAsia" w:hAnsi="Calibri" w:cstheme="minorBidi"/>
+          <w:color w:val="000000"/>
+          <w:sz w:val="22"/>
+          <w:szCs w:val="22"/>
+          <w:lang w:val="es-CL" w:eastAsia="en-US"/>
+        </w:rPr>
+      </w:pPr>
+      <w:r>
+        <w:rPr>
+          <w:rFonts w:ascii="Calibri" w:eastAsiaTheme="minorEastAsia" w:hAnsi="Calibri" w:cstheme="minorBidi"/>
+          <w:color w:val="000000"/>
+          <w:sz w:val="22"/>
+          <w:szCs w:val="22"/>
+          <w:lang w:val="es-CL" w:eastAsia="en-US"/>
+        </w:rPr>
+        <w:t>Este proyecto me permitirá acercarme a esas áreas y aprender nuevas herramientas.</w:t>
+      </w:r>
+    </w:p>
+    <w:p>
+      <w:pPr>
+        <w:rPr>
+          <w:rFonts w:ascii="Calibri" w:eastAsiaTheme="minorEastAsia" w:hAnsi="Calibri" w:cstheme="minorBidi"/>
+          <w:color w:val="000000"/>
+          <w:sz w:val="22"/>
+          <w:szCs w:val="22"/>
+          <w:lang w:val="es-CL" w:eastAsia="en-US"/>
+        </w:rPr>
+      </w:pPr>
+      <w:r>
+        <w:rPr>
+          <w:rFonts w:ascii="Calibri" w:eastAsiaTheme="minorEastAsia" w:hAnsi="Calibri" w:cstheme="minorBidi"/>
+          <w:color w:val="000000"/>
+          <w:sz w:val="22"/>
+          <w:szCs w:val="22"/>
+          <w:lang w:val="es-CL" w:eastAsia="en-US"/>
+        </w:rPr>
+        <w:t>También se relaciona con mi intención de trabajar de manera independiente como arquitecto de soluciones.</w:t>
+      </w:r>
+    </w:p>
+    <w:p>
+      <w:pPr>
+        <w:pStyle w:val="Ttulo1"/>
+      </w:pPr>
+      <w:r>
+        <w:t>5. Factibilidad</w:t>
+      </w:r>
+    </w:p>
+    <w:p>
+      <w:pPr>
+        <w:rPr>
+          <w:rFonts w:ascii="Calibri" w:eastAsiaTheme="minorEastAsia" w:hAnsi="Calibri" w:cstheme="minorBidi"/>
+          <w:color w:val="000000"/>
+          <w:sz w:val="22"/>
+          <w:szCs w:val="22"/>
+          <w:lang w:val="es-CL" w:eastAsia="en-US"/>
+        </w:rPr>
+      </w:pPr>
+      <w:r>
+        <w:rPr>
+          <w:rFonts w:ascii="Calibri" w:eastAsiaTheme="minorEastAsia" w:hAnsi="Calibri" w:cstheme="minorBidi"/>
+          <w:color w:val="000000"/>
+          <w:sz w:val="22"/>
+          <w:szCs w:val="22"/>
+          <w:lang w:val="es-CL" w:eastAsia="en-US"/>
+        </w:rPr>
+        <w:t>La factibilidad todavía debe evaluarse. Necesitamos acordar el alcance del prototipo, el tiempo disponible, las herramientas, el acceso a servicios y los recursos de la empresa.</w:t>
+      </w:r>
+    </w:p>
+    <w:p>
+      <w:pPr>
+        <w:rPr>
+          <w:rFonts w:ascii="Calibri" w:eastAsiaTheme="minorEastAsia" w:hAnsi="Calibri" w:cstheme="minorBidi"/>
+          <w:color w:val="000000"/>
+          <w:sz w:val="22"/>
+          <w:szCs w:val="22"/>
+          <w:lang w:val="es-CL" w:eastAsia="en-US"/>
+        </w:rPr>
+      </w:pPr>
+      <w:r>
+        <w:rPr>
+          <w:rFonts w:ascii="Calibri" w:eastAsiaTheme="minorEastAsia" w:hAnsi="Calibri" w:cstheme="minorBidi"/>
+          <w:color w:val="000000"/>
+          <w:sz w:val="22"/>
+          <w:szCs w:val="22"/>
+          <w:lang w:val="es-CL" w:eastAsia="en-US"/>
+        </w:rPr>
+        <w:t>Como propuesta inicial, considero conveniente delimitar un caso de uso y comprobar tempranamente que los componentes pueden integrarse.</w:t>
+      </w:r>
+    </w:p>
+    <w:p>
+      <w:pPr>
+        <w:rPr>
+          <w:rFonts w:ascii="Calibri" w:eastAsiaTheme="minorEastAsia" w:hAnsi="Calibri" w:cstheme="minorBidi"/>
+          <w:color w:val="000000"/>
+          <w:sz w:val="22"/>
+          <w:szCs w:val="22"/>
+          <w:lang w:val="es-CL" w:eastAsia="en-US"/>
+        </w:rPr>
+      </w:pPr>
+      <w:r>
+        <w:rPr>
+          <w:rFonts w:ascii="Calibri" w:eastAsiaTheme="minorEastAsia" w:hAnsi="Calibri" w:cstheme="minorBidi"/>
+          <w:color w:val="000000"/>
+          <w:sz w:val="22"/>
+          <w:szCs w:val="22"/>
+          <w:lang w:val="es-CL" w:eastAsia="en-US"/>
+        </w:rPr>
+        <w:t>Esto permitiría ajustar el trabajo a las condiciones de la asignatura.</w:t>
+      </w:r>
+    </w:p>
+    <w:p>
+      <w:pPr>
+        <w:rPr>
+          <w:rFonts w:ascii="Calibri" w:eastAsiaTheme="minorEastAsia" w:hAnsi="Calibri" w:cstheme="minorBidi"/>
+          <w:color w:val="000000"/>
+          <w:sz w:val="22"/>
+          <w:szCs w:val="22"/>
+          <w:lang w:val="es-CL" w:eastAsia="en-US"/>
+        </w:rPr>
+      </w:pPr>
+      <w:r>
+        <w:rPr>
+          <w:rFonts w:ascii="Calibri" w:eastAsiaTheme="minorEastAsia" w:hAnsi="Calibri" w:cstheme="minorBidi"/>
+          <w:color w:val="000000"/>
+          <w:sz w:val="22"/>
+          <w:szCs w:val="22"/>
+          <w:lang w:val="es-CL" w:eastAsia="en-US"/>
+        </w:rPr>
+        <w:t>El contacto con la empresa y la experiencia previa del equipo pueden facilitar el trabajo; las dependencias de servicios y las dificultades para alcanzar la latencia esperada deberán evaluarse durante la planificación.</w:t>
+      </w:r>
+    </w:p>
+    <w:p>
+      <w:pPr>
+        <w:pStyle w:val="Ttulo1"/>
+      </w:pPr>
+      <w:r>
+        <w:t>6. Objetivos</w:t>
+      </w:r>
+    </w:p>
+    <w:p>
+      <w:pPr>
+        <w:rPr>
+          <w:rFonts w:ascii="Calibri" w:eastAsiaTheme="minorEastAsia" w:hAnsi="Calibri" w:cstheme="minorBidi"/>
+          <w:color w:val="000000"/>
+          <w:sz w:val="22"/>
+          <w:szCs w:val="22"/>
+          <w:lang w:val="es-CL" w:eastAsia="en-US"/>
+        </w:rPr>
+      </w:pPr>
+      <w:r>
+        <w:rPr>
+          <w:rFonts w:ascii="Calibri" w:eastAsiaTheme="minorEastAsia" w:hAnsi="Calibri" w:cstheme="minorBidi"/>
+          <w:color w:val="000000"/>
+          <w:sz w:val="22"/>
+          <w:szCs w:val="22"/>
+          <w:lang w:val="es-CL" w:eastAsia="en-US"/>
+        </w:rPr>
+        <w:t>Los siguientes objetivos son propuestos y están pendientes de validación.</w:t>
+      </w:r>
+    </w:p>
+    <w:p>
+      <w:pPr>
+        <w:pStyle w:val="Ttulo2"/>
+      </w:pPr>
+      <w:r>
+        <w:t>Objetivo general</w:t>
+      </w:r>
+    </w:p>
+    <w:p>
+      <w:pPr>
+        <w:rPr>
+          <w:rFonts w:ascii="Calibri" w:eastAsiaTheme="minorEastAsia" w:hAnsi="Calibri" w:cstheme="minorBidi"/>
+          <w:color w:val="000000"/>
+          <w:sz w:val="22"/>
+          <w:szCs w:val="22"/>
+          <w:lang w:val="es-CL" w:eastAsia="en-US"/>
+        </w:rPr>
+      </w:pPr>
+      <w:r>
+        <w:rPr>
+          <w:rFonts w:ascii="Calibri" w:eastAsiaTheme="minorEastAsia" w:hAnsi="Calibri" w:cstheme="minorBidi"/>
+          <w:color w:val="000000"/>
+          <w:sz w:val="22"/>
+          <w:szCs w:val="22"/>
+          <w:lang w:val="es-CL" w:eastAsia="en-US"/>
+        </w:rPr>
+        <w:t xml:space="preserve">Desarrollar un prototipo de agente de voz para llamadas telefónicas que permita evaluar la rapidez y coherencia de sus respuestas en un caso de uso acordado con </w:t>
+      </w:r>
+      <w:proofErr w:type="spellStart"/>
+      <w:r>
+        <w:rPr>
+          <w:rFonts w:ascii="Calibri" w:eastAsiaTheme="minorEastAsia" w:hAnsi="Calibri" w:cstheme="minorBidi"/>
+          <w:color w:val="000000"/>
+          <w:sz w:val="22"/>
+          <w:szCs w:val="22"/>
+          <w:lang w:val="es-CL" w:eastAsia="en-US"/>
+        </w:rPr>
+        <w:t>Alloxentric</w:t>
+      </w:r>
+      <w:proofErr w:type="spellEnd"/>
+      <w:r>
+        <w:rPr>
+          <w:rFonts w:ascii="Calibri" w:eastAsiaTheme="minorEastAsia" w:hAnsi="Calibri" w:cstheme="minorBidi"/>
+          <w:color w:val="000000"/>
+          <w:sz w:val="22"/>
+          <w:szCs w:val="22"/>
+          <w:lang w:val="es-CL" w:eastAsia="en-US"/>
+        </w:rPr>
+        <w:t>.</w:t>
+      </w:r>
+    </w:p>
+    <w:p>
+      <w:pPr>
+        <w:pStyle w:val="Ttulo2"/>
+      </w:pPr>
+      <w:r>
+        <w:t>Objetivos específicos</w:t>
+      </w:r>
+    </w:p>
+    <w:p>
+      <w:pPr>
+        <w:pStyle w:val="Listaconnmeros"/>
+        <w:tabs>
+          <w:tab w:val="num" w:pos="360"/>
+        </w:tabs>
+      </w:pPr>
+      <w:r>
+        <w:t>Levantar los requisitos y criterios de aceptación.</w:t>
+      </w:r>
+    </w:p>
+    <w:p>
+      <w:pPr>
+        <w:pStyle w:val="Listaconnmeros"/>
+        <w:tabs>
+          <w:tab w:val="num" w:pos="360"/>
+        </w:tabs>
+      </w:pPr>
+      <w:r>
+        <w:t>Diseñar e integrar los componentes necesarios.</w:t>
+      </w:r>
+    </w:p>
+    <w:p>
+      <w:pPr>
+        <w:pStyle w:val="Listaconnmeros"/>
+        <w:tabs>
+          <w:tab w:val="num" w:pos="360"/>
+        </w:tabs>
+      </w:pPr>
+      <w:r>
+        <w:t>Realizar pruebas de llamadas para medir tiempos de respuesta y revisar la coherencia.</w:t>
+      </w:r>
+    </w:p>
+    <w:p>
+      <w:pPr>
+        <w:rPr>
+          <w:rFonts w:ascii="Calibri" w:eastAsiaTheme="minorEastAsia" w:hAnsi="Calibri" w:cstheme="minorBidi"/>
+          <w:color w:val="000000"/>
+          <w:sz w:val="22"/>
+          <w:szCs w:val="22"/>
+          <w:lang w:val="es-CL" w:eastAsia="en-US"/>
+        </w:rPr>
+      </w:pPr>
+      <w:r>
+        <w:rPr>
+          <w:rFonts w:ascii="Calibri" w:eastAsiaTheme="minorEastAsia" w:hAnsi="Calibri" w:cstheme="minorBidi"/>
+          <w:color w:val="000000"/>
+          <w:sz w:val="22"/>
+          <w:szCs w:val="22"/>
+          <w:lang w:val="es-CL" w:eastAsia="en-US"/>
+        </w:rPr>
+        <w:t>Los umbrales de aceptación y el alcance aún deben acordarse.</w:t>
+      </w:r>
+    </w:p>
+    <w:p>
+      <w:pPr>
+        <w:pStyle w:val="Ttulo1"/>
+      </w:pPr>
+      <w:r>
+        <w:t>7. Metodología</w:t>
+      </w:r>
+    </w:p>
+    <w:p>
+      <w:pPr>
+        <w:rPr>
+          <w:rFonts w:ascii="Calibri" w:eastAsiaTheme="minorEastAsia" w:hAnsi="Calibri" w:cstheme="minorBidi"/>
+          <w:color w:val="000000"/>
+          <w:sz w:val="22"/>
+          <w:szCs w:val="22"/>
+          <w:lang w:val="es-CL" w:eastAsia="en-US"/>
+        </w:rPr>
+      </w:pPr>
+      <w:r>
+        <w:rPr>
+          <w:rFonts w:ascii="Calibri" w:eastAsiaTheme="minorEastAsia" w:hAnsi="Calibri" w:cstheme="minorBidi"/>
+          <w:color w:val="000000"/>
+          <w:sz w:val="22"/>
+          <w:szCs w:val="22"/>
+          <w:lang w:val="es-CL" w:eastAsia="en-US"/>
+        </w:rPr>
+        <w:t>Propongo trabajar de manera iterativa: definir primero el caso de uso, desarrollar una integración inicial, probarla y ajustar el sistema según los resultados y la retroalimentación de la empresa.</w:t>
+      </w:r>
+    </w:p>
+    <w:p>
+      <w:pPr>
+        <w:rPr>
+          <w:rFonts w:ascii="Calibri" w:eastAsiaTheme="minorEastAsia" w:hAnsi="Calibri" w:cstheme="minorBidi"/>
+          <w:color w:val="000000"/>
+          <w:sz w:val="22"/>
+          <w:szCs w:val="22"/>
+          <w:lang w:val="es-CL" w:eastAsia="en-US"/>
+        </w:rPr>
+      </w:pPr>
+      <w:r>
+        <w:rPr>
+          <w:rFonts w:ascii="Calibri" w:eastAsiaTheme="minorEastAsia" w:hAnsi="Calibri" w:cstheme="minorBidi"/>
+          <w:color w:val="000000"/>
+          <w:sz w:val="22"/>
+          <w:szCs w:val="22"/>
+          <w:lang w:val="es-CL" w:eastAsia="en-US"/>
+        </w:rPr>
+        <w:t>Esta propuesta todavía no corresponde a una metodología formalmente acordada por el equipo.</w:t>
+      </w:r>
+    </w:p>
+    <w:p>
+      <w:pPr>
+        <w:pStyle w:val="Ttulo1"/>
+      </w:pPr>
+      <w:r>
+        <w:lastRenderedPageBreak/>
+        <w:t>8. Plan de trabajo</w:t>
+      </w:r>
+    </w:p>
+    <w:p>
+      <w:pPr>
+        <w:rPr>
+          <w:rFonts w:ascii="Calibri" w:eastAsiaTheme="minorEastAsia" w:hAnsi="Calibri" w:cstheme="minorBidi"/>
+          <w:color w:val="000000"/>
+          <w:sz w:val="22"/>
+          <w:szCs w:val="22"/>
+          <w:lang w:val="es-CL" w:eastAsia="en-US"/>
+        </w:rPr>
+      </w:pPr>
+      <w:r>
+        <w:rPr>
+          <w:rFonts w:ascii="Calibri" w:eastAsiaTheme="minorEastAsia" w:hAnsi="Calibri" w:cstheme="minorBidi"/>
+          <w:color w:val="000000"/>
+          <w:sz w:val="22"/>
+          <w:szCs w:val="22"/>
+          <w:lang w:val="es-CL" w:eastAsia="en-US"/>
+        </w:rPr>
+        <w:t>Propongo organizar el trabajo en levantamiento de requerimientos, diseño, desarrollo del prototipo, pruebas y documentación.</w:t>
+      </w:r>
+    </w:p>
+    <w:p>
+      <w:pPr>
+        <w:rPr>
+          <w:rFonts w:ascii="Calibri" w:eastAsiaTheme="minorEastAsia" w:hAnsi="Calibri" w:cstheme="minorBidi"/>
+          <w:color w:val="000000"/>
+          <w:sz w:val="22"/>
+          <w:szCs w:val="22"/>
+          <w:lang w:val="es-CL" w:eastAsia="en-US"/>
+        </w:rPr>
+      </w:pPr>
+    </w:p>
+    <w:tbl>
+      <w:tblPr>
+        <w:tblW w:w="0" w:type="auto"/>
+        <w:tblLayout w:type="fixed"/>
+        <w:tblLook w:val="04A0" w:firstRow="1" w:lastRow="0" w:firstColumn="1" w:lastColumn="0" w:noHBand="0" w:noVBand="1"/>
+      </w:tblPr>
+      <w:tblGrid>
+        <w:gridCol w:w="2154"/>
+        <w:gridCol w:w="2665"/>
+        <w:gridCol w:w="1928"/>
+        <w:gridCol w:w="2665"/>
+      </w:tblGrid>
+      <w:tr>
+        <w:trPr>
+          <w:cantSplit/>
+          <w:tblHeader/>
+        </w:trPr>
+        <w:tc>
+          <w:tcPr>
+            <w:tcW w:w="2154" w:type="dxa"/>
+            <w:tcBorders>
+              <w:top w:val="single" w:sz="4" w:space="0" w:color="D9D9D9"/>
+              <w:left w:val="single" w:sz="4" w:space="0" w:color="D9D9D9"/>
+              <w:bottom w:val="single" w:sz="4" w:space="0" w:color="D9D9D9"/>
+              <w:right w:val="single" w:sz="4" w:space="0" w:color="D9D9D9"/>
+            </w:tcBorders>
+            <w:shd w:val="clear" w:color="auto" w:fill="E7E6E6"/>
+            <w:tcMar>
+              <w:top w:w="90" w:type="dxa"/>
+              <w:left w:w="90" w:type="dxa"/>
+              <w:bottom w:w="90" w:type="dxa"/>
+              <w:right w:w="90" w:type="dxa"/>
+            </w:tcMar>
+          </w:tcPr>
+          <w:p>
+            <w:pPr>
+              <w:spacing w:after="60"/>
+            </w:pPr>
+            <w:r>
+              <w:rPr>
+                <w:b/>
+              </w:rPr>
+              <w:t>Etapa prevista</w:t>
+            </w:r>
+          </w:p>
+        </w:tc>
+        <w:tc>
+          <w:tcPr>
+            <w:tcW w:w="2665" w:type="dxa"/>
+            <w:tcBorders>
+              <w:top w:val="single" w:sz="4" w:space="0" w:color="D9D9D9"/>
+              <w:left w:val="single" w:sz="4" w:space="0" w:color="D9D9D9"/>
+              <w:bottom w:val="single" w:sz="4" w:space="0" w:color="D9D9D9"/>
+              <w:right w:val="single" w:sz="4" w:space="0" w:color="D9D9D9"/>
+            </w:tcBorders>
+            <w:shd w:val="clear" w:color="auto" w:fill="E7E6E6"/>
+            <w:tcMar>
+              <w:top w:w="90" w:type="dxa"/>
+              <w:left w:w="90" w:type="dxa"/>
+              <w:bottom w:w="90" w:type="dxa"/>
+              <w:right w:w="90" w:type="dxa"/>
+            </w:tcMar>
+          </w:tcPr>
+          <w:p>
+            <w:pPr>
+              <w:spacing w:after="60"/>
+            </w:pPr>
+            <w:r>
+              <w:rPr>
+                <w:b/>
+              </w:rPr>
+              <w:t>Recursos por precisar</w:t>
+            </w:r>
+          </w:p>
+        </w:tc>
+        <w:tc>
+          <w:tcPr>
+            <w:tcW w:w="1928" w:type="dxa"/>
+            <w:tcBorders>
+              <w:top w:val="single" w:sz="4" w:space="0" w:color="D9D9D9"/>
+              <w:left w:val="single" w:sz="4" w:space="0" w:color="D9D9D9"/>
+              <w:bottom w:val="single" w:sz="4" w:space="0" w:color="D9D9D9"/>
+              <w:right w:val="single" w:sz="4" w:space="0" w:color="D9D9D9"/>
+            </w:tcBorders>
+            <w:shd w:val="clear" w:color="auto" w:fill="E7E6E6"/>
+            <w:tcMar>
+              <w:top w:w="90" w:type="dxa"/>
+              <w:left w:w="90" w:type="dxa"/>
+              <w:bottom w:w="90" w:type="dxa"/>
+              <w:right w:w="90" w:type="dxa"/>
+            </w:tcMar>
+          </w:tcPr>
+          <w:p>
+            <w:pPr>
+              <w:spacing w:after="60"/>
+            </w:pPr>
+            <w:r>
+              <w:rPr>
+                <w:b/>
+              </w:rPr>
+              <w:t>Duración y responsable</w:t>
+            </w:r>
+          </w:p>
+        </w:tc>
+        <w:tc>
+          <w:tcPr>
+            <w:tcW w:w="2665" w:type="dxa"/>
+            <w:tcBorders>
+              <w:top w:val="single" w:sz="4" w:space="0" w:color="D9D9D9"/>
+              <w:left w:val="single" w:sz="4" w:space="0" w:color="D9D9D9"/>
+              <w:bottom w:val="single" w:sz="4" w:space="0" w:color="D9D9D9"/>
+              <w:right w:val="single" w:sz="4" w:space="0" w:color="D9D9D9"/>
+            </w:tcBorders>
+            <w:shd w:val="clear" w:color="auto" w:fill="E7E6E6"/>
+            <w:tcMar>
+              <w:top w:w="90" w:type="dxa"/>
+              <w:left w:w="90" w:type="dxa"/>
+              <w:bottom w:w="90" w:type="dxa"/>
+              <w:right w:w="90" w:type="dxa"/>
+            </w:tcMar>
+          </w:tcPr>
+          <w:p>
+            <w:pPr>
+              <w:spacing w:after="60"/>
+            </w:pPr>
+            <w:r>
+              <w:rPr>
+                <w:b/>
+              </w:rPr>
+              <w:t>Dependencia principal</w:t>
+            </w:r>
+          </w:p>
+        </w:tc>
+      </w:tr>
+      <w:tr>
+        <w:trPr>
+          <w:cantSplit/>
+        </w:trPr>
+        <w:tc>
+          <w:tcPr>
+            <w:tcW w:w="2154" w:type="dxa"/>
+            <w:tcBorders>
+              <w:top w:val="single" w:sz="4" w:space="0" w:color="D9D9D9"/>
+              <w:left w:val="single" w:sz="4" w:space="0" w:color="D9D9D9"/>
+              <w:bottom w:val="single" w:sz="4" w:space="0" w:color="D9D9D9"/>
+              <w:right w:val="single" w:sz="4" w:space="0" w:color="D9D9D9"/>
+            </w:tcBorders>
+            <w:tcMar>
+              <w:top w:w="90" w:type="dxa"/>
+              <w:left w:w="90" w:type="dxa"/>
+              <w:bottom w:w="90" w:type="dxa"/>
+              <w:right w:w="90" w:type="dxa"/>
+            </w:tcMar>
+          </w:tcPr>
+          <w:p>
+            <w:r>
+              <w:t>Levantamiento de requerimientos.</w:t>
+            </w:r>
+          </w:p>
+        </w:tc>
+        <w:tc>
+          <w:tcPr>
+            <w:tcW w:w="2665" w:type="dxa"/>
+            <w:tcBorders>
+              <w:top w:val="single" w:sz="4" w:space="0" w:color="D9D9D9"/>
+              <w:left w:val="single" w:sz="4" w:space="0" w:color="D9D9D9"/>
+              <w:bottom w:val="single" w:sz="4" w:space="0" w:color="D9D9D9"/>
+              <w:right w:val="single" w:sz="4" w:space="0" w:color="D9D9D9"/>
+            </w:tcBorders>
+            <w:tcMar>
+              <w:top w:w="90" w:type="dxa"/>
+              <w:left w:w="90" w:type="dxa"/>
+              <w:bottom w:w="90" w:type="dxa"/>
+              <w:right w:w="90" w:type="dxa"/>
+            </w:tcMar>
+          </w:tcPr>
+          <w:p>
+            <w:r>
+              <w:t>[PENDIENTE]</w:t>
+            </w:r>
+          </w:p>
+        </w:tc>
+        <w:tc>
+          <w:tcPr>
+            <w:tcW w:w="1928" w:type="dxa"/>
+            <w:tcBorders>
+              <w:top w:val="single" w:sz="4" w:space="0" w:color="D9D9D9"/>
+              <w:left w:val="single" w:sz="4" w:space="0" w:color="D9D9D9"/>
+              <w:bottom w:val="single" w:sz="4" w:space="0" w:color="D9D9D9"/>
+              <w:right w:val="single" w:sz="4" w:space="0" w:color="D9D9D9"/>
+            </w:tcBorders>
+            <w:tcMar>
+              <w:top w:w="90" w:type="dxa"/>
+              <w:left w:w="90" w:type="dxa"/>
+              <w:bottom w:w="90" w:type="dxa"/>
+              <w:right w:w="90" w:type="dxa"/>
+            </w:tcMar>
+          </w:tcPr>
+          <w:p>
+            <w:r>
+              <w:t>[PENDIENTE]</w:t>
+            </w:r>
+          </w:p>
+        </w:tc>
+        <w:tc>
+          <w:tcPr>
+            <w:tcW w:w="2665" w:type="dxa"/>
+            <w:tcBorders>
+              <w:top w:val="single" w:sz="4" w:space="0" w:color="D9D9D9"/>
+              <w:left w:val="single" w:sz="4" w:space="0" w:color="D9D9D9"/>
+              <w:bottom w:val="single" w:sz="4" w:space="0" w:color="D9D9D9"/>
+              <w:right w:val="single" w:sz="4" w:space="0" w:color="D9D9D9"/>
+            </w:tcBorders>
+            <w:tcMar>
+              <w:top w:w="90" w:type="dxa"/>
+              <w:left w:w="90" w:type="dxa"/>
+              <w:bottom w:w="90" w:type="dxa"/>
+              <w:right w:w="90" w:type="dxa"/>
+            </w:tcMar>
+          </w:tcPr>
+          <w:p>
+            <w:r>
+              <w:t>[PENDIENTE]</w:t>
+            </w:r>
+          </w:p>
+        </w:tc>
+      </w:tr>
+      <w:tr>
+        <w:trPr>
+          <w:cantSplit/>
+        </w:trPr>
+        <w:tc>
+          <w:tcPr>
+            <w:tcW w:w="2154" w:type="dxa"/>
+            <w:tcBorders>
+              <w:top w:val="single" w:sz="4" w:space="0" w:color="D9D9D9"/>
+              <w:left w:val="single" w:sz="4" w:space="0" w:color="D9D9D9"/>
+              <w:bottom w:val="single" w:sz="4" w:space="0" w:color="D9D9D9"/>
+              <w:right w:val="single" w:sz="4" w:space="0" w:color="D9D9D9"/>
+            </w:tcBorders>
+            <w:tcMar>
+              <w:top w:w="90" w:type="dxa"/>
+              <w:left w:w="90" w:type="dxa"/>
+              <w:bottom w:w="90" w:type="dxa"/>
+              <w:right w:w="90" w:type="dxa"/>
+            </w:tcMar>
+          </w:tcPr>
+          <w:p>
+            <w:r>
+              <w:t>Diseño.</w:t>
+            </w:r>
+          </w:p>
+        </w:tc>
+        <w:tc>
+          <w:tcPr>
+            <w:tcW w:w="2665" w:type="dxa"/>
+            <w:tcBorders>
+              <w:top w:val="single" w:sz="4" w:space="0" w:color="D9D9D9"/>
+              <w:left w:val="single" w:sz="4" w:space="0" w:color="D9D9D9"/>
+              <w:bottom w:val="single" w:sz="4" w:space="0" w:color="D9D9D9"/>
+              <w:right w:val="single" w:sz="4" w:space="0" w:color="D9D9D9"/>
+            </w:tcBorders>
+            <w:tcMar>
+              <w:top w:w="90" w:type="dxa"/>
+              <w:left w:w="90" w:type="dxa"/>
+              <w:bottom w:w="90" w:type="dxa"/>
+              <w:right w:w="90" w:type="dxa"/>
+            </w:tcMar>
+          </w:tcPr>
+          <w:p>
+            <w:r>
+              <w:t>[PENDIENTE]</w:t>
+            </w:r>
+          </w:p>
+        </w:tc>
+        <w:tc>
+          <w:tcPr>
+            <w:tcW w:w="1928" w:type="dxa"/>
+            <w:tcBorders>
+              <w:top w:val="single" w:sz="4" w:space="0" w:color="D9D9D9"/>
+              <w:left w:val="single" w:sz="4" w:space="0" w:color="D9D9D9"/>
+              <w:bottom w:val="single" w:sz="4" w:space="0" w:color="D9D9D9"/>
+              <w:right w:val="single" w:sz="4" w:space="0" w:color="D9D9D9"/>
+            </w:tcBorders>
+            <w:tcMar>
+              <w:top w:w="90" w:type="dxa"/>
+              <w:left w:w="90" w:type="dxa"/>
+              <w:bottom w:w="90" w:type="dxa"/>
+              <w:right w:w="90" w:type="dxa"/>
+            </w:tcMar>
+          </w:tcPr>
+          <w:p>
+            <w:r>
+              <w:t>[PENDIENTE]</w:t>
+            </w:r>
+          </w:p>
+        </w:tc>
+        <w:tc>
+          <w:tcPr>
+            <w:tcW w:w="2665" w:type="dxa"/>
+            <w:tcBorders>
+              <w:top w:val="single" w:sz="4" w:space="0" w:color="D9D9D9"/>
+              <w:left w:val="single" w:sz="4" w:space="0" w:color="D9D9D9"/>
+              <w:bottom w:val="single" w:sz="4" w:space="0" w:color="D9D9D9"/>
+              <w:right w:val="single" w:sz="4" w:space="0" w:color="D9D9D9"/>
+            </w:tcBorders>
+            <w:tcMar>
+              <w:top w:w="90" w:type="dxa"/>
+              <w:left w:w="90" w:type="dxa"/>
+              <w:bottom w:w="90" w:type="dxa"/>
+              <w:right w:w="90" w:type="dxa"/>
+            </w:tcMar>
+          </w:tcPr>
+          <w:p>
+            <w:r>
+              <w:t>[PENDIENTE]</w:t>
+            </w:r>
+          </w:p>
+        </w:tc>
+      </w:tr>
+      <w:tr>
+        <w:trPr>
+          <w:cantSplit/>
+        </w:trPr>
+        <w:tc>
+          <w:tcPr>
+            <w:tcW w:w="2154" w:type="dxa"/>
+            <w:tcBorders>
+              <w:top w:val="single" w:sz="4" w:space="0" w:color="D9D9D9"/>
+              <w:left w:val="single" w:sz="4" w:space="0" w:color="D9D9D9"/>
+              <w:bottom w:val="single" w:sz="4" w:space="0" w:color="D9D9D9"/>
+              <w:right w:val="single" w:sz="4" w:space="0" w:color="D9D9D9"/>
+            </w:tcBorders>
+            <w:tcMar>
+              <w:top w:w="90" w:type="dxa"/>
+              <w:left w:w="90" w:type="dxa"/>
+              <w:bottom w:w="90" w:type="dxa"/>
+              <w:right w:w="90" w:type="dxa"/>
+            </w:tcMar>
+          </w:tcPr>
+          <w:p>
+            <w:r>
+              <w:t>Desarrollo del prototipo.</w:t>
+            </w:r>
+          </w:p>
+        </w:tc>
+        <w:tc>
+          <w:tcPr>
+            <w:tcW w:w="2665" w:type="dxa"/>
+            <w:tcBorders>
+              <w:top w:val="single" w:sz="4" w:space="0" w:color="D9D9D9"/>
+              <w:left w:val="single" w:sz="4" w:space="0" w:color="D9D9D9"/>
+              <w:bottom w:val="single" w:sz="4" w:space="0" w:color="D9D9D9"/>
+              <w:right w:val="single" w:sz="4" w:space="0" w:color="D9D9D9"/>
+            </w:tcBorders>
+            <w:tcMar>
+              <w:top w:w="90" w:type="dxa"/>
+              <w:left w:w="90" w:type="dxa"/>
+              <w:bottom w:w="90" w:type="dxa"/>
+              <w:right w:w="90" w:type="dxa"/>
+            </w:tcMar>
+          </w:tcPr>
+          <w:p>
+            <w:r>
+              <w:t>[PENDIENTE]</w:t>
+            </w:r>
+          </w:p>
+        </w:tc>
+        <w:tc>
+          <w:tcPr>
+            <w:tcW w:w="1928" w:type="dxa"/>
+            <w:tcBorders>
+              <w:top w:val="single" w:sz="4" w:space="0" w:color="D9D9D9"/>
+              <w:left w:val="single" w:sz="4" w:space="0" w:color="D9D9D9"/>
+              <w:bottom w:val="single" w:sz="4" w:space="0" w:color="D9D9D9"/>
+              <w:right w:val="single" w:sz="4" w:space="0" w:color="D9D9D9"/>
+            </w:tcBorders>
+            <w:tcMar>
+              <w:top w:w="90" w:type="dxa"/>
+              <w:left w:w="90" w:type="dxa"/>
+              <w:bottom w:w="90" w:type="dxa"/>
+              <w:right w:w="90" w:type="dxa"/>
+            </w:tcMar>
+          </w:tcPr>
+          <w:p>
+            <w:r>
+              <w:t>[PENDIENTE]</w:t>
+            </w:r>
+          </w:p>
+        </w:tc>
+        <w:tc>
+          <w:tcPr>
+            <w:tcW w:w="2665" w:type="dxa"/>
+            <w:tcBorders>
+              <w:top w:val="single" w:sz="4" w:space="0" w:color="D9D9D9"/>
+              <w:left w:val="single" w:sz="4" w:space="0" w:color="D9D9D9"/>
+              <w:bottom w:val="single" w:sz="4" w:space="0" w:color="D9D9D9"/>
+              <w:right w:val="single" w:sz="4" w:space="0" w:color="D9D9D9"/>
+            </w:tcBorders>
+            <w:tcMar>
+              <w:top w:w="90" w:type="dxa"/>
+              <w:left w:w="90" w:type="dxa"/>
+              <w:bottom w:w="90" w:type="dxa"/>
+              <w:right w:w="90" w:type="dxa"/>
+            </w:tcMar>
+          </w:tcPr>
+          <w:p>
+            <w:r>
+              <w:t>[PENDIENTE]</w:t>
+            </w:r>
+          </w:p>
+        </w:tc>
+      </w:tr>
+      <w:tr>
+        <w:trPr>
+          <w:cantSplit/>
+        </w:trPr>
+        <w:tc>
+          <w:tcPr>
+            <w:tcW w:w="2154" w:type="dxa"/>
+            <w:tcBorders>
+              <w:top w:val="single" w:sz="4" w:space="0" w:color="D9D9D9"/>
+              <w:left w:val="single" w:sz="4" w:space="0" w:color="D9D9D9"/>
+              <w:bottom w:val="single" w:sz="4" w:space="0" w:color="D9D9D9"/>
+              <w:right w:val="single" w:sz="4" w:space="0" w:color="D9D9D9"/>
+            </w:tcBorders>
+            <w:tcMar>
+              <w:top w:w="90" w:type="dxa"/>
+              <w:left w:w="90" w:type="dxa"/>
+              <w:bottom w:w="90" w:type="dxa"/>
+              <w:right w:w="90" w:type="dxa"/>
+            </w:tcMar>
+          </w:tcPr>
+          <w:p>
+            <w:r>
+              <w:t>Pruebas.</w:t>
+            </w:r>
+          </w:p>
+        </w:tc>
+        <w:tc>
+          <w:tcPr>
+            <w:tcW w:w="2665" w:type="dxa"/>
+            <w:tcBorders>
+              <w:top w:val="single" w:sz="4" w:space="0" w:color="D9D9D9"/>
+              <w:left w:val="single" w:sz="4" w:space="0" w:color="D9D9D9"/>
+              <w:bottom w:val="single" w:sz="4" w:space="0" w:color="D9D9D9"/>
+              <w:right w:val="single" w:sz="4" w:space="0" w:color="D9D9D9"/>
+            </w:tcBorders>
+            <w:tcMar>
+              <w:top w:w="90" w:type="dxa"/>
+              <w:left w:w="90" w:type="dxa"/>
+              <w:bottom w:w="90" w:type="dxa"/>
+              <w:right w:w="90" w:type="dxa"/>
+            </w:tcMar>
+          </w:tcPr>
+          <w:p>
+            <w:r>
+              <w:t>[PENDIENTE]</w:t>
+            </w:r>
+          </w:p>
+        </w:tc>
+        <w:tc>
+          <w:tcPr>
+            <w:tcW w:w="1928" w:type="dxa"/>
+            <w:tcBorders>
+              <w:top w:val="single" w:sz="4" w:space="0" w:color="D9D9D9"/>
+              <w:left w:val="single" w:sz="4" w:space="0" w:color="D9D9D9"/>
+              <w:bottom w:val="single" w:sz="4" w:space="0" w:color="D9D9D9"/>
+              <w:right w:val="single" w:sz="4" w:space="0" w:color="D9D9D9"/>
+            </w:tcBorders>
+            <w:tcMar>
+              <w:top w:w="90" w:type="dxa"/>
+              <w:left w:w="90" w:type="dxa"/>
+              <w:bottom w:w="90" w:type="dxa"/>
+              <w:right w:w="90" w:type="dxa"/>
+            </w:tcMar>
+          </w:tcPr>
+          <w:p>
+            <w:r>
+              <w:t>[PENDIENTE]</w:t>
+            </w:r>
+          </w:p>
+        </w:tc>
+        <w:tc>
+          <w:tcPr>
+            <w:tcW w:w="2665" w:type="dxa"/>
+            <w:tcBorders>
+              <w:top w:val="single" w:sz="4" w:space="0" w:color="D9D9D9"/>
+              <w:left w:val="single" w:sz="4" w:space="0" w:color="D9D9D9"/>
+              <w:bottom w:val="single" w:sz="4" w:space="0" w:color="D9D9D9"/>
+              <w:right w:val="single" w:sz="4" w:space="0" w:color="D9D9D9"/>
+            </w:tcBorders>
+            <w:tcMar>
+              <w:top w:w="90" w:type="dxa"/>
+              <w:left w:w="90" w:type="dxa"/>
+              <w:bottom w:w="90" w:type="dxa"/>
+              <w:right w:w="90" w:type="dxa"/>
+            </w:tcMar>
+          </w:tcPr>
+          <w:p>
+            <w:r>
+              <w:t>[PENDIENTE]</w:t>
+            </w:r>
+          </w:p>
+        </w:tc>
+      </w:tr>
+      <w:tr>
+        <w:trPr>
+          <w:cantSplit/>
+        </w:trPr>
+        <w:tc>
+          <w:tcPr>
+            <w:tcW w:w="2154" w:type="dxa"/>
+            <w:tcBorders>
+              <w:top w:val="single" w:sz="4" w:space="0" w:color="D9D9D9"/>
+              <w:left w:val="single" w:sz="4" w:space="0" w:color="D9D9D9"/>
+              <w:bottom w:val="single" w:sz="4" w:space="0" w:color="D9D9D9"/>
+              <w:right w:val="single" w:sz="4" w:space="0" w:color="D9D9D9"/>
+            </w:tcBorders>
+            <w:tcMar>
+              <w:top w:w="90" w:type="dxa"/>
+              <w:left w:w="90" w:type="dxa"/>
+              <w:bottom w:w="90" w:type="dxa"/>
+              <w:right w:w="90" w:type="dxa"/>
+            </w:tcMar>
+          </w:tcPr>
+          <w:p>
+            <w:r>
+              <w:t>Documentación.</w:t>
+            </w:r>
+          </w:p>
+        </w:tc>
+        <w:tc>
+          <w:tcPr>
+            <w:tcW w:w="2665" w:type="dxa"/>
+            <w:tcBorders>
+              <w:top w:val="single" w:sz="4" w:space="0" w:color="D9D9D9"/>
+              <w:left w:val="single" w:sz="4" w:space="0" w:color="D9D9D9"/>
+              <w:bottom w:val="single" w:sz="4" w:space="0" w:color="D9D9D9"/>
+              <w:right w:val="single" w:sz="4" w:space="0" w:color="D9D9D9"/>
+            </w:tcBorders>
+            <w:tcMar>
+              <w:top w:w="90" w:type="dxa"/>
+              <w:left w:w="90" w:type="dxa"/>
+              <w:bottom w:w="90" w:type="dxa"/>
+              <w:right w:w="90" w:type="dxa"/>
+            </w:tcMar>
+          </w:tcPr>
+          <w:p>
+            <w:r>
+              <w:t>[PENDIENTE]</w:t>
+            </w:r>
+          </w:p>
+        </w:tc>
+        <w:tc>
+          <w:tcPr>
+            <w:tcW w:w="1928" w:type="dxa"/>
+            <w:tcBorders>
+              <w:top w:val="single" w:sz="4" w:space="0" w:color="D9D9D9"/>
+              <w:left w:val="single" w:sz="4" w:space="0" w:color="D9D9D9"/>
+              <w:bottom w:val="single" w:sz="4" w:space="0" w:color="D9D9D9"/>
+              <w:right w:val="single" w:sz="4" w:space="0" w:color="D9D9D9"/>
+            </w:tcBorders>
+            <w:tcMar>
+              <w:top w:w="90" w:type="dxa"/>
+              <w:left w:w="90" w:type="dxa"/>
+              <w:bottom w:w="90" w:type="dxa"/>
+              <w:right w:w="90" w:type="dxa"/>
+            </w:tcMar>
+          </w:tcPr>
+          <w:p>
+            <w:r>
+              <w:t>[PENDIENTE]</w:t>
+            </w:r>
+          </w:p>
+        </w:tc>
+        <w:tc>
+          <w:tcPr>
+            <w:tcW w:w="2665" w:type="dxa"/>
+            <w:tcBorders>
+              <w:top w:val="single" w:sz="4" w:space="0" w:color="D9D9D9"/>
+              <w:left w:val="single" w:sz="4" w:space="0" w:color="D9D9D9"/>
+              <w:bottom w:val="single" w:sz="4" w:space="0" w:color="D9D9D9"/>
+              <w:right w:val="single" w:sz="4" w:space="0" w:color="D9D9D9"/>
+            </w:tcBorders>
+            <w:tcMar>
+              <w:top w:w="90" w:type="dxa"/>
+              <w:left w:w="90" w:type="dxa"/>
+              <w:bottom w:w="90" w:type="dxa"/>
+              <w:right w:w="90" w:type="dxa"/>
+            </w:tcMar>
+          </w:tcPr>
+          <w:p>
+            <w:r>
+              <w:t>[PENDIENTE]</w:t>
+            </w:r>
+          </w:p>
+        </w:tc>
+      </w:tr>
+    </w:tbl>
+    <w:p/>
+    <w:p>
+      <w:r>
+        <w:t>Las fechas, responsables y recursos de cada etapa están pendientes.</w:t>
+      </w:r>
+    </w:p>
+    <w:p>
+      <w:pPr>
+        <w:pStyle w:val="Ttulo1"/>
+      </w:pPr>
+      <w:r>
+        <w:t>9. Evidencias</w:t>
+      </w:r>
+    </w:p>
+    <w:p>
+      <w:pPr>
+        <w:rPr>
+          <w:rFonts w:ascii="Calibri" w:eastAsiaTheme="minorEastAsia" w:hAnsi="Calibri" w:cstheme="minorBidi"/>
+          <w:color w:val="000000"/>
+          <w:sz w:val="22"/>
+          <w:szCs w:val="22"/>
+          <w:lang w:val="es-CL" w:eastAsia="en-US"/>
+        </w:rPr>
+      </w:pPr>
+      <w:r>
+        <w:rPr>
+          <w:rFonts w:ascii="Calibri" w:eastAsiaTheme="minorEastAsia" w:hAnsi="Calibri" w:cstheme="minorBidi"/>
+          <w:color w:val="000000"/>
+          <w:sz w:val="22"/>
+          <w:szCs w:val="22"/>
+          <w:lang w:val="es-CL" w:eastAsia="en-US"/>
+        </w:rPr>
+        <w:t>Previstas</w:t>
+      </w:r>
+    </w:p>
+    <w:p>
+      <w:pPr>
+        <w:rPr>
+          <w:rFonts w:ascii="Calibri" w:eastAsiaTheme="minorEastAsia" w:hAnsi="Calibri" w:cstheme="minorBidi"/>
+          <w:color w:val="000000"/>
+          <w:sz w:val="22"/>
+          <w:szCs w:val="22"/>
+          <w:lang w:val="es-CL" w:eastAsia="en-US"/>
+        </w:rPr>
+      </w:pPr>
+      <w:r>
+        <w:rPr>
+          <w:rFonts w:ascii="Calibri" w:eastAsiaTheme="minorEastAsia" w:hAnsi="Calibri" w:cstheme="minorBidi"/>
+          <w:color w:val="000000"/>
+          <w:sz w:val="22"/>
+          <w:szCs w:val="22"/>
+          <w:lang w:val="es-CL" w:eastAsia="en-US"/>
+        </w:rPr>
+        <w:t>Se propone un registro de requisitos y criterios de aceptación, un diagrama de arquitectura y el código del prototipo.</w:t>
+      </w:r>
+    </w:p>
+    <w:p>
+      <w:pPr>
+        <w:rPr>
+          <w:rFonts w:ascii="Calibri" w:eastAsiaTheme="minorEastAsia" w:hAnsi="Calibri" w:cstheme="minorBidi"/>
+          <w:color w:val="000000"/>
+          <w:sz w:val="22"/>
+          <w:szCs w:val="22"/>
+          <w:lang w:val="es-CL" w:eastAsia="en-US"/>
+        </w:rPr>
+      </w:pPr>
+      <w:r>
+        <w:rPr>
+          <w:rFonts w:ascii="Calibri" w:eastAsiaTheme="minorEastAsia" w:hAnsi="Calibri" w:cstheme="minorBidi"/>
+          <w:color w:val="000000"/>
+          <w:sz w:val="22"/>
+          <w:szCs w:val="22"/>
+          <w:lang w:val="es-CL" w:eastAsia="en-US"/>
+        </w:rPr>
+        <w:t>También se proponen registros de pruebas de llamadas y un informe de resultados.</w:t>
+      </w:r>
+    </w:p>
+    <w:p>
+      <w:pPr>
+        <w:rPr>
+          <w:rFonts w:ascii="Calibri" w:eastAsiaTheme="minorEastAsia" w:hAnsi="Calibri" w:cstheme="minorBidi"/>
+          <w:color w:val="000000"/>
+          <w:sz w:val="22"/>
+          <w:szCs w:val="22"/>
+          <w:lang w:val="es-CL" w:eastAsia="en-US"/>
+        </w:rPr>
+      </w:pPr>
+      <w:r>
+        <w:rPr>
+          <w:rFonts w:ascii="Calibri" w:eastAsiaTheme="minorEastAsia" w:hAnsi="Calibri" w:cstheme="minorBidi"/>
+          <w:color w:val="000000"/>
+          <w:sz w:val="22"/>
+          <w:szCs w:val="22"/>
+          <w:lang w:val="es-CL" w:eastAsia="en-US"/>
+        </w:rPr>
+        <w:t>Situación</w:t>
+      </w:r>
+    </w:p>
+    <w:p>
+      <w:pPr>
+        <w:rPr>
+          <w:rFonts w:ascii="Calibri" w:eastAsiaTheme="minorEastAsia" w:hAnsi="Calibri" w:cstheme="minorBidi"/>
+          <w:color w:val="000000"/>
+          <w:sz w:val="22"/>
+          <w:szCs w:val="22"/>
+          <w:lang w:val="es-CL" w:eastAsia="en-US"/>
+        </w:rPr>
+      </w:pPr>
+      <w:r>
+        <w:rPr>
+          <w:rFonts w:ascii="Calibri" w:eastAsiaTheme="minorEastAsia" w:hAnsi="Calibri" w:cstheme="minorBidi"/>
+          <w:color w:val="000000"/>
+          <w:sz w:val="22"/>
+          <w:szCs w:val="22"/>
+          <w:lang w:val="es-CL" w:eastAsia="en-US"/>
+        </w:rPr>
+        <w:t>Estos elementos permitirían mostrar qué se acordó, cómo se construyó la solución y cómo se evaluó.</w:t>
+      </w:r>
+    </w:p>
+    <w:p>
+      <w:pPr>
+        <w:rPr>
+          <w:rFonts w:ascii="Calibri" w:eastAsiaTheme="minorEastAsia" w:hAnsi="Calibri" w:cstheme="minorBidi"/>
+          <w:color w:val="000000"/>
+          <w:sz w:val="22"/>
+          <w:szCs w:val="22"/>
+          <w:lang w:val="es-CL" w:eastAsia="en-US"/>
+        </w:rPr>
+      </w:pPr>
+      <w:r>
+        <w:rPr>
+          <w:rFonts w:ascii="Calibri" w:eastAsiaTheme="minorEastAsia" w:hAnsi="Calibri" w:cstheme="minorBidi"/>
+          <w:color w:val="000000"/>
+          <w:sz w:val="22"/>
+          <w:szCs w:val="22"/>
+          <w:lang w:val="es-CL" w:eastAsia="en-US"/>
+        </w:rPr>
+        <w:t>Son evidencias previstas, todavía no presentadas como resultados del proyecto.</w:t>
+      </w:r>
+    </w:p>
+    <w:p>
+      <w:pPr>
+        <w:pStyle w:val="Ttulo1"/>
+      </w:pPr>
+      <w:r>
+        <w:t>10. Aspectos formales y calidad</w:t>
+      </w:r>
+    </w:p>
+    <w:p>
+      <w:pPr>
+        <w:rPr>
+          <w:rFonts w:ascii="Calibri" w:eastAsiaTheme="minorEastAsia" w:hAnsi="Calibri" w:cstheme="minorBidi"/>
+          <w:color w:val="000000"/>
+          <w:sz w:val="22"/>
+          <w:szCs w:val="22"/>
+          <w:lang w:val="es-CL" w:eastAsia="en-US"/>
+        </w:rPr>
+      </w:pPr>
+      <w:r>
+        <w:rPr>
+          <w:rFonts w:ascii="Calibri" w:eastAsiaTheme="minorEastAsia" w:hAnsi="Calibri" w:cstheme="minorBidi"/>
+          <w:color w:val="000000"/>
+          <w:sz w:val="22"/>
+          <w:szCs w:val="22"/>
+          <w:lang w:val="es-CL" w:eastAsia="en-US"/>
+        </w:rPr>
+        <w:t xml:space="preserve">Este desarrollo incluye un </w:t>
+      </w:r>
+      <w:proofErr w:type="spellStart"/>
+      <w:proofErr w:type="gramStart"/>
+      <w:r>
+        <w:rPr>
+          <w:rFonts w:ascii="Calibri" w:eastAsiaTheme="minorEastAsia" w:hAnsi="Calibri" w:cstheme="minorBidi"/>
+          <w:color w:val="000000"/>
+          <w:sz w:val="22"/>
+          <w:szCs w:val="22"/>
+          <w:lang w:val="es-CL" w:eastAsia="en-US"/>
+        </w:rPr>
+        <w:t>abstract</w:t>
+      </w:r>
+      <w:proofErr w:type="spellEnd"/>
+      <w:proofErr w:type="gramEnd"/>
+      <w:r>
+        <w:rPr>
+          <w:rFonts w:ascii="Calibri" w:eastAsiaTheme="minorEastAsia" w:hAnsi="Calibri" w:cstheme="minorBidi"/>
+          <w:color w:val="000000"/>
+          <w:sz w:val="22"/>
+          <w:szCs w:val="22"/>
+          <w:lang w:val="es-CL" w:eastAsia="en-US"/>
+        </w:rPr>
+        <w:t xml:space="preserve"> en español e inglés, conclusiones individuales en inglés y una reflexión en inglés.</w:t>
+      </w:r>
+    </w:p>
+    <w:p>
+      <w:pPr>
+        <w:rPr>
+          <w:rFonts w:ascii="Calibri" w:eastAsiaTheme="minorEastAsia" w:hAnsi="Calibri" w:cstheme="minorBidi"/>
+          <w:color w:val="000000"/>
+          <w:sz w:val="22"/>
+          <w:szCs w:val="22"/>
+          <w:lang w:val="es-CL" w:eastAsia="en-US"/>
+        </w:rPr>
+      </w:pPr>
+      <w:r>
+        <w:rPr>
+          <w:rFonts w:ascii="Calibri" w:eastAsiaTheme="minorEastAsia" w:hAnsi="Calibri" w:cstheme="minorBidi"/>
+          <w:color w:val="000000"/>
+          <w:sz w:val="22"/>
+          <w:szCs w:val="22"/>
+          <w:lang w:val="es-CL" w:eastAsia="en-US"/>
+        </w:rPr>
+        <w:t>La revisión definitiva del formato institucional, las referencias y los indicadores de calidad debe realizarse sobre el informe final de la propuesta.</w:t>
+      </w:r>
+    </w:p>
+    <w:p>
+      <w:pPr>
+        <w:rPr>
+          <w:rFonts w:ascii="Calibri" w:eastAsiaTheme="minorEastAsia" w:hAnsi="Calibri" w:cstheme="minorBidi"/>
+          <w:color w:val="000000"/>
+          <w:sz w:val="22"/>
+          <w:szCs w:val="22"/>
+          <w:lang w:val="es-CL" w:eastAsia="en-US"/>
+        </w:rPr>
+      </w:pPr>
+      <w:r>
+        <w:rPr>
+          <w:rFonts w:ascii="Calibri" w:eastAsiaTheme="minorEastAsia" w:hAnsi="Calibri" w:cstheme="minorBidi"/>
+          <w:color w:val="000000"/>
+          <w:sz w:val="22"/>
+          <w:szCs w:val="22"/>
+          <w:lang w:val="es-CL" w:eastAsia="en-US"/>
+        </w:rPr>
+        <w:t>La presencia de estos apartados no permite por sí sola declarar completamente lograda la Fase 1.</w:t>
+      </w:r>
+    </w:p>
+    <w:p>
+      <w:pPr>
+        <w:pStyle w:val="Ttulo1"/>
+      </w:pPr>
+      <w:r>
+        <w:lastRenderedPageBreak/>
+        <w:t>11. Registro de autoevaluación</w:t>
+      </w:r>
+    </w:p>
+    <w:tbl>
+      <w:tblPr>
+        <w:tblW w:w="0" w:type="auto"/>
+        <w:tblLayout w:type="fixed"/>
+        <w:tblLook w:val="04A0" w:firstRow="1" w:lastRow="0" w:firstColumn="1" w:lastColumn="0" w:noHBand="0" w:noVBand="1"/>
+      </w:tblPr>
+      <w:tblGrid>
+        <w:gridCol w:w="1134"/>
+        <w:gridCol w:w="8277"/>
+      </w:tblGrid>
+      <w:tr>
+        <w:trPr>
+          <w:cantSplit/>
+          <w:tblHeader/>
+        </w:trPr>
+        <w:tc>
+          <w:tcPr>
+            <w:tcW w:w="1134" w:type="dxa"/>
+            <w:tcBorders>
+              <w:top w:val="single" w:sz="4" w:space="0" w:color="D9D9D9"/>
+              <w:left w:val="single" w:sz="4" w:space="0" w:color="D9D9D9"/>
+              <w:bottom w:val="single" w:sz="4" w:space="0" w:color="D9D9D9"/>
+              <w:right w:val="single" w:sz="4" w:space="0" w:color="D9D9D9"/>
+            </w:tcBorders>
+            <w:shd w:val="clear" w:color="auto" w:fill="E7E6E6"/>
+            <w:tcMar>
+              <w:top w:w="90" w:type="dxa"/>
+              <w:left w:w="90" w:type="dxa"/>
+              <w:bottom w:w="90" w:type="dxa"/>
+              <w:right w:w="90" w:type="dxa"/>
+            </w:tcMar>
+          </w:tcPr>
+          <w:p>
+            <w:pPr>
+              <w:spacing w:after="60"/>
+            </w:pPr>
+            <w:r>
+              <w:rPr>
+                <w:b/>
+              </w:rPr>
+              <w:t>Indicador</w:t>
+            </w:r>
+          </w:p>
+        </w:tc>
+        <w:tc>
+          <w:tcPr>
+            <w:tcW w:w="8277" w:type="dxa"/>
+            <w:tcBorders>
+              <w:top w:val="single" w:sz="4" w:space="0" w:color="D9D9D9"/>
+              <w:left w:val="single" w:sz="4" w:space="0" w:color="D9D9D9"/>
+              <w:bottom w:val="single" w:sz="4" w:space="0" w:color="D9D9D9"/>
+              <w:right w:val="single" w:sz="4" w:space="0" w:color="D9D9D9"/>
+            </w:tcBorders>
+            <w:shd w:val="clear" w:color="auto" w:fill="E7E6E6"/>
+            <w:tcMar>
+              <w:top w:w="90" w:type="dxa"/>
+              <w:left w:w="90" w:type="dxa"/>
+              <w:bottom w:w="90" w:type="dxa"/>
+              <w:right w:w="90" w:type="dxa"/>
+            </w:tcMar>
+          </w:tcPr>
+          <w:p>
+            <w:pPr>
+              <w:spacing w:after="60"/>
+            </w:pPr>
+            <w:r>
+              <w:rPr>
+                <w:b/>
+              </w:rPr>
+              <w:t>Valoración preliminar sustentada</w:t>
+            </w:r>
+          </w:p>
+        </w:tc>
+      </w:tr>
+      <w:tr>
+        <w:trPr>
+          <w:cantSplit/>
+        </w:trPr>
+        <w:tc>
+          <w:tcPr>
+            <w:tcW w:w="1134" w:type="dxa"/>
+            <w:tcBorders>
+              <w:top w:val="single" w:sz="4" w:space="0" w:color="D9D9D9"/>
+              <w:left w:val="single" w:sz="4" w:space="0" w:color="D9D9D9"/>
+              <w:bottom w:val="single" w:sz="4" w:space="0" w:color="D9D9D9"/>
+              <w:right w:val="single" w:sz="4" w:space="0" w:color="D9D9D9"/>
+            </w:tcBorders>
+            <w:tcMar>
+              <w:top w:w="90" w:type="dxa"/>
+              <w:left w:w="90" w:type="dxa"/>
+              <w:bottom w:w="90" w:type="dxa"/>
+              <w:right w:w="90" w:type="dxa"/>
+            </w:tcMar>
+          </w:tcPr>
+          <w:p>
+            <w:r>
+              <w:t>1</w:t>
+            </w:r>
+          </w:p>
+        </w:tc>
+        <w:tc>
+          <w:tcPr>
+            <w:tcW w:w="8277" w:type="dxa"/>
+            <w:tcBorders>
+              <w:top w:val="single" w:sz="4" w:space="0" w:color="D9D9D9"/>
+              <w:left w:val="single" w:sz="4" w:space="0" w:color="D9D9D9"/>
+              <w:bottom w:val="single" w:sz="4" w:space="0" w:color="D9D9D9"/>
+              <w:right w:val="single" w:sz="4" w:space="0" w:color="D9D9D9"/>
+            </w:tcBorders>
+            <w:tcMar>
+              <w:top w:w="90" w:type="dxa"/>
+              <w:left w:w="90" w:type="dxa"/>
+              <w:bottom w:w="90" w:type="dxa"/>
+              <w:right w:w="90" w:type="dxa"/>
+            </w:tcMar>
+          </w:tcPr>
+          <w:p>
+            <w:r>
+              <w:t>Desarrollo parcial; existe una descripción inicial y falta precisar el caso de uso.</w:t>
+            </w:r>
+          </w:p>
+        </w:tc>
+      </w:tr>
+      <w:tr>
+        <w:trPr>
+          <w:cantSplit/>
+        </w:trPr>
+        <w:tc>
+          <w:tcPr>
+            <w:tcW w:w="1134" w:type="dxa"/>
+            <w:tcBorders>
+              <w:top w:val="single" w:sz="4" w:space="0" w:color="D9D9D9"/>
+              <w:left w:val="single" w:sz="4" w:space="0" w:color="D9D9D9"/>
+              <w:bottom w:val="single" w:sz="4" w:space="0" w:color="D9D9D9"/>
+              <w:right w:val="single" w:sz="4" w:space="0" w:color="D9D9D9"/>
+            </w:tcBorders>
+            <w:tcMar>
+              <w:top w:w="90" w:type="dxa"/>
+              <w:left w:w="90" w:type="dxa"/>
+              <w:bottom w:w="90" w:type="dxa"/>
+              <w:right w:w="90" w:type="dxa"/>
+            </w:tcMar>
+          </w:tcPr>
+          <w:p>
+            <w:r>
+              <w:t>2</w:t>
+            </w:r>
+          </w:p>
+        </w:tc>
+        <w:tc>
+          <w:tcPr>
+            <w:tcW w:w="8277" w:type="dxa"/>
+            <w:tcBorders>
+              <w:top w:val="single" w:sz="4" w:space="0" w:color="D9D9D9"/>
+              <w:left w:val="single" w:sz="4" w:space="0" w:color="D9D9D9"/>
+              <w:bottom w:val="single" w:sz="4" w:space="0" w:color="D9D9D9"/>
+              <w:right w:val="single" w:sz="4" w:space="0" w:color="D9D9D9"/>
+            </w:tcBorders>
+            <w:tcMar>
+              <w:top w:w="90" w:type="dxa"/>
+              <w:left w:w="90" w:type="dxa"/>
+              <w:bottom w:w="90" w:type="dxa"/>
+              <w:right w:w="90" w:type="dxa"/>
+            </w:tcMar>
+          </w:tcPr>
+          <w:p>
+            <w:r>
+              <w:t>Se presenta una relación inicial con las competencias.</w:t>
+            </w:r>
+          </w:p>
+        </w:tc>
+      </w:tr>
+      <w:tr>
+        <w:trPr>
+          <w:cantSplit/>
+        </w:trPr>
+        <w:tc>
+          <w:tcPr>
+            <w:tcW w:w="1134" w:type="dxa"/>
+            <w:tcBorders>
+              <w:top w:val="single" w:sz="4" w:space="0" w:color="D9D9D9"/>
+              <w:left w:val="single" w:sz="4" w:space="0" w:color="D9D9D9"/>
+              <w:bottom w:val="single" w:sz="4" w:space="0" w:color="D9D9D9"/>
+              <w:right w:val="single" w:sz="4" w:space="0" w:color="D9D9D9"/>
+            </w:tcBorders>
+            <w:tcMar>
+              <w:top w:w="90" w:type="dxa"/>
+              <w:left w:w="90" w:type="dxa"/>
+              <w:bottom w:w="90" w:type="dxa"/>
+              <w:right w:w="90" w:type="dxa"/>
+            </w:tcMar>
+          </w:tcPr>
+          <w:p>
+            <w:r>
+              <w:t>3</w:t>
+            </w:r>
+          </w:p>
+        </w:tc>
+        <w:tc>
+          <w:tcPr>
+            <w:tcW w:w="8277" w:type="dxa"/>
+            <w:tcBorders>
+              <w:top w:val="single" w:sz="4" w:space="0" w:color="D9D9D9"/>
+              <w:left w:val="single" w:sz="4" w:space="0" w:color="D9D9D9"/>
+              <w:bottom w:val="single" w:sz="4" w:space="0" w:color="D9D9D9"/>
+              <w:right w:val="single" w:sz="4" w:space="0" w:color="D9D9D9"/>
+            </w:tcBorders>
+            <w:tcMar>
+              <w:top w:w="90" w:type="dxa"/>
+              <w:left w:w="90" w:type="dxa"/>
+              <w:bottom w:w="90" w:type="dxa"/>
+              <w:right w:w="90" w:type="dxa"/>
+            </w:tcMar>
+          </w:tcPr>
+          <w:p>
+            <w:r>
+              <w:t>Se presenta una relación inicial con mis intereses.</w:t>
+            </w:r>
+          </w:p>
+        </w:tc>
+      </w:tr>
+      <w:tr>
+        <w:trPr>
+          <w:cantSplit/>
+        </w:trPr>
+        <w:tc>
+          <w:tcPr>
+            <w:tcW w:w="1134" w:type="dxa"/>
+            <w:tcBorders>
+              <w:top w:val="single" w:sz="4" w:space="0" w:color="D9D9D9"/>
+              <w:left w:val="single" w:sz="4" w:space="0" w:color="D9D9D9"/>
+              <w:bottom w:val="single" w:sz="4" w:space="0" w:color="D9D9D9"/>
+              <w:right w:val="single" w:sz="4" w:space="0" w:color="D9D9D9"/>
+            </w:tcBorders>
+            <w:tcMar>
+              <w:top w:w="90" w:type="dxa"/>
+              <w:left w:w="90" w:type="dxa"/>
+              <w:bottom w:w="90" w:type="dxa"/>
+              <w:right w:w="90" w:type="dxa"/>
+            </w:tcMar>
+          </w:tcPr>
+          <w:p>
+            <w:r>
+              <w:t>4</w:t>
+            </w:r>
+          </w:p>
+        </w:tc>
+        <w:tc>
+          <w:tcPr>
+            <w:tcW w:w="8277" w:type="dxa"/>
+            <w:tcBorders>
+              <w:top w:val="single" w:sz="4" w:space="0" w:color="D9D9D9"/>
+              <w:left w:val="single" w:sz="4" w:space="0" w:color="D9D9D9"/>
+              <w:bottom w:val="single" w:sz="4" w:space="0" w:color="D9D9D9"/>
+              <w:right w:val="single" w:sz="4" w:space="0" w:color="D9D9D9"/>
+            </w:tcBorders>
+            <w:tcMar>
+              <w:top w:w="90" w:type="dxa"/>
+              <w:left w:w="90" w:type="dxa"/>
+              <w:bottom w:w="90" w:type="dxa"/>
+              <w:right w:w="90" w:type="dxa"/>
+            </w:tcMar>
+          </w:tcPr>
+          <w:p>
+            <w:r>
+              <w:t>Pendiente de validar la factibilidad.</w:t>
+            </w:r>
+          </w:p>
+        </w:tc>
+      </w:tr>
+      <w:tr>
+        <w:trPr>
+          <w:cantSplit/>
+        </w:trPr>
+        <w:tc>
+          <w:tcPr>
+            <w:tcW w:w="1134" w:type="dxa"/>
+            <w:tcBorders>
+              <w:top w:val="single" w:sz="4" w:space="0" w:color="D9D9D9"/>
+              <w:left w:val="single" w:sz="4" w:space="0" w:color="D9D9D9"/>
+              <w:bottom w:val="single" w:sz="4" w:space="0" w:color="D9D9D9"/>
+              <w:right w:val="single" w:sz="4" w:space="0" w:color="D9D9D9"/>
+            </w:tcBorders>
+            <w:tcMar>
+              <w:top w:w="90" w:type="dxa"/>
+              <w:left w:w="90" w:type="dxa"/>
+              <w:bottom w:w="90" w:type="dxa"/>
+              <w:right w:w="90" w:type="dxa"/>
+            </w:tcMar>
+          </w:tcPr>
+          <w:p>
+            <w:r>
+              <w:t>5</w:t>
+            </w:r>
+          </w:p>
+        </w:tc>
+        <w:tc>
+          <w:tcPr>
+            <w:tcW w:w="8277" w:type="dxa"/>
+            <w:tcBorders>
+              <w:top w:val="single" w:sz="4" w:space="0" w:color="D9D9D9"/>
+              <w:left w:val="single" w:sz="4" w:space="0" w:color="D9D9D9"/>
+              <w:bottom w:val="single" w:sz="4" w:space="0" w:color="D9D9D9"/>
+              <w:right w:val="single" w:sz="4" w:space="0" w:color="D9D9D9"/>
+            </w:tcBorders>
+            <w:tcMar>
+              <w:top w:w="90" w:type="dxa"/>
+              <w:left w:w="90" w:type="dxa"/>
+              <w:bottom w:w="90" w:type="dxa"/>
+              <w:right w:w="90" w:type="dxa"/>
+            </w:tcMar>
+          </w:tcPr>
+          <w:p>
+            <w:r>
+              <w:t>Objetivos propuestos pendientes de acuerdo.</w:t>
+            </w:r>
+          </w:p>
+        </w:tc>
+      </w:tr>
+      <w:tr>
+        <w:trPr>
+          <w:cantSplit/>
+        </w:trPr>
+        <w:tc>
+          <w:tcPr>
+            <w:tcW w:w="1134" w:type="dxa"/>
+            <w:tcBorders>
+              <w:top w:val="single" w:sz="4" w:space="0" w:color="D9D9D9"/>
+              <w:left w:val="single" w:sz="4" w:space="0" w:color="D9D9D9"/>
+              <w:bottom w:val="single" w:sz="4" w:space="0" w:color="D9D9D9"/>
+              <w:right w:val="single" w:sz="4" w:space="0" w:color="D9D9D9"/>
+            </w:tcBorders>
+            <w:tcMar>
+              <w:top w:w="90" w:type="dxa"/>
+              <w:left w:w="90" w:type="dxa"/>
+              <w:bottom w:w="90" w:type="dxa"/>
+              <w:right w:w="90" w:type="dxa"/>
+            </w:tcMar>
+          </w:tcPr>
+          <w:p>
+            <w:r>
+              <w:t>6</w:t>
+            </w:r>
+          </w:p>
+        </w:tc>
+        <w:tc>
+          <w:tcPr>
+            <w:tcW w:w="8277" w:type="dxa"/>
+            <w:tcBorders>
+              <w:top w:val="single" w:sz="4" w:space="0" w:color="D9D9D9"/>
+              <w:left w:val="single" w:sz="4" w:space="0" w:color="D9D9D9"/>
+              <w:bottom w:val="single" w:sz="4" w:space="0" w:color="D9D9D9"/>
+              <w:right w:val="single" w:sz="4" w:space="0" w:color="D9D9D9"/>
+            </w:tcBorders>
+            <w:tcMar>
+              <w:top w:w="90" w:type="dxa"/>
+              <w:left w:w="90" w:type="dxa"/>
+              <w:bottom w:w="90" w:type="dxa"/>
+              <w:right w:w="90" w:type="dxa"/>
+            </w:tcMar>
+          </w:tcPr>
+          <w:p>
+            <w:r>
+              <w:t>Metodología preliminar, sin aprobación del equipo.</w:t>
+            </w:r>
+          </w:p>
+        </w:tc>
+      </w:tr>
+      <w:tr>
+        <w:trPr>
+          <w:cantSplit/>
+        </w:trPr>
+        <w:tc>
+          <w:tcPr>
+            <w:tcW w:w="1134" w:type="dxa"/>
+            <w:tcBorders>
+              <w:top w:val="single" w:sz="4" w:space="0" w:color="D9D9D9"/>
+              <w:left w:val="single" w:sz="4" w:space="0" w:color="D9D9D9"/>
+              <w:bottom w:val="single" w:sz="4" w:space="0" w:color="D9D9D9"/>
+              <w:right w:val="single" w:sz="4" w:space="0" w:color="D9D9D9"/>
+            </w:tcBorders>
+            <w:tcMar>
+              <w:top w:w="90" w:type="dxa"/>
+              <w:left w:w="90" w:type="dxa"/>
+              <w:bottom w:w="90" w:type="dxa"/>
+              <w:right w:w="90" w:type="dxa"/>
+            </w:tcMar>
+          </w:tcPr>
+          <w:p>
+            <w:r>
+              <w:t>7</w:t>
+            </w:r>
+          </w:p>
+        </w:tc>
+        <w:tc>
+          <w:tcPr>
+            <w:tcW w:w="8277" w:type="dxa"/>
+            <w:tcBorders>
+              <w:top w:val="single" w:sz="4" w:space="0" w:color="D9D9D9"/>
+              <w:left w:val="single" w:sz="4" w:space="0" w:color="D9D9D9"/>
+              <w:bottom w:val="single" w:sz="4" w:space="0" w:color="D9D9D9"/>
+              <w:right w:val="single" w:sz="4" w:space="0" w:color="D9D9D9"/>
+            </w:tcBorders>
+            <w:tcMar>
+              <w:top w:w="90" w:type="dxa"/>
+              <w:left w:w="90" w:type="dxa"/>
+              <w:bottom w:w="90" w:type="dxa"/>
+              <w:right w:w="90" w:type="dxa"/>
+            </w:tcMar>
+          </w:tcPr>
+          <w:p>
+            <w:r>
+              <w:t>Plan preliminar, sin aprobación del equipo ni calendario definido.</w:t>
+            </w:r>
+          </w:p>
+        </w:tc>
+      </w:tr>
+      <w:tr>
+        <w:trPr>
+          <w:cantSplit/>
+        </w:trPr>
+        <w:tc>
+          <w:tcPr>
+            <w:tcW w:w="1134" w:type="dxa"/>
+            <w:tcBorders>
+              <w:top w:val="single" w:sz="4" w:space="0" w:color="D9D9D9"/>
+              <w:left w:val="single" w:sz="4" w:space="0" w:color="D9D9D9"/>
+              <w:bottom w:val="single" w:sz="4" w:space="0" w:color="D9D9D9"/>
+              <w:right w:val="single" w:sz="4" w:space="0" w:color="D9D9D9"/>
+            </w:tcBorders>
+            <w:tcMar>
+              <w:top w:w="90" w:type="dxa"/>
+              <w:left w:w="90" w:type="dxa"/>
+              <w:bottom w:w="90" w:type="dxa"/>
+              <w:right w:w="90" w:type="dxa"/>
+            </w:tcMar>
+          </w:tcPr>
+          <w:p>
+            <w:r>
+              <w:t>8</w:t>
+            </w:r>
+          </w:p>
+        </w:tc>
+        <w:tc>
+          <w:tcPr>
+            <w:tcW w:w="8277" w:type="dxa"/>
+            <w:tcBorders>
+              <w:top w:val="single" w:sz="4" w:space="0" w:color="D9D9D9"/>
+              <w:left w:val="single" w:sz="4" w:space="0" w:color="D9D9D9"/>
+              <w:bottom w:val="single" w:sz="4" w:space="0" w:color="D9D9D9"/>
+              <w:right w:val="single" w:sz="4" w:space="0" w:color="D9D9D9"/>
+            </w:tcBorders>
+            <w:tcMar>
+              <w:top w:w="90" w:type="dxa"/>
+              <w:left w:w="90" w:type="dxa"/>
+              <w:bottom w:w="90" w:type="dxa"/>
+              <w:right w:w="90" w:type="dxa"/>
+            </w:tcMar>
+          </w:tcPr>
+          <w:p>
+            <w:r>
+              <w:t>Evidencias propuestas, pendientes de acordar.</w:t>
+            </w:r>
+          </w:p>
+        </w:tc>
+      </w:tr>
+      <w:tr>
+        <w:trPr>
+          <w:cantSplit/>
+        </w:trPr>
+        <w:tc>
+          <w:tcPr>
+            <w:tcW w:w="1134" w:type="dxa"/>
+            <w:tcBorders>
+              <w:top w:val="single" w:sz="4" w:space="0" w:color="D9D9D9"/>
+              <w:left w:val="single" w:sz="4" w:space="0" w:color="D9D9D9"/>
+              <w:bottom w:val="single" w:sz="4" w:space="0" w:color="D9D9D9"/>
+              <w:right w:val="single" w:sz="4" w:space="0" w:color="D9D9D9"/>
+            </w:tcBorders>
+            <w:tcMar>
+              <w:top w:w="90" w:type="dxa"/>
+              <w:left w:w="90" w:type="dxa"/>
+              <w:bottom w:w="90" w:type="dxa"/>
+              <w:right w:w="90" w:type="dxa"/>
+            </w:tcMar>
+          </w:tcPr>
+          <w:p>
+            <w:r>
+              <w:t>9</w:t>
+            </w:r>
+          </w:p>
+        </w:tc>
+        <w:tc>
+          <w:tcPr>
+            <w:tcW w:w="8277" w:type="dxa"/>
+            <w:tcBorders>
+              <w:top w:val="single" w:sz="4" w:space="0" w:color="D9D9D9"/>
+              <w:left w:val="single" w:sz="4" w:space="0" w:color="D9D9D9"/>
+              <w:bottom w:val="single" w:sz="4" w:space="0" w:color="D9D9D9"/>
+              <w:right w:val="single" w:sz="4" w:space="0" w:color="D9D9D9"/>
+            </w:tcBorders>
+            <w:tcMar>
+              <w:top w:w="90" w:type="dxa"/>
+              <w:left w:w="90" w:type="dxa"/>
+              <w:bottom w:w="90" w:type="dxa"/>
+              <w:right w:w="90" w:type="dxa"/>
+            </w:tcMar>
+          </w:tcPr>
+          <w:p>
+            <w:r>
+              <w:t>Revisión final pendiente sobre la entrega completa.</w:t>
+            </w:r>
+          </w:p>
+        </w:tc>
+      </w:tr>
+      <w:tr>
+        <w:trPr>
+          <w:cantSplit/>
+        </w:trPr>
+        <w:tc>
+          <w:tcPr>
+            <w:tcW w:w="1134" w:type="dxa"/>
+            <w:tcBorders>
+              <w:top w:val="single" w:sz="4" w:space="0" w:color="D9D9D9"/>
+              <w:left w:val="single" w:sz="4" w:space="0" w:color="D9D9D9"/>
+              <w:bottom w:val="single" w:sz="4" w:space="0" w:color="D9D9D9"/>
+              <w:right w:val="single" w:sz="4" w:space="0" w:color="D9D9D9"/>
+            </w:tcBorders>
+            <w:tcMar>
+              <w:top w:w="90" w:type="dxa"/>
+              <w:left w:w="90" w:type="dxa"/>
+              <w:bottom w:w="90" w:type="dxa"/>
+              <w:right w:w="90" w:type="dxa"/>
+            </w:tcMar>
+          </w:tcPr>
+          <w:p>
+            <w:r>
+              <w:t>10</w:t>
+            </w:r>
+          </w:p>
+        </w:tc>
+        <w:tc>
+          <w:tcPr>
+            <w:tcW w:w="8277" w:type="dxa"/>
+            <w:tcBorders>
+              <w:top w:val="single" w:sz="4" w:space="0" w:color="D9D9D9"/>
+              <w:left w:val="single" w:sz="4" w:space="0" w:color="D9D9D9"/>
+              <w:bottom w:val="single" w:sz="4" w:space="0" w:color="D9D9D9"/>
+              <w:right w:val="single" w:sz="4" w:space="0" w:color="D9D9D9"/>
+            </w:tcBorders>
+            <w:tcMar>
+              <w:top w:w="90" w:type="dxa"/>
+              <w:left w:w="90" w:type="dxa"/>
+              <w:bottom w:w="90" w:type="dxa"/>
+              <w:right w:w="90" w:type="dxa"/>
+            </w:tcMar>
+          </w:tcPr>
+          <w:p>
+            <w:r>
+              <w:t>Revisión final pendiente sobre la entrega completa.</w:t>
+            </w:r>
+          </w:p>
+        </w:tc>
+      </w:tr>
+      <w:tr>
+        <w:trPr>
+          <w:cantSplit/>
+        </w:trPr>
+        <w:tc>
+          <w:tcPr>
+            <w:tcW w:w="1134" w:type="dxa"/>
+            <w:tcBorders>
+              <w:top w:val="single" w:sz="4" w:space="0" w:color="D9D9D9"/>
+              <w:left w:val="single" w:sz="4" w:space="0" w:color="D9D9D9"/>
+              <w:bottom w:val="single" w:sz="4" w:space="0" w:color="D9D9D9"/>
+              <w:right w:val="single" w:sz="4" w:space="0" w:color="D9D9D9"/>
+            </w:tcBorders>
+            <w:tcMar>
+              <w:top w:w="90" w:type="dxa"/>
+              <w:left w:w="90" w:type="dxa"/>
+              <w:bottom w:w="90" w:type="dxa"/>
+              <w:right w:w="90" w:type="dxa"/>
+            </w:tcMar>
+          </w:tcPr>
+          <w:p>
+            <w:r>
+              <w:t>11</w:t>
+            </w:r>
+          </w:p>
+        </w:tc>
+        <w:tc>
+          <w:tcPr>
+            <w:tcW w:w="8277" w:type="dxa"/>
+            <w:tcBorders>
+              <w:top w:val="single" w:sz="4" w:space="0" w:color="D9D9D9"/>
+              <w:left w:val="single" w:sz="4" w:space="0" w:color="D9D9D9"/>
+              <w:bottom w:val="single" w:sz="4" w:space="0" w:color="D9D9D9"/>
+              <w:right w:val="single" w:sz="4" w:space="0" w:color="D9D9D9"/>
+            </w:tcBorders>
+            <w:tcMar>
+              <w:top w:w="90" w:type="dxa"/>
+              <w:left w:w="90" w:type="dxa"/>
+              <w:bottom w:w="90" w:type="dxa"/>
+              <w:right w:w="90" w:type="dxa"/>
+            </w:tcMar>
+          </w:tcPr>
+          <w:p>
+            <w:r>
+              <w:t>Revisión final pendiente sobre la entrega completa.</w:t>
+            </w:r>
+          </w:p>
+        </w:tc>
+      </w:tr>
+      <w:tr>
+        <w:trPr>
+          <w:cantSplit/>
+        </w:trPr>
+        <w:tc>
+          <w:tcPr>
+            <w:tcW w:w="1134" w:type="dxa"/>
+            <w:tcBorders>
+              <w:top w:val="single" w:sz="4" w:space="0" w:color="D9D9D9"/>
+              <w:left w:val="single" w:sz="4" w:space="0" w:color="D9D9D9"/>
+              <w:bottom w:val="single" w:sz="4" w:space="0" w:color="D9D9D9"/>
+              <w:right w:val="single" w:sz="4" w:space="0" w:color="D9D9D9"/>
+            </w:tcBorders>
+            <w:tcMar>
+              <w:top w:w="90" w:type="dxa"/>
+              <w:left w:w="90" w:type="dxa"/>
+              <w:bottom w:w="90" w:type="dxa"/>
+              <w:right w:w="90" w:type="dxa"/>
+            </w:tcMar>
+          </w:tcPr>
+          <w:p>
+            <w:r>
+              <w:t>12</w:t>
+            </w:r>
+          </w:p>
+        </w:tc>
+        <w:tc>
+          <w:tcPr>
+            <w:tcW w:w="8277" w:type="dxa"/>
+            <w:tcBorders>
+              <w:top w:val="single" w:sz="4" w:space="0" w:color="D9D9D9"/>
+              <w:left w:val="single" w:sz="4" w:space="0" w:color="D9D9D9"/>
+              <w:bottom w:val="single" w:sz="4" w:space="0" w:color="D9D9D9"/>
+              <w:right w:val="single" w:sz="4" w:space="0" w:color="D9D9D9"/>
+            </w:tcBorders>
+            <w:tcMar>
+              <w:top w:w="90" w:type="dxa"/>
+              <w:left w:w="90" w:type="dxa"/>
+              <w:bottom w:w="90" w:type="dxa"/>
+              <w:right w:w="90" w:type="dxa"/>
+            </w:tcMar>
+          </w:tcPr>
+          <w:p>
+            <w:r>
+              <w:t>Revisión final pendiente sobre la entrega completa.</w:t>
+            </w:r>
+          </w:p>
+        </w:tc>
+      </w:tr>
+    </w:tbl>
+    <w:p/>
+    <w:p>
+      <w:r>
+        <w:t>No se asigna un porcentaje de logro definitivo mientras no se cuente con esa propuesta y sus evidencias.</w:t>
+      </w:r>
+    </w:p>
+    <w:p>
+      <w:pPr>
+        <w:pStyle w:val="Ttulo1"/>
+        <w:rPr>
+          <w:lang w:val="en-US"/>
+        </w:rPr>
+      </w:pPr>
+      <w:r>
+        <w:rPr>
+          <w:lang w:val="en-US"/>
+        </w:rPr>
+        <w:t xml:space="preserve">12. </w:t>
+      </w:r>
+      <w:proofErr w:type="spellStart"/>
+      <w:r>
+        <w:rPr>
+          <w:lang w:val="en-US"/>
+        </w:rPr>
+        <w:t>Conclusiones</w:t>
+      </w:r>
+      <w:proofErr w:type="spellEnd"/>
+      <w:r>
+        <w:rPr>
+          <w:lang w:val="en-US"/>
+        </w:rPr>
+        <w:t xml:space="preserve"> </w:t>
+      </w:r>
+      <w:proofErr w:type="spellStart"/>
+      <w:r>
+        <w:rPr>
+          <w:lang w:val="en-US"/>
+        </w:rPr>
+        <w:t>individuales</w:t>
+      </w:r>
+      <w:proofErr w:type="spellEnd"/>
+    </w:p>
+    <w:p>
+      <w:pPr>
+        <w:rPr>
+          <w:lang w:val="es-CL"/>
+        </w:rPr>
+      </w:pPr>
+      <w:r>
+        <w:rPr>
+          <w:lang w:val="es-CL"/>
+        </w:rPr>
+        <w:t xml:space="preserve">En esta etapa, considero que </w:t>
+      </w:r>
+      <w:proofErr w:type="spellStart"/>
+      <w:r>
+        <w:rPr>
+          <w:lang w:val="es-CL"/>
+        </w:rPr>
+        <w:t>Alloxentric</w:t>
+      </w:r>
+      <w:proofErr w:type="spellEnd"/>
+      <w:r>
+        <w:rPr>
+          <w:lang w:val="es-CL"/>
+        </w:rPr>
+        <w:t xml:space="preserve"> Real Time Agent representa una oportunidad para conectar mi experiencia en desarrollo de software con mi interés en la inteligencia artificial y la automatización. El proyecto cuenta con una orientación inicial: desarrollar un agente de voz para llamadas telefónicas que entregue respuestas rápidas y coherentes.</w:t>
+      </w:r>
+    </w:p>
+    <w:p>
+      <w:pPr>
+        <w:rPr>
+          <w:lang w:val="es-CL"/>
+        </w:rPr>
+      </w:pPr>
+      <w:r>
+        <w:rPr>
+          <w:lang w:val="es-CL"/>
+        </w:rPr>
+        <w:t>Sin embargo, todavía es necesario definir su alcance, los recursos disponibles, la planificación y los roles de cada integrante del equipo. Mi próxima contribución dependerá de estos acuerdos, y la propuesta final deberá incluir criterios claros que permitan evaluar el funcionamiento del agente.</w:t>
+      </w:r>
+    </w:p>
+    <w:p>
+      <w:pPr>
+        <w:rPr>
+          <w:lang w:val="es-CL"/>
+        </w:rPr>
+      </w:pPr>
+    </w:p>
+    <w:p>
+      <w:pPr>
+        <w:pStyle w:val="Ttulo1"/>
+        <w:rPr>
+          <w:lang w:val="en-US"/>
+        </w:rPr>
+      </w:pPr>
+      <w:r>
+        <w:lastRenderedPageBreak/>
+        <w:t>13. Reflexión individual</w:t>
+      </w:r>
+    </w:p>
+    <w:p>
+      <w:pPr>
+        <w:jc w:val="both"/>
+        <w:rPr>
+          <w:lang w:val="es-CL"/>
+        </w:rPr>
+      </w:pPr>
+      <w:r>
+        <w:rPr>
+          <w:lang w:val="es-CL"/>
+        </w:rPr>
+        <w:t>Me gusta conversar con las personas, comprender sus dificultades y desarrollar soluciones que sean útiles. Mi trabajo en un sistema para un centro de salud me ha permitido participar en el levantamiento de requerimientos, desarrollo, implementación y mejoras continuas.</w:t>
+      </w:r>
+    </w:p>
+    <w:p>
+      <w:pPr>
+        <w:jc w:val="both"/>
+        <w:rPr>
+          <w:lang w:val="es-CL"/>
+        </w:rPr>
+      </w:pPr>
+      <w:r>
+        <w:rPr>
+          <w:lang w:val="es-CL"/>
+        </w:rPr>
+        <w:t xml:space="preserve">Me siento seguro trabajando como desarrollador full </w:t>
+      </w:r>
+      <w:proofErr w:type="spellStart"/>
+      <w:r>
+        <w:rPr>
+          <w:lang w:val="es-CL"/>
+        </w:rPr>
+        <w:t>stack</w:t>
+      </w:r>
+      <w:proofErr w:type="spellEnd"/>
+      <w:r>
+        <w:rPr>
+          <w:lang w:val="es-CL"/>
+        </w:rPr>
+        <w:t xml:space="preserve">, aunque también quiero ampliar mi vocabulario técnico y profundizar mi comprensión de conceptos importantes. Trabajar con </w:t>
+      </w:r>
+      <w:proofErr w:type="spellStart"/>
+      <w:r>
+        <w:rPr>
+          <w:lang w:val="es-CL"/>
+        </w:rPr>
+        <w:t>Alloxentric</w:t>
+      </w:r>
+      <w:proofErr w:type="spellEnd"/>
+      <w:r>
+        <w:rPr>
+          <w:lang w:val="es-CL"/>
+        </w:rPr>
+        <w:t xml:space="preserve"> representa una oportunidad para aprender nuevas herramientas y adquirir experiencia con una empresa de esta escala. Esta experiencia se relaciona con mi objetivo profesional a largo plazo de trabajar de manera independiente como arquitecto de soluciones.</w:t>
+      </w:r>
+    </w:p>
+    <w:p>
+      <w:pPr>
+        <w:rPr>
+          <w:lang w:val="es-CL"/>
+        </w:rPr>
+      </w:pPr>
+    </w:p>
+    <w:p>
+      <w:pPr>
+        <w:pStyle w:val="Ttulo1"/>
+      </w:pPr>
+      <w:r>
+        <w:t>14. Referencias</w:t>
       </w:r>
     </w:p>
     <w:p>
       <w:r>
-        <w:rPr>
-          <w:sz w:val="22"/>
-        </w:rPr>
-        <w:t>Alloxentric Real Time Agent is a proposed voice agent for telephone calls, intended to provide coherent responses with low response latency. The project is currently being defined. Its use case, scope, methodology, and evaluation criteria still need to be agreed upon with the company. For me, it connects with my interests in artificial intelligence, process automation, and solution architecture. It also offers an opportunity to apply my full-stack development experience and learn new tools in a real business setting.</w:t>
+        <w:t xml:space="preserve">Documentos consultados en el repositorio </w:t>
+      </w:r>
+      <w:proofErr w:type="spellStart"/>
+      <w:r>
+        <w:t>Capstone</w:t>
+      </w:r>
+      <w:proofErr w:type="spellEnd"/>
+      <w:r>
+        <w:t>, revisión db3a60a359b13f381d30c27359e6deb8ee12a11a.</w:t>
+      </w:r>
+    </w:p>
+    <w:p>
+      <w:pPr>
+        <w:pStyle w:val="Listaconvietas"/>
+        <w:tabs>
+          <w:tab w:val="num" w:pos="360"/>
+        </w:tabs>
+        <w:ind w:left="360" w:hanging="360"/>
+      </w:pPr>
+      <w:r>
+        <w:t>Olguea, Fernando. Evidencia 1.1, Autoevaluación de Competencias de Fase 1. Pauta sin completar.</w:t>
+      </w:r>
+    </w:p>
+    <w:p>
+      <w:pPr>
+        <w:pStyle w:val="Listaconvietas"/>
+        <w:tabs>
+          <w:tab w:val="num" w:pos="360"/>
+        </w:tabs>
+        <w:ind w:left="360" w:hanging="360"/>
+      </w:pPr>
+      <w:r>
+        <w:t>Olguea, Fernando. Evidencia 1.2, Diario de Reflexión de Fase 1.</w:t>
+      </w:r>
+    </w:p>
+    <w:p>
+      <w:pPr>
+        <w:pStyle w:val="Listaconvietas"/>
+        <w:tabs>
+          <w:tab w:val="num" w:pos="360"/>
+        </w:tabs>
+        <w:ind w:left="360" w:hanging="360"/>
+      </w:pPr>
+      <w:r>
+        <w:t>Díaz, Juan. Evidencia 1.3, Autoevaluación de Fase 1. Desarrollo preliminar.</w:t>
+      </w:r>
+    </w:p>
+    <w:p>
+      <w:pPr>
+        <w:pStyle w:val="Listaconvietas"/>
+        <w:tabs>
+          <w:tab w:val="num" w:pos="360"/>
+        </w:tabs>
+        <w:ind w:left="360" w:hanging="360"/>
+      </w:pPr>
+      <w:r>
+        <w:t>Duoc UC. Pauta 1.3, Autoevaluación Definición Proyecto APT.</w:t>
+      </w:r>
+    </w:p>
+    <w:p>
+      <w:pPr>
+        <w:pStyle w:val="Listaconvietas"/>
+        <w:tabs>
+          <w:tab w:val="num" w:pos="360"/>
+        </w:tabs>
+        <w:ind w:left="360" w:hanging="360"/>
+      </w:pPr>
+      <w:r>
+        <w:t>Duoc UC. Pauta 1.4, Formativa Definición Proyecto APT.</w:t>
+      </w:r>
+    </w:p>
+    <w:p>
+      <w:pPr>
+        <w:pStyle w:val="Listaconvietas"/>
+        <w:tabs>
+          <w:tab w:val="num" w:pos="360"/>
+        </w:tabs>
+        <w:ind w:left="360" w:hanging="360"/>
+      </w:pPr>
+      <w:r>
+        <w:t>Duoc UC. Guía 1.5, Definición Proyecto APT.</w:t>
       </w:r>
     </w:p>
     <w:p>
       <w:r>
-        <w:rPr>
-          <w:sz w:val="22"/>
-          <w:b/>
-        </w:rPr>
-        <w:t>1. Descripción y relevancia</w:t>
+        <w:t>Repositorio: https://github.com/fernandoknvz/Capstone</w:t>
       </w:r>
     </w:p>
+    <w:p/>
     <w:p>
-      <w:r>
+      <w:pPr>
         <w:rPr>
+          <w:rFonts w:asciiTheme="minorHAnsi" w:eastAsiaTheme="minorEastAsia" w:hAnsiTheme="minorHAnsi" w:cstheme="minorBidi"/>
+          <w:color w:val="000000"/>
           <w:sz w:val="22"/>
+          <w:szCs w:val="22"/>
+          <w:u w:val="single"/>
         </w:rPr>
-        <w:t>La propuesta consiste en un agente que pueda interactuar por voz durante llamadas telefónicas. Su relevancia para la carrera está en integrar desarrollo de software e inteligencia artificial en una solución que debe responder de forma rápida y coherente. La tarea específica que resolverá para la empresa está pendiente de definición.</w:t>
-      </w:r>
-    </w:p>
-    <w:p>
-      <w:r>
-        <w:rPr>
-          <w:sz w:val="22"/>
-          <w:b/>
-        </w:rPr>
-        <w:t>2. Relación con el perfil de egreso</w:t>
-      </w:r>
-    </w:p>
-    <w:p>
-      <w:r>
-        <w:rPr>
-          <w:sz w:val="22"/>
-        </w:rPr>
-        <w:t>El proyecto permitirá relacionar el análisis de requerimientos con el desarrollo, la arquitectura, la integración y las pruebas de una solución. Será necesario comprender las necesidades de la empresa, conectar los componentes del agente y evaluar su comportamiento. Las responsabilidades individuales y las competencias que se evidenciarán finalmente deberán precisarse cuando acordemos el alcance.</w:t>
-      </w:r>
-    </w:p>
-    <w:p>
-      <w:r>
-        <w:rPr>
-          <w:sz w:val="22"/>
-          <w:b/>
-        </w:rPr>
-        <w:t>3. Relación con mis intereses</w:t>
-      </w:r>
-    </w:p>
-    <w:p>
-      <w:r>
-        <w:rPr>
-          <w:sz w:val="22"/>
-        </w:rPr>
-        <w:t>Me interesa la inteligencia artificial, la automatización y el proceso completo de desarrollo de software. Este proyecto me permitirá acercarme a esas áreas y aprender nuevas herramientas. También se relaciona con mi intención de trabajar de manera independiente como arquitecto de soluciones.</w:t>
-      </w:r>
-    </w:p>
-    <w:p>
-      <w:r>
-        <w:rPr>
-          <w:sz w:val="22"/>
-          <w:b/>
-        </w:rPr>
-        <w:t>4. Factibilidad</w:t>
-      </w:r>
-    </w:p>
-    <w:p>
-      <w:r>
-        <w:rPr>
-          <w:sz w:val="22"/>
-        </w:rPr>
-        <w:t>La factibilidad todavía debe evaluarse. Necesitamos acordar el alcance del prototipo, el tiempo disponible, las herramientas, el acceso a servicios y los recursos de la empresa. Como propuesta inicial, considero conveniente delimitar un caso de uso y comprobar tempranamente que los componentes pueden integrarse. Esto permitiría ajustar el trabajo a las condiciones de la asignatura.</w:t>
-      </w:r>
-    </w:p>
-    <w:p>
-      <w:r>
-        <w:rPr>
-          <w:sz w:val="22"/>
-          <w:b/>
-        </w:rPr>
-        <w:t>5. Objetivos propuestos, pendientes de validación</w:t>
-      </w:r>
-    </w:p>
-    <w:p>
-      <w:r>
-        <w:rPr>
-          <w:sz w:val="22"/>
-        </w:rPr>
-        <w:t>Objetivo general propuesto: desarrollar un prototipo de agente de voz para llamadas telefónicas que permita evaluar la rapidez y coherencia de sus respuestas en un caso de uso acordado con Alloxentric. Objetivos específicos propuestos: levantar los requisitos y criterios de aceptación; diseñar e integrar los componentes necesarios; y realizar pruebas de llamadas para medir tiempos de respuesta y revisar la coherencia. Los umbrales de aceptación y el alcance aún deben acordarse.</w:t>
-      </w:r>
-    </w:p>
-    <w:p>
-      <w:r>
-        <w:rPr>
-          <w:sz w:val="22"/>
-          <w:b/>
-        </w:rPr>
-        <w:t>6. Metodología propuesta, pendiente de acuerdo</w:t>
-      </w:r>
-    </w:p>
-    <w:p>
-      <w:r>
-        <w:rPr>
-          <w:sz w:val="22"/>
-        </w:rPr>
-        <w:t>Propongo trabajar de manera iterativa: definir primero el caso de uso, desarrollar una integración inicial, probarla y ajustar el sistema según los resultados y la retroalimentación de la empresa. Esta propuesta todavía no corresponde a una metodología formalmente acordada por el equipo.</w:t>
-      </w:r>
-    </w:p>
-    <w:p>
-      <w:r>
-        <w:rPr>
-          <w:sz w:val="22"/>
-          <w:b/>
-        </w:rPr>
-        <w:t>7. Plan de trabajo preliminar</w:t>
-      </w:r>
-    </w:p>
-    <w:p>
-      <w:r>
-        <w:rPr>
-          <w:sz w:val="22"/>
-        </w:rPr>
-        <w:t>Propongo organizar el trabajo en levantamiento de requerimientos, diseño, desarrollo del prototipo, pruebas y documentación. Las fechas, responsables y recursos de cada etapa están pendientes. El contacto con la empresa y la experiencia previa del equipo pueden facilitar el trabajo; las dependencias de servicios y las dificultades para alcanzar la latencia esperada deberán evaluarse durante la planificación.</w:t>
-      </w:r>
-    </w:p>
-    <w:p>
-      <w:r>
-        <w:rPr>
-          <w:sz w:val="22"/>
-          <w:b/>
-        </w:rPr>
-        <w:t>8. Evidencias propuestas</w:t>
-      </w:r>
-    </w:p>
-    <w:p>
-      <w:r>
-        <w:rPr>
-          <w:sz w:val="22"/>
-        </w:rPr>
-        <w:t>Se proponen como evidencias un registro de requisitos y criterios de aceptación, un diagrama de arquitectura, el código del prototipo, registros de pruebas de llamadas y un informe de resultados. Estos elementos permitirían mostrar qué se acordó, cómo se construyó la solución y cómo se evaluó. Son evidencias previstas, todavía no presentadas como resultados del proyecto.</w:t>
-      </w:r>
-    </w:p>
-    <w:p>
-      <w:r>
-        <w:rPr>
-          <w:sz w:val="22"/>
-          <w:b/>
-        </w:rPr>
-        <w:t>9 a 12. Aspectos formales y calidad</w:t>
-      </w:r>
-    </w:p>
-    <w:p>
-      <w:r>
-        <w:rPr>
-          <w:sz w:val="22"/>
-        </w:rPr>
-        <w:t>Este desarrollo incluye un abstract en español e inglés, conclusiones individuales en inglés y una reflexión en inglés. La revisión definitiva del formato institucional, las referencias y los indicadores de calidad debe realizarse sobre el informe final de la propuesta. La presencia de estos apartados no permite por sí sola declarar completamente lograda la Fase 1.</w:t>
-      </w:r>
-    </w:p>
-    <w:p>
-      <w:r>
-        <w:rPr>
-          <w:sz w:val="22"/>
-          <w:b/>
-        </w:rPr>
-        <w:t>Registro preliminar de autoevaluación</w:t>
-      </w:r>
-    </w:p>
-    <w:p>
-      <w:r>
-        <w:rPr>
-          <w:sz w:val="22"/>
-        </w:rPr>
-        <w:t>Indicador 1: desarrollo parcial; existe una descripción inicial y falta precisar el caso de uso. Indicadores 2 y 3: se presenta una relación inicial con las competencias y mis intereses. Indicador 4: pendiente de validar la factibilidad. Indicador 5: objetivos propuestos pendientes de acuerdo. Indicadores 6 y 7: metodología y plan preliminares, sin aprobación del equipo ni calendario definido. Indicador 8: evidencias propuestas, pendientes de acordar. Indicadores 9 a 12: revisión final pendiente sobre la entrega completa. No se asigna un porcentaje de logro definitivo mientras no se cuente con esa propuesta y sus evidencias.</w:t>
-      </w:r>
-    </w:p>
-    <w:p>
-      <w:r>
-        <w:rPr>
-          <w:sz w:val="22"/>
-          <w:b/>
-        </w:rPr>
-        <w:t>Individual conclusions — English</w:t>
-      </w:r>
-    </w:p>
-    <w:p>
-      <w:r>
-        <w:rPr>
-          <w:sz w:val="22"/>
-        </w:rPr>
-        <w:t>At this stage, I see Alloxentric Real Time Agent as an opportunity to connect my experience in software development with my interest in artificial intelligence and automation. The project has an initial direction: a voice agent for telephone calls with fast and coherent responses. However, its scope, resources, schedule, and team roles still need to be defined. My next contribution will depend on those agreements, and the final proposal should include clear criteria for evaluating the agent.</w:t>
-      </w:r>
-    </w:p>
-    <w:p>
-      <w:r>
-        <w:rPr>
-          <w:sz w:val="22"/>
-          <w:b/>
-        </w:rPr>
-        <w:t>Individual reflection — English</w:t>
-      </w:r>
-    </w:p>
-    <w:p>
-      <w:r>
-        <w:rPr>
-          <w:sz w:val="22"/>
-        </w:rPr>
-        <w:t>I enjoy talking to people, understanding their difficulties, and building useful solutions. My work on a system for a health center has allowed me to take part in requirements gathering, development, implementation, and ongoing improvements. I feel confident as a full-stack developer, while I also want to expand my technical vocabulary and deepen my understanding of key concepts. Working with Alloxentric is an opportunity to learn new tools and gain experience with a company of this scale. This experience connects with my long-term goal of working independently as a solution architect.</w:t>
-      </w:r>
+      </w:pPr>
     </w:p>
     <w:sectPr>
-      <w:headerReference w:type="default" ns3:id="rId12"/>
-      <w:footerReference w:type="default" ns3:id="rId13"/>
+      <w:headerReference w:type="default" r:id="rId12"/>
+      <w:footerReference w:type="default" r:id="rId13"/>
       <w:pgSz w:w="15840" w:h="12240" w:orient="landscape"/>
       <w:pgMar w:top="1276" w:right="1418" w:bottom="1418" w:left="1418" w:header="709" w:footer="709" w:gutter="0"/>
       <w:cols w:space="708"/>
@@ -9603,7 +12297,7 @@
 </file>
 
 <file path=word/endnotes.xml><?xml version="1.0" encoding="utf-8"?>
-<w:endnotes xmlns:wpc="http://schemas.microsoft.com/office/word/2010/wordprocessingCanvas" xmlns:cx="http://schemas.microsoft.com/office/drawing/2014/chartex" xmlns:cx1="http://schemas.microsoft.com/office/drawing/2015/9/8/chartex" xmlns:cx2="http://schemas.microsoft.com/office/drawing/2015/10/21/chartex" xmlns:cx3="http://schemas.microsoft.com/office/drawing/2016/5/9/chartex" xmlns:cx4="http://schemas.microsoft.com/office/drawing/2016/5/10/chartex" xmlns:cx5="http://schemas.microsoft.com/office/drawing/2016/5/11/chartex" xmlns:cx6="http://schemas.microsoft.com/office/drawing/2016/5/12/chartex" xmlns:cx7="http://schemas.microsoft.com/office/drawing/2016/5/13/chartex" xmlns:cx8="http://schemas.microsoft.com/office/drawing/2016/5/14/chartex" xmlns:mc="http://schemas.openxmlformats.org/markup-compatibility/2006" xmlns:aink="http://schemas.microsoft.com/office/drawing/2016/ink" xmlns:am3d="http://schemas.microsoft.com/office/drawing/2017/model3d" xmlns:o="urn:schemas-microsoft-com:office:office" xmlns:oel="http://schemas.microsoft.com/office/2019/extlst" xmlns:r="http://schemas.openxmlformats.org/officeDocument/2006/relationships" xmlns:m="http://schemas.openxmlformats.org/officeDocument/2006/math" xmlns:v="urn:schemas-microsoft-com:vml" xmlns:wp14="http://schemas.microsoft.com/office/word/2010/wordprocessingDrawing" xmlns:wp="http://schemas.openxmlformats.org/drawingml/2006/wordprocessingDrawing" xmlns:w10="urn:schemas-microsoft-com:office:word" xmlns:w="http://schemas.openxmlformats.org/wordprocessingml/2006/main" xmlns:w14="http://schemas.microsoft.com/office/word/2010/wordml" xmlns:w15="http://schemas.microsoft.com/office/word/2012/wordml" xmlns:w16cex="http://schemas.microsoft.com/office/word/2018/wordml/cex" xmlns:w16cid="http://schemas.microsoft.com/office/word/2016/wordml/cid" xmlns:w16="http://schemas.microsoft.com/office/word/2018/wordml" xmlns:w16sdtdh="http://schemas.microsoft.com/office/word/2020/wordml/sdtdatahash" xmlns:w16se="http://schemas.microsoft.com/office/word/2015/wordml/symex" xmlns:wpg="http://schemas.microsoft.com/office/word/2010/wordprocessingGroup" xmlns:wpi="http://schemas.microsoft.com/office/word/2010/wordprocessingInk" xmlns:wne="http://schemas.microsoft.com/office/word/2006/wordml" xmlns:wps="http://schemas.microsoft.com/office/word/2010/wordprocessingShape" mc:Ignorable="w14 w15 w16se w16cid w16 w16cex w16sdtdh wp14">
+<w:endnotes xmlns:wpc="http://schemas.microsoft.com/office/word/2010/wordprocessingCanvas" xmlns:cx="http://schemas.microsoft.com/office/drawing/2014/chartex" xmlns:cx1="http://schemas.microsoft.com/office/drawing/2015/9/8/chartex" xmlns:cx2="http://schemas.microsoft.com/office/drawing/2015/10/21/chartex" xmlns:cx3="http://schemas.microsoft.com/office/drawing/2016/5/9/chartex" xmlns:cx4="http://schemas.microsoft.com/office/drawing/2016/5/10/chartex" xmlns:cx5="http://schemas.microsoft.com/office/drawing/2016/5/11/chartex" xmlns:cx6="http://schemas.microsoft.com/office/drawing/2016/5/12/chartex" xmlns:cx7="http://schemas.microsoft.com/office/drawing/2016/5/13/chartex" xmlns:cx8="http://schemas.microsoft.com/office/drawing/2016/5/14/chartex" xmlns:mc="http://schemas.openxmlformats.org/markup-compatibility/2006" xmlns:aink="http://schemas.microsoft.com/office/drawing/2016/ink" xmlns:am3d="http://schemas.microsoft.com/office/drawing/2017/model3d" xmlns:o="urn:schemas-microsoft-com:office:office" xmlns:oel="http://schemas.microsoft.com/office/2019/extlst" xmlns:r="http://schemas.openxmlformats.org/officeDocument/2006/relationships" xmlns:m="http://schemas.openxmlformats.org/officeDocument/2006/math" xmlns:v="urn:schemas-microsoft-com:vml" xmlns:wp14="http://schemas.microsoft.com/office/word/2010/wordprocessingDrawing" xmlns:wp="http://schemas.openxmlformats.org/drawingml/2006/wordprocessingDrawing" xmlns:w10="urn:schemas-microsoft-com:office:word" xmlns:w="http://schemas.openxmlformats.org/wordprocessingml/2006/main" xmlns:w14="http://schemas.microsoft.com/office/word/2010/wordml" xmlns:w15="http://schemas.microsoft.com/office/word/2012/wordml" xmlns:w16cex="http://schemas.microsoft.com/office/word/2018/wordml/cex" xmlns:w16cid="http://schemas.microsoft.com/office/word/2016/wordml/cid" xmlns:w16="http://schemas.microsoft.com/office/word/2018/wordml" xmlns:w16du="http://schemas.microsoft.com/office/word/2023/wordml/word16du" xmlns:w16sdtdh="http://schemas.microsoft.com/office/word/2020/wordml/sdtdatahash" xmlns:w16sdtfl="http://schemas.microsoft.com/office/word/2024/wordml/sdtformatlock" xmlns:w16se="http://schemas.microsoft.com/office/word/2015/wordml/symex" xmlns:wpg="http://schemas.microsoft.com/office/word/2010/wordprocessingGroup" xmlns:wpi="http://schemas.microsoft.com/office/word/2010/wordprocessingInk" xmlns:wne="http://schemas.microsoft.com/office/word/2006/wordml" xmlns:wps="http://schemas.microsoft.com/office/word/2010/wordprocessingShape" mc:Ignorable="w14 w15 w16se w16cid w16 w16cex w16sdtdh w16sdtfl w16du wp14">
   <w:endnote w:type="separator" w:id="-1">
     <w:p>
       <w:r>
@@ -9622,7 +12316,7 @@
 </file>
 
 <file path=word/footer1.xml><?xml version="1.0" encoding="utf-8"?>
-<w:ftr xmlns:wpc="http://schemas.microsoft.com/office/word/2010/wordprocessingCanvas" xmlns:cx="http://schemas.microsoft.com/office/drawing/2014/chartex" xmlns:cx1="http://schemas.microsoft.com/office/drawing/2015/9/8/chartex" xmlns:cx2="http://schemas.microsoft.com/office/drawing/2015/10/21/chartex" xmlns:cx3="http://schemas.microsoft.com/office/drawing/2016/5/9/chartex" xmlns:cx4="http://schemas.microsoft.com/office/drawing/2016/5/10/chartex" xmlns:cx5="http://schemas.microsoft.com/office/drawing/2016/5/11/chartex" xmlns:cx6="http://schemas.microsoft.com/office/drawing/2016/5/12/chartex" xmlns:cx7="http://schemas.microsoft.com/office/drawing/2016/5/13/chartex" xmlns:cx8="http://schemas.microsoft.com/office/drawing/2016/5/14/chartex" xmlns:mc="http://schemas.openxmlformats.org/markup-compatibility/2006" xmlns:aink="http://schemas.microsoft.com/office/drawing/2016/ink" xmlns:am3d="http://schemas.microsoft.com/office/drawing/2017/model3d" xmlns:o="urn:schemas-microsoft-com:office:office" xmlns:oel="http://schemas.microsoft.com/office/2019/extlst" xmlns:r="http://schemas.openxmlformats.org/officeDocument/2006/relationships" xmlns:m="http://schemas.openxmlformats.org/officeDocument/2006/math" xmlns:v="urn:schemas-microsoft-com:vml" xmlns:wp14="http://schemas.microsoft.com/office/word/2010/wordprocessingDrawing" xmlns:wp="http://schemas.openxmlformats.org/drawingml/2006/wordprocessingDrawing" xmlns:w10="urn:schemas-microsoft-com:office:word" xmlns:w="http://schemas.openxmlformats.org/wordprocessingml/2006/main" xmlns:w14="http://schemas.microsoft.com/office/word/2010/wordml" xmlns:w15="http://schemas.microsoft.com/office/word/2012/wordml" xmlns:w16cex="http://schemas.microsoft.com/office/word/2018/wordml/cex" xmlns:w16cid="http://schemas.microsoft.com/office/word/2016/wordml/cid" xmlns:w16="http://schemas.microsoft.com/office/word/2018/wordml" xmlns:w16sdtdh="http://schemas.microsoft.com/office/word/2020/wordml/sdtdatahash" xmlns:w16se="http://schemas.microsoft.com/office/word/2015/wordml/symex" xmlns:wpg="http://schemas.microsoft.com/office/word/2010/wordprocessingGroup" xmlns:wpi="http://schemas.microsoft.com/office/word/2010/wordprocessingInk" xmlns:wne="http://schemas.microsoft.com/office/word/2006/wordml" xmlns:wps="http://schemas.microsoft.com/office/word/2010/wordprocessingShape" mc:Ignorable="w14 w15 w16se w16cid w16 w16cex w16sdtdh wp14">
+<w:ftr xmlns:wpc="http://schemas.microsoft.com/office/word/2010/wordprocessingCanvas" xmlns:cx="http://schemas.microsoft.com/office/drawing/2014/chartex" xmlns:cx1="http://schemas.microsoft.com/office/drawing/2015/9/8/chartex" xmlns:cx2="http://schemas.microsoft.com/office/drawing/2015/10/21/chartex" xmlns:cx3="http://schemas.microsoft.com/office/drawing/2016/5/9/chartex" xmlns:cx4="http://schemas.microsoft.com/office/drawing/2016/5/10/chartex" xmlns:cx5="http://schemas.microsoft.com/office/drawing/2016/5/11/chartex" xmlns:cx6="http://schemas.microsoft.com/office/drawing/2016/5/12/chartex" xmlns:cx7="http://schemas.microsoft.com/office/drawing/2016/5/13/chartex" xmlns:cx8="http://schemas.microsoft.com/office/drawing/2016/5/14/chartex" xmlns:mc="http://schemas.openxmlformats.org/markup-compatibility/2006" xmlns:aink="http://schemas.microsoft.com/office/drawing/2016/ink" xmlns:am3d="http://schemas.microsoft.com/office/drawing/2017/model3d" xmlns:o="urn:schemas-microsoft-com:office:office" xmlns:oel="http://schemas.microsoft.com/office/2019/extlst" xmlns:r="http://schemas.openxmlformats.org/officeDocument/2006/relationships" xmlns:m="http://schemas.openxmlformats.org/officeDocument/2006/math" xmlns:v="urn:schemas-microsoft-com:vml" xmlns:wp14="http://schemas.microsoft.com/office/word/2010/wordprocessingDrawing" xmlns:wp="http://schemas.openxmlformats.org/drawingml/2006/wordprocessingDrawing" xmlns:w10="urn:schemas-microsoft-com:office:word" xmlns:w="http://schemas.openxmlformats.org/wordprocessingml/2006/main" xmlns:w14="http://schemas.microsoft.com/office/word/2010/wordml" xmlns:w15="http://schemas.microsoft.com/office/word/2012/wordml" xmlns:w16cex="http://schemas.microsoft.com/office/word/2018/wordml/cex" xmlns:w16cid="http://schemas.microsoft.com/office/word/2016/wordml/cid" xmlns:w16="http://schemas.microsoft.com/office/word/2018/wordml" xmlns:w16du="http://schemas.microsoft.com/office/word/2023/wordml/word16du" xmlns:w16sdtdh="http://schemas.microsoft.com/office/word/2020/wordml/sdtdatahash" xmlns:w16sdtfl="http://schemas.microsoft.com/office/word/2024/wordml/sdtformatlock" xmlns:w16se="http://schemas.microsoft.com/office/word/2015/wordml/symex" xmlns:wpg="http://schemas.microsoft.com/office/word/2010/wordprocessingGroup" xmlns:wpi="http://schemas.microsoft.com/office/word/2010/wordprocessingInk" xmlns:wne="http://schemas.microsoft.com/office/word/2006/wordml" xmlns:wps="http://schemas.microsoft.com/office/word/2010/wordprocessingShape" mc:Ignorable="w14 w15 w16se w16cid w16 w16cex w16sdtdh w16sdtfl w16du wp14">
   <w:p>
     <w:pPr>
       <w:pStyle w:val="Piedepgina"/>
@@ -9817,15 +12511,15 @@
             </wp:anchor>
           </w:drawing>
         </mc:Choice>
-        <mc:Fallback xmlns:a="http://schemas.openxmlformats.org/drawingml/2006/main">
+        <mc:Fallback>
           <w:pict>
-            <v:group id="Grupo 37" style="position:absolute;left:0;text-align:left;margin-left:416.8pt;margin-top:0;width:468pt;height:25.2pt;z-index:251662336;mso-width-percent:1000;mso-top-percent:200;mso-wrap-distance-left:0;mso-wrap-distance-right:0;mso-position-horizontal:right;mso-position-horizontal-relative:margin;mso-position-vertical-relative:bottom-margin-area;mso-width-percent:1000;mso-top-percent:200;mso-width-relative:margin;mso-height-relative:margin" coordsize="59626,3238" o:spid="_x0000_s1026" w14:anchorId="0F25DB77" o:gfxdata="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">
-              <v:rect id="Rectángulo 38" style="position:absolute;left:190;width:59436;height:188;visibility:visible;mso-wrap-style:square;v-text-anchor:middle" o:spid="_x0000_s1027" fillcolor="black [3213]" stroked="f" strokeweight="1pt" o:gfxdata="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"/>
+            <v:group w14:anchorId="0F25DB77" id="Grupo 37" o:spid="_x0000_s1026" style="position:absolute;left:0;text-align:left;margin-left:416.8pt;margin-top:0;width:468pt;height:25.2pt;z-index:251662336;mso-width-percent:1000;mso-top-percent:200;mso-wrap-distance-left:0;mso-wrap-distance-right:0;mso-position-horizontal:right;mso-position-horizontal-relative:margin;mso-position-vertical-relative:bottom-margin-area;mso-width-percent:1000;mso-top-percent:200;mso-width-relative:margin;mso-height-relative:margin" coordsize="59626,3238" o:gfxdata="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">
+              <v:rect id="Rectángulo 38" o:spid="_x0000_s1027" style="position:absolute;left:190;width:59436;height:188;visibility:visible;mso-wrap-style:square;v-text-anchor:middle" o:gfxdata="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" fillcolor="black [3213]" stroked="f" strokeweight="1pt"/>
               <v:shapetype id="_x0000_t202" coordsize="21600,21600" o:spt="202" path="m,l,21600r21600,l21600,xe">
                 <v:stroke joinstyle="miter"/>
                 <v:path gradientshapeok="t" o:connecttype="rect"/>
               </v:shapetype>
-              <v:shape id="Cuadro de texto 39" style="position:absolute;top:666;width:59436;height:2572;visibility:visible;mso-wrap-style:square;v-text-anchor:bottom" o:spid="_x0000_s1028" filled="f" stroked="f" strokeweight=".5pt" type="#_x0000_t202" o:gfxdata="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">
+              <v:shape id="Cuadro de texto 39" o:spid="_x0000_s1028" type="#_x0000_t202" style="position:absolute;top:666;width:59436;height:2572;visibility:visible;mso-wrap-style:square;v-text-anchor:bottom" o:gfxdata="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" filled="f" stroked="f" strokeweight=".5pt">
                 <v:textbox inset=",,,0">
                   <w:txbxContent>
                     <w:sdt>
@@ -9846,7 +12540,6 @@
                           <w:calendar w:val="gregorian"/>
                         </w:date>
                       </w:sdtPr>
-                      <w:sdtEndPr/>
                       <w:sdtContent>
                         <w:p>
                           <w:pPr>
@@ -10029,9 +12722,9 @@
             </wp:anchor>
           </w:drawing>
         </mc:Choice>
-        <mc:Fallback xmlns:a="http://schemas.openxmlformats.org/drawingml/2006/main">
+        <mc:Fallback>
           <w:pict>
-            <v:rect id="Rectángulo 40" style="position:absolute;left:0;text-align:left;margin-left:0;margin-top:0;width:36pt;height:25.2pt;z-index:251661312;visibility:visible;mso-wrap-style:square;mso-width-percent:0;mso-height-percent:0;mso-top-percent:200;mso-wrap-distance-left:0;mso-wrap-distance-top:0;mso-wrap-distance-right:0;mso-wrap-distance-bottom:0;mso-position-horizontal:left;mso-position-horizontal-relative:right-margin-area;mso-position-vertical-relative:bottom-margin-area;mso-width-percent:0;mso-height-percent:0;mso-top-percent:200;mso-width-relative:margin;mso-height-relative:margin;v-text-anchor:bottom" o:spid="_x0000_s1029" fillcolor="black [3213]" stroked="f" strokeweight="3pt" w14:anchorId="3CF0A8BB" o:gfxdata="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">
+            <v:rect w14:anchorId="3CF0A8BB" id="Rectángulo 40" o:spid="_x0000_s1029" style="position:absolute;left:0;text-align:left;margin-left:0;margin-top:0;width:36pt;height:25.2pt;z-index:251661312;visibility:visible;mso-wrap-style:square;mso-width-percent:0;mso-height-percent:0;mso-top-percent:200;mso-wrap-distance-left:0;mso-wrap-distance-top:0;mso-wrap-distance-right:0;mso-wrap-distance-bottom:0;mso-position-horizontal:left;mso-position-horizontal-relative:right-margin-area;mso-position-vertical-relative:bottom-margin-area;mso-width-percent:0;mso-height-percent:0;mso-top-percent:200;mso-width-relative:margin;mso-height-relative:margin;v-text-anchor:bottom" o:gfxdata="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" fillcolor="black [3213]" stroked="f" strokeweight="3pt">
               <v:textbox>
                 <w:txbxContent>
                   <w:p>
@@ -10104,7 +12797,7 @@
 </file>
 
 <file path=word/footnotes.xml><?xml version="1.0" encoding="utf-8"?>
-<w:footnotes xmlns:wpc="http://schemas.microsoft.com/office/word/2010/wordprocessingCanvas" xmlns:cx="http://schemas.microsoft.com/office/drawing/2014/chartex" xmlns:cx1="http://schemas.microsoft.com/office/drawing/2015/9/8/chartex" xmlns:cx2="http://schemas.microsoft.com/office/drawing/2015/10/21/chartex" xmlns:cx3="http://schemas.microsoft.com/office/drawing/2016/5/9/chartex" xmlns:cx4="http://schemas.microsoft.com/office/drawing/2016/5/10/chartex" xmlns:cx5="http://schemas.microsoft.com/office/drawing/2016/5/11/chartex" xmlns:cx6="http://schemas.microsoft.com/office/drawing/2016/5/12/chartex" xmlns:cx7="http://schemas.microsoft.com/office/drawing/2016/5/13/chartex" xmlns:cx8="http://schemas.microsoft.com/office/drawing/2016/5/14/chartex" xmlns:mc="http://schemas.openxmlformats.org/markup-compatibility/2006" xmlns:aink="http://schemas.microsoft.com/office/drawing/2016/ink" xmlns:am3d="http://schemas.microsoft.com/office/drawing/2017/model3d" xmlns:o="urn:schemas-microsoft-com:office:office" xmlns:oel="http://schemas.microsoft.com/office/2019/extlst" xmlns:r="http://schemas.openxmlformats.org/officeDocument/2006/relationships" xmlns:m="http://schemas.openxmlformats.org/officeDocument/2006/math" xmlns:v="urn:schemas-microsoft-com:vml" xmlns:wp14="http://schemas.microsoft.com/office/word/2010/wordprocessingDrawing" xmlns:wp="http://schemas.openxmlformats.org/drawingml/2006/wordprocessingDrawing" xmlns:w10="urn:schemas-microsoft-com:office:word" xmlns:w="http://schemas.openxmlformats.org/wordprocessingml/2006/main" xmlns:w14="http://schemas.microsoft.com/office/word/2010/wordml" xmlns:w15="http://schemas.microsoft.com/office/word/2012/wordml" xmlns:w16cex="http://schemas.microsoft.com/office/word/2018/wordml/cex" xmlns:w16cid="http://schemas.microsoft.com/office/word/2016/wordml/cid" xmlns:w16="http://schemas.microsoft.com/office/word/2018/wordml" xmlns:w16sdtdh="http://schemas.microsoft.com/office/word/2020/wordml/sdtdatahash" xmlns:w16se="http://schemas.microsoft.com/office/word/2015/wordml/symex" xmlns:wpg="http://schemas.microsoft.com/office/word/2010/wordprocessingGroup" xmlns:wpi="http://schemas.microsoft.com/office/word/2010/wordprocessingInk" xmlns:wne="http://schemas.microsoft.com/office/word/2006/wordml" xmlns:wps="http://schemas.microsoft.com/office/word/2010/wordprocessingShape" mc:Ignorable="w14 w15 w16se w16cid w16 w16cex w16sdtdh wp14">
+<w:footnotes xmlns:wpc="http://schemas.microsoft.com/office/word/2010/wordprocessingCanvas" xmlns:cx="http://schemas.microsoft.com/office/drawing/2014/chartex" xmlns:cx1="http://schemas.microsoft.com/office/drawing/2015/9/8/chartex" xmlns:cx2="http://schemas.microsoft.com/office/drawing/2015/10/21/chartex" xmlns:cx3="http://schemas.microsoft.com/office/drawing/2016/5/9/chartex" xmlns:cx4="http://schemas.microsoft.com/office/drawing/2016/5/10/chartex" xmlns:cx5="http://schemas.microsoft.com/office/drawing/2016/5/11/chartex" xmlns:cx6="http://schemas.microsoft.com/office/drawing/2016/5/12/chartex" xmlns:cx7="http://schemas.microsoft.com/office/drawing/2016/5/13/chartex" xmlns:cx8="http://schemas.microsoft.com/office/drawing/2016/5/14/chartex" xmlns:mc="http://schemas.openxmlformats.org/markup-compatibility/2006" xmlns:aink="http://schemas.microsoft.com/office/drawing/2016/ink" xmlns:am3d="http://schemas.microsoft.com/office/drawing/2017/model3d" xmlns:o="urn:schemas-microsoft-com:office:office" xmlns:oel="http://schemas.microsoft.com/office/2019/extlst" xmlns:r="http://schemas.openxmlformats.org/officeDocument/2006/relationships" xmlns:m="http://schemas.openxmlformats.org/officeDocument/2006/math" xmlns:v="urn:schemas-microsoft-com:vml" xmlns:wp14="http://schemas.microsoft.com/office/word/2010/wordprocessingDrawing" xmlns:wp="http://schemas.openxmlformats.org/drawingml/2006/wordprocessingDrawing" xmlns:w10="urn:schemas-microsoft-com:office:word" xmlns:w="http://schemas.openxmlformats.org/wordprocessingml/2006/main" xmlns:w14="http://schemas.microsoft.com/office/word/2010/wordml" xmlns:w15="http://schemas.microsoft.com/office/word/2012/wordml" xmlns:w16cex="http://schemas.microsoft.com/office/word/2018/wordml/cex" xmlns:w16cid="http://schemas.microsoft.com/office/word/2016/wordml/cid" xmlns:w16="http://schemas.microsoft.com/office/word/2018/wordml" xmlns:w16du="http://schemas.microsoft.com/office/word/2023/wordml/word16du" xmlns:w16sdtdh="http://schemas.microsoft.com/office/word/2020/wordml/sdtdatahash" xmlns:w16sdtfl="http://schemas.microsoft.com/office/word/2024/wordml/sdtformatlock" xmlns:w16se="http://schemas.microsoft.com/office/word/2015/wordml/symex" xmlns:wpg="http://schemas.microsoft.com/office/word/2010/wordprocessingGroup" xmlns:wpi="http://schemas.microsoft.com/office/word/2010/wordprocessingInk" xmlns:wne="http://schemas.microsoft.com/office/word/2006/wordml" xmlns:wps="http://schemas.microsoft.com/office/word/2010/wordprocessingShape" mc:Ignorable="w14 w15 w16se w16cid w16 w16cex w16sdtdh w16sdtfl w16du wp14">
   <w:footnote w:type="separator" w:id="-1">
     <w:p>
       <w:r>
@@ -10123,7 +12816,7 @@
 </file>
 
 <file path=word/header1.xml><?xml version="1.0" encoding="utf-8"?>
-<w:hdr xmlns:wpc="http://schemas.microsoft.com/office/word/2010/wordprocessingCanvas" xmlns:cx="http://schemas.microsoft.com/office/drawing/2014/chartex" xmlns:cx1="http://schemas.microsoft.com/office/drawing/2015/9/8/chartex" xmlns:cx2="http://schemas.microsoft.com/office/drawing/2015/10/21/chartex" xmlns:cx3="http://schemas.microsoft.com/office/drawing/2016/5/9/chartex" xmlns:cx4="http://schemas.microsoft.com/office/drawing/2016/5/10/chartex" xmlns:cx5="http://schemas.microsoft.com/office/drawing/2016/5/11/chartex" xmlns:cx6="http://schemas.microsoft.com/office/drawing/2016/5/12/chartex" xmlns:cx7="http://schemas.microsoft.com/office/drawing/2016/5/13/chartex" xmlns:cx8="http://schemas.microsoft.com/office/drawing/2016/5/14/chartex" xmlns:mc="http://schemas.openxmlformats.org/markup-compatibility/2006" xmlns:aink="http://schemas.microsoft.com/office/drawing/2016/ink" xmlns:am3d="http://schemas.microsoft.com/office/drawing/2017/model3d" xmlns:o="urn:schemas-microsoft-com:office:office" xmlns:oel="http://schemas.microsoft.com/office/2019/extlst" xmlns:r="http://schemas.openxmlformats.org/officeDocument/2006/relationships" xmlns:m="http://schemas.openxmlformats.org/officeDocument/2006/math" xmlns:v="urn:schemas-microsoft-com:vml" xmlns:wp14="http://schemas.microsoft.com/office/word/2010/wordprocessingDrawing" xmlns:wp="http://schemas.openxmlformats.org/drawingml/2006/wordprocessingDrawing" xmlns:w10="urn:schemas-microsoft-com:office:word" xmlns:w="http://schemas.openxmlformats.org/wordprocessingml/2006/main" xmlns:w14="http://schemas.microsoft.com/office/word/2010/wordml" xmlns:w15="http://schemas.microsoft.com/office/word/2012/wordml" xmlns:w16cex="http://schemas.microsoft.com/office/word/2018/wordml/cex" xmlns:w16cid="http://schemas.microsoft.com/office/word/2016/wordml/cid" xmlns:w16="http://schemas.microsoft.com/office/word/2018/wordml" xmlns:w16sdtdh="http://schemas.microsoft.com/office/word/2020/wordml/sdtdatahash" xmlns:w16se="http://schemas.microsoft.com/office/word/2015/wordml/symex" xmlns:wpg="http://schemas.microsoft.com/office/word/2010/wordprocessingGroup" xmlns:wpi="http://schemas.microsoft.com/office/word/2010/wordprocessingInk" xmlns:wne="http://schemas.microsoft.com/office/word/2006/wordml" xmlns:wps="http://schemas.microsoft.com/office/word/2010/wordprocessingShape" mc:Ignorable="w14 w15 w16se w16cid w16 w16cex w16sdtdh wp14">
+<w:hdr xmlns:wpc="http://schemas.microsoft.com/office/word/2010/wordprocessingCanvas" xmlns:cx="http://schemas.microsoft.com/office/drawing/2014/chartex" xmlns:cx1="http://schemas.microsoft.com/office/drawing/2015/9/8/chartex" xmlns:cx2="http://schemas.microsoft.com/office/drawing/2015/10/21/chartex" xmlns:cx3="http://schemas.microsoft.com/office/drawing/2016/5/9/chartex" xmlns:cx4="http://schemas.microsoft.com/office/drawing/2016/5/10/chartex" xmlns:cx5="http://schemas.microsoft.com/office/drawing/2016/5/11/chartex" xmlns:cx6="http://schemas.microsoft.com/office/drawing/2016/5/12/chartex" xmlns:cx7="http://schemas.microsoft.com/office/drawing/2016/5/13/chartex" xmlns:cx8="http://schemas.microsoft.com/office/drawing/2016/5/14/chartex" xmlns:mc="http://schemas.openxmlformats.org/markup-compatibility/2006" xmlns:aink="http://schemas.microsoft.com/office/drawing/2016/ink" xmlns:am3d="http://schemas.microsoft.com/office/drawing/2017/model3d" xmlns:o="urn:schemas-microsoft-com:office:office" xmlns:oel="http://schemas.microsoft.com/office/2019/extlst" xmlns:r="http://schemas.openxmlformats.org/officeDocument/2006/relationships" xmlns:m="http://schemas.openxmlformats.org/officeDocument/2006/math" xmlns:v="urn:schemas-microsoft-com:vml" xmlns:wp14="http://schemas.microsoft.com/office/word/2010/wordprocessingDrawing" xmlns:wp="http://schemas.openxmlformats.org/drawingml/2006/wordprocessingDrawing" xmlns:w10="urn:schemas-microsoft-com:office:word" xmlns:w="http://schemas.openxmlformats.org/wordprocessingml/2006/main" xmlns:w14="http://schemas.microsoft.com/office/word/2010/wordml" xmlns:w15="http://schemas.microsoft.com/office/word/2012/wordml" xmlns:w16cex="http://schemas.microsoft.com/office/word/2018/wordml/cex" xmlns:w16cid="http://schemas.microsoft.com/office/word/2016/wordml/cid" xmlns:w16="http://schemas.microsoft.com/office/word/2018/wordml" xmlns:w16du="http://schemas.microsoft.com/office/word/2023/wordml/word16du" xmlns:w16sdtdh="http://schemas.microsoft.com/office/word/2020/wordml/sdtdatahash" xmlns:w16sdtfl="http://schemas.microsoft.com/office/word/2024/wordml/sdtformatlock" xmlns:w16se="http://schemas.microsoft.com/office/word/2015/wordml/symex" xmlns:wpg="http://schemas.microsoft.com/office/word/2010/wordprocessingGroup" xmlns:wpi="http://schemas.microsoft.com/office/word/2010/wordprocessingInk" xmlns:wne="http://schemas.microsoft.com/office/word/2006/wordml" xmlns:wps="http://schemas.microsoft.com/office/word/2010/wordprocessingShape" mc:Ignorable="w14 w15 w16se w16cid w16 w16cex w16sdtdh w16sdtfl w16du wp14">
   <w:p>
     <w:pPr>
       <w:pStyle w:val="Encabezado"/>
@@ -10221,8 +12914,47 @@
 </file>
 
 <file path=word/numbering.xml><?xml version="1.0" encoding="utf-8"?>
-<w:numbering xmlns:wpc="http://schemas.microsoft.com/office/word/2010/wordprocessingCanvas" xmlns:cx="http://schemas.microsoft.com/office/drawing/2014/chartex" xmlns:cx1="http://schemas.microsoft.com/office/drawing/2015/9/8/chartex" xmlns:cx2="http://schemas.microsoft.com/office/drawing/2015/10/21/chartex" xmlns:cx3="http://schemas.microsoft.com/office/drawing/2016/5/9/chartex" xmlns:cx4="http://schemas.microsoft.com/office/drawing/2016/5/10/chartex" xmlns:cx5="http://schemas.microsoft.com/office/drawing/2016/5/11/chartex" xmlns:cx6="http://schemas.microsoft.com/office/drawing/2016/5/12/chartex" xmlns:cx7="http://schemas.microsoft.com/office/drawing/2016/5/13/chartex" xmlns:cx8="http://schemas.microsoft.com/office/drawing/2016/5/14/chartex" xmlns:mc="http://schemas.openxmlformats.org/markup-compatibility/2006" xmlns:aink="http://schemas.microsoft.com/office/drawing/2016/ink" xmlns:am3d="http://schemas.microsoft.com/office/drawing/2017/model3d" xmlns:o="urn:schemas-microsoft-com:office:office" xmlns:oel="http://schemas.microsoft.com/office/2019/extlst" xmlns:r="http://schemas.openxmlformats.org/officeDocument/2006/relationships" xmlns:m="http://schemas.openxmlformats.org/officeDocument/2006/math" xmlns:v="urn:schemas-microsoft-com:vml" xmlns:wp14="http://schemas.microsoft.com/office/word/2010/wordprocessingDrawing" xmlns:wp="http://schemas.openxmlformats.org/drawingml/2006/wordprocessingDrawing" xmlns:w10="urn:schemas-microsoft-com:office:word" xmlns:w="http://schemas.openxmlformats.org/wordprocessingml/2006/main" xmlns:w14="http://schemas.microsoft.com/office/word/2010/wordml" xmlns:w15="http://schemas.microsoft.com/office/word/2012/wordml" xmlns:w16cex="http://schemas.microsoft.com/office/word/2018/wordml/cex" xmlns:w16cid="http://schemas.microsoft.com/office/word/2016/wordml/cid" xmlns:w16="http://schemas.microsoft.com/office/word/2018/wordml" xmlns:w16sdtdh="http://schemas.microsoft.com/office/word/2020/wordml/sdtdatahash" xmlns:w16se="http://schemas.microsoft.com/office/word/2015/wordml/symex" xmlns:wpg="http://schemas.microsoft.com/office/word/2010/wordprocessingGroup" xmlns:wpi="http://schemas.microsoft.com/office/word/2010/wordprocessingInk" xmlns:wne="http://schemas.microsoft.com/office/word/2006/wordml" xmlns:wps="http://schemas.microsoft.com/office/word/2010/wordprocessingShape" mc:Ignorable="w14 w15 w16se w16cid w16 w16cex w16sdtdh wp14">
+<w:numbering xmlns:wpc="http://schemas.microsoft.com/office/word/2010/wordprocessingCanvas" xmlns:cx="http://schemas.microsoft.com/office/drawing/2014/chartex" xmlns:cx1="http://schemas.microsoft.com/office/drawing/2015/9/8/chartex" xmlns:cx2="http://schemas.microsoft.com/office/drawing/2015/10/21/chartex" xmlns:cx3="http://schemas.microsoft.com/office/drawing/2016/5/9/chartex" xmlns:cx4="http://schemas.microsoft.com/office/drawing/2016/5/10/chartex" xmlns:cx5="http://schemas.microsoft.com/office/drawing/2016/5/11/chartex" xmlns:cx6="http://schemas.microsoft.com/office/drawing/2016/5/12/chartex" xmlns:cx7="http://schemas.microsoft.com/office/drawing/2016/5/13/chartex" xmlns:cx8="http://schemas.microsoft.com/office/drawing/2016/5/14/chartex" xmlns:mc="http://schemas.openxmlformats.org/markup-compatibility/2006" xmlns:aink="http://schemas.microsoft.com/office/drawing/2016/ink" xmlns:am3d="http://schemas.microsoft.com/office/drawing/2017/model3d" xmlns:o="urn:schemas-microsoft-com:office:office" xmlns:oel="http://schemas.microsoft.com/office/2019/extlst" xmlns:r="http://schemas.openxmlformats.org/officeDocument/2006/relationships" xmlns:m="http://schemas.openxmlformats.org/officeDocument/2006/math" xmlns:v="urn:schemas-microsoft-com:vml" xmlns:wp14="http://schemas.microsoft.com/office/word/2010/wordprocessingDrawing" xmlns:wp="http://schemas.openxmlformats.org/drawingml/2006/wordprocessingDrawing" xmlns:w10="urn:schemas-microsoft-com:office:word" xmlns:w="http://schemas.openxmlformats.org/wordprocessingml/2006/main" xmlns:w14="http://schemas.microsoft.com/office/word/2010/wordml" xmlns:w15="http://schemas.microsoft.com/office/word/2012/wordml" xmlns:w16cex="http://schemas.microsoft.com/office/word/2018/wordml/cex" xmlns:w16cid="http://schemas.microsoft.com/office/word/2016/wordml/cid" xmlns:w16="http://schemas.microsoft.com/office/word/2018/wordml" xmlns:w16du="http://schemas.microsoft.com/office/word/2023/wordml/word16du" xmlns:w16sdtdh="http://schemas.microsoft.com/office/word/2020/wordml/sdtdatahash" xmlns:w16sdtfl="http://schemas.microsoft.com/office/word/2024/wordml/sdtformatlock" xmlns:w16se="http://schemas.microsoft.com/office/word/2015/wordml/symex" xmlns:wpg="http://schemas.microsoft.com/office/word/2010/wordprocessingGroup" xmlns:wpi="http://schemas.microsoft.com/office/word/2010/wordprocessingInk" xmlns:wne="http://schemas.microsoft.com/office/word/2006/wordml" xmlns:wps="http://schemas.microsoft.com/office/word/2010/wordprocessingShape" mc:Ignorable="w14 w15 w16se w16cid w16 w16cex w16sdtdh w16sdtfl w16du wp14">
   <w:abstractNum w:abstractNumId="0" w15:restartNumberingAfterBreak="0">
+    <w:nsid w:val="FFFFFF88"/>
+    <w:multiLevelType w:val="singleLevel"/>
+    <w:tmpl w:val="5BB233B0"/>
+    <w:lvl w:ilvl="0">
+      <w:start w:val="1"/>
+      <w:numFmt w:val="decimal"/>
+      <w:pStyle w:val="Listaconnmeros"/>
+      <w:lvlText w:val="%1."/>
+      <w:lvlJc w:val="left"/>
+      <w:pPr>
+        <w:tabs>
+          <w:tab w:val="num" w:pos="360"/>
+        </w:tabs>
+        <w:ind w:left="360" w:hanging="360"/>
+      </w:pPr>
+    </w:lvl>
+  </w:abstractNum>
+  <w:abstractNum w:abstractNumId="1" w15:restartNumberingAfterBreak="0">
+    <w:nsid w:val="FFFFFF89"/>
+    <w:multiLevelType w:val="singleLevel"/>
+    <w:tmpl w:val="CF4E934C"/>
+    <w:lvl w:ilvl="0">
+      <w:start w:val="1"/>
+      <w:numFmt w:val="bullet"/>
+      <w:pStyle w:val="Listaconvietas"/>
+      <w:lvlText w:val=""/>
+      <w:lvlJc w:val="left"/>
+      <w:pPr>
+        <w:tabs>
+          <w:tab w:val="num" w:pos="360"/>
+        </w:tabs>
+        <w:ind w:left="360" w:hanging="360"/>
+      </w:pPr>
+      <w:rPr>
+        <w:rFonts w:ascii="Symbol" w:hAnsi="Symbol" w:hint="default"/>
+      </w:rPr>
+    </w:lvl>
+  </w:abstractNum>
+  <w:abstractNum w:abstractNumId="2" w15:restartNumberingAfterBreak="0">
     <w:nsid w:val="08183884"/>
     <w:multiLevelType w:val="hybridMultilevel"/>
     <w:tmpl w:val="BA76E7FE"/>
@@ -10335,7 +13067,7 @@
       </w:rPr>
     </w:lvl>
   </w:abstractNum>
-  <w:abstractNum w:abstractNumId="1" w15:restartNumberingAfterBreak="0">
+  <w:abstractNum w:abstractNumId="3" w15:restartNumberingAfterBreak="0">
     <w:nsid w:val="09F10A27"/>
     <w:multiLevelType w:val="hybridMultilevel"/>
     <w:tmpl w:val="587049A6"/>
@@ -10448,7 +13180,7 @@
       </w:rPr>
     </w:lvl>
   </w:abstractNum>
-  <w:abstractNum w:abstractNumId="2" w15:restartNumberingAfterBreak="0">
+  <w:abstractNum w:abstractNumId="4" w15:restartNumberingAfterBreak="0">
     <w:nsid w:val="0CFD79BA"/>
     <w:multiLevelType w:val="hybridMultilevel"/>
     <w:tmpl w:val="52F8563E"/>
@@ -10564,7 +13296,7 @@
       </w:rPr>
     </w:lvl>
   </w:abstractNum>
-  <w:abstractNum w:abstractNumId="3" w15:restartNumberingAfterBreak="0">
+  <w:abstractNum w:abstractNumId="5" w15:restartNumberingAfterBreak="0">
     <w:nsid w:val="0D15758A"/>
     <w:multiLevelType w:val="multilevel"/>
     <w:tmpl w:val="E97E493A"/>
@@ -10677,7 +13409,7 @@
       </w:rPr>
     </w:lvl>
   </w:abstractNum>
-  <w:abstractNum w:abstractNumId="4" w15:restartNumberingAfterBreak="0">
+  <w:abstractNum w:abstractNumId="6" w15:restartNumberingAfterBreak="0">
     <w:nsid w:val="0F166A78"/>
     <w:multiLevelType w:val="hybridMultilevel"/>
     <w:tmpl w:val="08FC162C"/>
@@ -10790,7 +13522,7 @@
       </w:rPr>
     </w:lvl>
   </w:abstractNum>
-  <w:abstractNum w:abstractNumId="5" w15:restartNumberingAfterBreak="0">
+  <w:abstractNum w:abstractNumId="7" w15:restartNumberingAfterBreak="0">
     <w:nsid w:val="14570D93"/>
     <w:multiLevelType w:val="hybridMultilevel"/>
     <w:tmpl w:val="FE268478"/>
@@ -10903,7 +13635,7 @@
       </w:rPr>
     </w:lvl>
   </w:abstractNum>
-  <w:abstractNum w:abstractNumId="6" w15:restartNumberingAfterBreak="0">
+  <w:abstractNum w:abstractNumId="8" w15:restartNumberingAfterBreak="0">
     <w:nsid w:val="14A1A553"/>
     <w:multiLevelType w:val="multilevel"/>
     <w:tmpl w:val="A0462738"/>
@@ -11016,7 +13748,156 @@
       </w:rPr>
     </w:lvl>
   </w:abstractNum>
-  <w:abstractNum w:abstractNumId="7" w15:restartNumberingAfterBreak="0">
+  <w:abstractNum w:abstractNumId="9" w15:restartNumberingAfterBreak="0">
+    <w:nsid w:val="1505087A"/>
+    <w:multiLevelType w:val="multilevel"/>
+    <w:tmpl w:val="D362EB80"/>
+    <w:lvl w:ilvl="0">
+      <w:start w:val="1"/>
+      <w:numFmt w:val="bullet"/>
+      <w:lvlText w:val=""/>
+      <w:lvlJc w:val="left"/>
+      <w:pPr>
+        <w:tabs>
+          <w:tab w:val="num" w:pos="720"/>
+        </w:tabs>
+        <w:ind w:left="720" w:hanging="360"/>
+      </w:pPr>
+      <w:rPr>
+        <w:rFonts w:ascii="Symbol" w:hAnsi="Symbol" w:hint="default"/>
+        <w:sz w:val="20"/>
+      </w:rPr>
+    </w:lvl>
+    <w:lvl w:ilvl="1" w:tentative="1">
+      <w:start w:val="1"/>
+      <w:numFmt w:val="bullet"/>
+      <w:lvlText w:val="o"/>
+      <w:lvlJc w:val="left"/>
+      <w:pPr>
+        <w:tabs>
+          <w:tab w:val="num" w:pos="1440"/>
+        </w:tabs>
+        <w:ind w:left="1440" w:hanging="360"/>
+      </w:pPr>
+      <w:rPr>
+        <w:rFonts w:ascii="Courier New" w:hAnsi="Courier New" w:hint="default"/>
+        <w:sz w:val="20"/>
+      </w:rPr>
+    </w:lvl>
+    <w:lvl w:ilvl="2" w:tentative="1">
+      <w:start w:val="1"/>
+      <w:numFmt w:val="bullet"/>
+      <w:lvlText w:val=""/>
+      <w:lvlJc w:val="left"/>
+      <w:pPr>
+        <w:tabs>
+          <w:tab w:val="num" w:pos="2160"/>
+        </w:tabs>
+        <w:ind w:left="2160" w:hanging="360"/>
+      </w:pPr>
+      <w:rPr>
+        <w:rFonts w:ascii="Wingdings" w:hAnsi="Wingdings" w:hint="default"/>
+        <w:sz w:val="20"/>
+      </w:rPr>
+    </w:lvl>
+    <w:lvl w:ilvl="3" w:tentative="1">
+      <w:start w:val="1"/>
+      <w:numFmt w:val="bullet"/>
+      <w:lvlText w:val=""/>
+      <w:lvlJc w:val="left"/>
+      <w:pPr>
+        <w:tabs>
+          <w:tab w:val="num" w:pos="2880"/>
+        </w:tabs>
+        <w:ind w:left="2880" w:hanging="360"/>
+      </w:pPr>
+      <w:rPr>
+        <w:rFonts w:ascii="Wingdings" w:hAnsi="Wingdings" w:hint="default"/>
+        <w:sz w:val="20"/>
+      </w:rPr>
+    </w:lvl>
+    <w:lvl w:ilvl="4" w:tentative="1">
+      <w:start w:val="1"/>
+      <w:numFmt w:val="bullet"/>
+      <w:lvlText w:val=""/>
+      <w:lvlJc w:val="left"/>
+      <w:pPr>
+        <w:tabs>
+          <w:tab w:val="num" w:pos="3600"/>
+        </w:tabs>
+        <w:ind w:left="3600" w:hanging="360"/>
+      </w:pPr>
+      <w:rPr>
+        <w:rFonts w:ascii="Wingdings" w:hAnsi="Wingdings" w:hint="default"/>
+        <w:sz w:val="20"/>
+      </w:rPr>
+    </w:lvl>
+    <w:lvl w:ilvl="5" w:tentative="1">
+      <w:start w:val="1"/>
+      <w:numFmt w:val="bullet"/>
+      <w:lvlText w:val=""/>
+      <w:lvlJc w:val="left"/>
+      <w:pPr>
+        <w:tabs>
+          <w:tab w:val="num" w:pos="4320"/>
+        </w:tabs>
+        <w:ind w:left="4320" w:hanging="360"/>
+      </w:pPr>
+      <w:rPr>
+        <w:rFonts w:ascii="Wingdings" w:hAnsi="Wingdings" w:hint="default"/>
+        <w:sz w:val="20"/>
+      </w:rPr>
+    </w:lvl>
+    <w:lvl w:ilvl="6" w:tentative="1">
+      <w:start w:val="1"/>
+      <w:numFmt w:val="bullet"/>
+      <w:lvlText w:val=""/>
+      <w:lvlJc w:val="left"/>
+      <w:pPr>
+        <w:tabs>
+          <w:tab w:val="num" w:pos="5040"/>
+        </w:tabs>
+        <w:ind w:left="5040" w:hanging="360"/>
+      </w:pPr>
+      <w:rPr>
+        <w:rFonts w:ascii="Wingdings" w:hAnsi="Wingdings" w:hint="default"/>
+        <w:sz w:val="20"/>
+      </w:rPr>
+    </w:lvl>
+    <w:lvl w:ilvl="7" w:tentative="1">
+      <w:start w:val="1"/>
+      <w:numFmt w:val="bullet"/>
+      <w:lvlText w:val=""/>
+      <w:lvlJc w:val="left"/>
+      <w:pPr>
+        <w:tabs>
+          <w:tab w:val="num" w:pos="5760"/>
+        </w:tabs>
+        <w:ind w:left="5760" w:hanging="360"/>
+      </w:pPr>
+      <w:rPr>
+        <w:rFonts w:ascii="Wingdings" w:hAnsi="Wingdings" w:hint="default"/>
+        <w:sz w:val="20"/>
+      </w:rPr>
+    </w:lvl>
+    <w:lvl w:ilvl="8" w:tentative="1">
+      <w:start w:val="1"/>
+      <w:numFmt w:val="bullet"/>
+      <w:lvlText w:val=""/>
+      <w:lvlJc w:val="left"/>
+      <w:pPr>
+        <w:tabs>
+          <w:tab w:val="num" w:pos="6480"/>
+        </w:tabs>
+        <w:ind w:left="6480" w:hanging="360"/>
+      </w:pPr>
+      <w:rPr>
+        <w:rFonts w:ascii="Wingdings" w:hAnsi="Wingdings" w:hint="default"/>
+        <w:sz w:val="20"/>
+      </w:rPr>
+    </w:lvl>
+  </w:abstractNum>
+  <w:abstractNum w:abstractNumId="10" w15:restartNumberingAfterBreak="0">
     <w:nsid w:val="1DD36961"/>
     <w:multiLevelType w:val="hybridMultilevel"/>
     <w:tmpl w:val="FDD8EFBC"/>
@@ -11132,7 +14013,120 @@
       </w:pPr>
     </w:lvl>
   </w:abstractNum>
-  <w:abstractNum w:abstractNumId="8" w15:restartNumberingAfterBreak="0">
+  <w:abstractNum w:abstractNumId="11" w15:restartNumberingAfterBreak="0">
+    <w:nsid w:val="2472672B"/>
+    <w:multiLevelType w:val="multilevel"/>
+    <w:tmpl w:val="45C86070"/>
+    <w:lvl w:ilvl="0">
+      <w:start w:val="1"/>
+      <w:numFmt w:val="decimal"/>
+      <w:lvlText w:val="%1."/>
+      <w:lvlJc w:val="left"/>
+      <w:pPr>
+        <w:tabs>
+          <w:tab w:val="num" w:pos="720"/>
+        </w:tabs>
+        <w:ind w:left="720" w:hanging="360"/>
+      </w:pPr>
+    </w:lvl>
+    <w:lvl w:ilvl="1" w:tentative="1">
+      <w:start w:val="1"/>
+      <w:numFmt w:val="decimal"/>
+      <w:lvlText w:val="%2."/>
+      <w:lvlJc w:val="left"/>
+      <w:pPr>
+        <w:tabs>
+          <w:tab w:val="num" w:pos="1440"/>
+        </w:tabs>
+        <w:ind w:left="1440" w:hanging="360"/>
+      </w:pPr>
+    </w:lvl>
+    <w:lvl w:ilvl="2" w:tentative="1">
+      <w:start w:val="1"/>
+      <w:numFmt w:val="decimal"/>
+      <w:lvlText w:val="%3."/>
+      <w:lvlJc w:val="left"/>
+      <w:pPr>
+        <w:tabs>
+          <w:tab w:val="num" w:pos="2160"/>
+        </w:tabs>
+        <w:ind w:left="2160" w:hanging="360"/>
+      </w:pPr>
+    </w:lvl>
+    <w:lvl w:ilvl="3" w:tentative="1">
+      <w:start w:val="1"/>
+      <w:numFmt w:val="decimal"/>
+      <w:lvlText w:val="%4."/>
+      <w:lvlJc w:val="left"/>
+      <w:pPr>
+        <w:tabs>
+          <w:tab w:val="num" w:pos="2880"/>
+        </w:tabs>
+        <w:ind w:left="2880" w:hanging="360"/>
+      </w:pPr>
+    </w:lvl>
+    <w:lvl w:ilvl="4" w:tentative="1">
+      <w:start w:val="1"/>
+      <w:numFmt w:val="decimal"/>
+      <w:lvlText w:val="%5."/>
+      <w:lvlJc w:val="left"/>
+      <w:pPr>
+        <w:tabs>
+          <w:tab w:val="num" w:pos="3600"/>
+        </w:tabs>
+        <w:ind w:left="3600" w:hanging="360"/>
+      </w:pPr>
+    </w:lvl>
+    <w:lvl w:ilvl="5" w:tentative="1">
+      <w:start w:val="1"/>
+      <w:numFmt w:val="decimal"/>
+      <w:lvlText w:val="%6."/>
+      <w:lvlJc w:val="left"/>
+      <w:pPr>
+        <w:tabs>
+          <w:tab w:val="num" w:pos="4320"/>
+        </w:tabs>
+        <w:ind w:left="4320" w:hanging="360"/>
+      </w:pPr>
+    </w:lvl>
+    <w:lvl w:ilvl="6" w:tentative="1">
+      <w:start w:val="1"/>
+      <w:numFmt w:val="decimal"/>
+      <w:lvlText w:val="%7."/>
+      <w:lvlJc w:val="left"/>
+      <w:pPr>
+        <w:tabs>
+          <w:tab w:val="num" w:pos="5040"/>
+        </w:tabs>
+        <w:ind w:left="5040" w:hanging="360"/>
+      </w:pPr>
+    </w:lvl>
+    <w:lvl w:ilvl="7" w:tentative="1">
+      <w:start w:val="1"/>
+      <w:numFmt w:val="decimal"/>
+      <w:lvlText w:val="%8."/>
+      <w:lvlJc w:val="left"/>
+      <w:pPr>
+        <w:tabs>
+          <w:tab w:val="num" w:pos="5760"/>
+        </w:tabs>
+        <w:ind w:left="5760" w:hanging="360"/>
+      </w:pPr>
+    </w:lvl>
+    <w:lvl w:ilvl="8" w:tentative="1">
+      <w:start w:val="1"/>
+      <w:numFmt w:val="decimal"/>
+      <w:lvlText w:val="%9."/>
+      <w:lvlJc w:val="left"/>
+      <w:pPr>
+        <w:tabs>
+          <w:tab w:val="num" w:pos="6480"/>
+        </w:tabs>
+        <w:ind w:left="6480" w:hanging="360"/>
+      </w:pPr>
+    </w:lvl>
+  </w:abstractNum>
+  <w:abstractNum w:abstractNumId="12" w15:restartNumberingAfterBreak="0">
     <w:nsid w:val="272E6982"/>
     <w:multiLevelType w:val="multilevel"/>
     <w:tmpl w:val="5B52CDCE"/>
@@ -11245,7 +14239,7 @@
       </w:rPr>
     </w:lvl>
   </w:abstractNum>
-  <w:abstractNum w:abstractNumId="9" w15:restartNumberingAfterBreak="0">
+  <w:abstractNum w:abstractNumId="13" w15:restartNumberingAfterBreak="0">
     <w:nsid w:val="31054891"/>
     <w:multiLevelType w:val="hybridMultilevel"/>
     <w:tmpl w:val="60B0A830"/>
@@ -11358,7 +14352,7 @@
       </w:pPr>
     </w:lvl>
   </w:abstractNum>
-  <w:abstractNum w:abstractNumId="10" w15:restartNumberingAfterBreak="0">
+  <w:abstractNum w:abstractNumId="14" w15:restartNumberingAfterBreak="0">
     <w:nsid w:val="3219BD2D"/>
     <w:multiLevelType w:val="multilevel"/>
     <w:tmpl w:val="2CA63540"/>
@@ -11471,7 +14465,7 @@
       </w:rPr>
     </w:lvl>
   </w:abstractNum>
-  <w:abstractNum w:abstractNumId="11" w15:restartNumberingAfterBreak="0">
+  <w:abstractNum w:abstractNumId="15" w15:restartNumberingAfterBreak="0">
     <w:nsid w:val="38A0003A"/>
     <w:multiLevelType w:val="hybridMultilevel"/>
     <w:tmpl w:val="B0B49334"/>
@@ -11565,7 +14559,7 @@
       </w:pPr>
     </w:lvl>
   </w:abstractNum>
-  <w:abstractNum w:abstractNumId="12" w15:restartNumberingAfterBreak="0">
+  <w:abstractNum w:abstractNumId="16" w15:restartNumberingAfterBreak="0">
     <w:nsid w:val="393B57E4"/>
     <w:multiLevelType w:val="hybridMultilevel"/>
     <w:tmpl w:val="F912DB60"/>
@@ -11678,7 +14672,7 @@
       </w:rPr>
     </w:lvl>
   </w:abstractNum>
-  <w:abstractNum w:abstractNumId="13" w15:restartNumberingAfterBreak="0">
+  <w:abstractNum w:abstractNumId="17" w15:restartNumberingAfterBreak="0">
     <w:nsid w:val="3C874C17"/>
     <w:multiLevelType w:val="hybridMultilevel"/>
     <w:tmpl w:val="914C8346"/>
@@ -11767,7 +14761,7 @@
       </w:pPr>
     </w:lvl>
   </w:abstractNum>
-  <w:abstractNum w:abstractNumId="14" w15:restartNumberingAfterBreak="0">
+  <w:abstractNum w:abstractNumId="18" w15:restartNumberingAfterBreak="0">
     <w:nsid w:val="3FADCB78"/>
     <w:multiLevelType w:val="multilevel"/>
     <w:tmpl w:val="E10402E8"/>
@@ -11880,7 +14874,7 @@
       </w:rPr>
     </w:lvl>
   </w:abstractNum>
-  <w:abstractNum w:abstractNumId="15" w15:restartNumberingAfterBreak="0">
+  <w:abstractNum w:abstractNumId="19" w15:restartNumberingAfterBreak="0">
     <w:nsid w:val="4478B93D"/>
     <w:multiLevelType w:val="multilevel"/>
     <w:tmpl w:val="2A6CEC64"/>
@@ -11993,7 +14987,7 @@
       </w:rPr>
     </w:lvl>
   </w:abstractNum>
-  <w:abstractNum w:abstractNumId="16" w15:restartNumberingAfterBreak="0">
+  <w:abstractNum w:abstractNumId="20" w15:restartNumberingAfterBreak="0">
     <w:nsid w:val="481D4B96"/>
     <w:multiLevelType w:val="hybridMultilevel"/>
     <w:tmpl w:val="CED09A64"/>
@@ -12106,7 +15100,7 @@
       </w:pPr>
     </w:lvl>
   </w:abstractNum>
-  <w:abstractNum w:abstractNumId="17" w15:restartNumberingAfterBreak="0">
+  <w:abstractNum w:abstractNumId="21" w15:restartNumberingAfterBreak="0">
     <w:nsid w:val="4F604952"/>
     <w:multiLevelType w:val="multilevel"/>
     <w:tmpl w:val="8AFA3F92"/>
@@ -12219,7 +15213,7 @@
       </w:rPr>
     </w:lvl>
   </w:abstractNum>
-  <w:abstractNum w:abstractNumId="18" w15:restartNumberingAfterBreak="0">
+  <w:abstractNum w:abstractNumId="22" w15:restartNumberingAfterBreak="0">
     <w:nsid w:val="50486095"/>
     <w:multiLevelType w:val="multilevel"/>
     <w:tmpl w:val="F454007C"/>
@@ -12332,7 +15326,7 @@
       </w:rPr>
     </w:lvl>
   </w:abstractNum>
-  <w:abstractNum w:abstractNumId="19" w15:restartNumberingAfterBreak="0">
+  <w:abstractNum w:abstractNumId="23" w15:restartNumberingAfterBreak="0">
     <w:nsid w:val="51C66DE9"/>
     <w:multiLevelType w:val="multilevel"/>
     <w:tmpl w:val="B8BA49F0"/>
@@ -12445,7 +15439,7 @@
       </w:rPr>
     </w:lvl>
   </w:abstractNum>
-  <w:abstractNum w:abstractNumId="20" w15:restartNumberingAfterBreak="0">
+  <w:abstractNum w:abstractNumId="24" w15:restartNumberingAfterBreak="0">
     <w:nsid w:val="52B30FD1"/>
     <w:multiLevelType w:val="multilevel"/>
     <w:tmpl w:val="640EFAF4"/>
@@ -12558,7 +15552,7 @@
       </w:rPr>
     </w:lvl>
   </w:abstractNum>
-  <w:abstractNum w:abstractNumId="21" w15:restartNumberingAfterBreak="0">
+  <w:abstractNum w:abstractNumId="25" w15:restartNumberingAfterBreak="0">
     <w:nsid w:val="63FB4D3A"/>
     <w:multiLevelType w:val="hybridMultilevel"/>
     <w:tmpl w:val="0F9427FE"/>
@@ -12671,7 +15665,7 @@
       </w:rPr>
     </w:lvl>
   </w:abstractNum>
-  <w:abstractNum w:abstractNumId="22" w15:restartNumberingAfterBreak="0">
+  <w:abstractNum w:abstractNumId="26" w15:restartNumberingAfterBreak="0">
     <w:nsid w:val="67754D9C"/>
     <w:multiLevelType w:val="hybridMultilevel"/>
     <w:tmpl w:val="57FE19BC"/>
@@ -12811,7 +15805,7 @@
       </w:rPr>
     </w:lvl>
   </w:abstractNum>
-  <w:abstractNum w:abstractNumId="23" w15:restartNumberingAfterBreak="0">
+  <w:abstractNum w:abstractNumId="27" w15:restartNumberingAfterBreak="0">
     <w:nsid w:val="691738F0"/>
     <w:multiLevelType w:val="multilevel"/>
     <w:tmpl w:val="B4A0103E"/>
@@ -12924,7 +15918,7 @@
       </w:rPr>
     </w:lvl>
   </w:abstractNum>
-  <w:abstractNum w:abstractNumId="24" w15:restartNumberingAfterBreak="0">
+  <w:abstractNum w:abstractNumId="28" w15:restartNumberingAfterBreak="0">
     <w:nsid w:val="6CBA602B"/>
     <w:multiLevelType w:val="hybridMultilevel"/>
     <w:tmpl w:val="4648CC54"/>
@@ -13037,7 +16031,120 @@
       </w:rPr>
     </w:lvl>
   </w:abstractNum>
-  <w:abstractNum w:abstractNumId="25" w15:restartNumberingAfterBreak="0">
+  <w:abstractNum w:abstractNumId="29" w15:restartNumberingAfterBreak="0">
+    <w:nsid w:val="6EAB5BF5"/>
+    <w:multiLevelType w:val="multilevel"/>
+    <w:tmpl w:val="0832BF88"/>
+    <w:lvl w:ilvl="0">
+      <w:start w:val="1"/>
+      <w:numFmt w:val="decimal"/>
+      <w:lvlText w:val="%1."/>
+      <w:lvlJc w:val="left"/>
+      <w:pPr>
+        <w:tabs>
+          <w:tab w:val="num" w:pos="720"/>
+        </w:tabs>
+        <w:ind w:left="720" w:hanging="360"/>
+      </w:pPr>
+    </w:lvl>
+    <w:lvl w:ilvl="1" w:tentative="1">
+      <w:start w:val="1"/>
+      <w:numFmt w:val="decimal"/>
+      <w:lvlText w:val="%2."/>
+      <w:lvlJc w:val="left"/>
+      <w:pPr>
+        <w:tabs>
+          <w:tab w:val="num" w:pos="1440"/>
+        </w:tabs>
+        <w:ind w:left="1440" w:hanging="360"/>
+      </w:pPr>
+    </w:lvl>
+    <w:lvl w:ilvl="2" w:tentative="1">
+      <w:start w:val="1"/>
+      <w:numFmt w:val="decimal"/>
+      <w:lvlText w:val="%3."/>
+      <w:lvlJc w:val="left"/>
+      <w:pPr>
+        <w:tabs>
+          <w:tab w:val="num" w:pos="2160"/>
+        </w:tabs>
+        <w:ind w:left="2160" w:hanging="360"/>
+      </w:pPr>
+    </w:lvl>
+    <w:lvl w:ilvl="3" w:tentative="1">
+      <w:start w:val="1"/>
+      <w:numFmt w:val="decimal"/>
+      <w:lvlText w:val="%4."/>
+      <w:lvlJc w:val="left"/>
+      <w:pPr>
+        <w:tabs>
+          <w:tab w:val="num" w:pos="2880"/>
+        </w:tabs>
+        <w:ind w:left="2880" w:hanging="360"/>
+      </w:pPr>
+    </w:lvl>
+    <w:lvl w:ilvl="4" w:tentative="1">
+      <w:start w:val="1"/>
+      <w:numFmt w:val="decimal"/>
+      <w:lvlText w:val="%5."/>
+      <w:lvlJc w:val="left"/>
+      <w:pPr>
+        <w:tabs>
+          <w:tab w:val="num" w:pos="3600"/>
+        </w:tabs>
+        <w:ind w:left="3600" w:hanging="360"/>
+      </w:pPr>
+    </w:lvl>
+    <w:lvl w:ilvl="5" w:tentative="1">
+      <w:start w:val="1"/>
+      <w:numFmt w:val="decimal"/>
+      <w:lvlText w:val="%6."/>
+      <w:lvlJc w:val="left"/>
+      <w:pPr>
+        <w:tabs>
+          <w:tab w:val="num" w:pos="4320"/>
+        </w:tabs>
+        <w:ind w:left="4320" w:hanging="360"/>
+      </w:pPr>
+    </w:lvl>
+    <w:lvl w:ilvl="6" w:tentative="1">
+      <w:start w:val="1"/>
+      <w:numFmt w:val="decimal"/>
+      <w:lvlText w:val="%7."/>
+      <w:lvlJc w:val="left"/>
+      <w:pPr>
+        <w:tabs>
+          <w:tab w:val="num" w:pos="5040"/>
+        </w:tabs>
+        <w:ind w:left="5040" w:hanging="360"/>
+      </w:pPr>
+    </w:lvl>
+    <w:lvl w:ilvl="7" w:tentative="1">
+      <w:start w:val="1"/>
+      <w:numFmt w:val="decimal"/>
+      <w:lvlText w:val="%8."/>
+      <w:lvlJc w:val="left"/>
+      <w:pPr>
+        <w:tabs>
+          <w:tab w:val="num" w:pos="5760"/>
+        </w:tabs>
+        <w:ind w:left="5760" w:hanging="360"/>
+      </w:pPr>
+    </w:lvl>
+    <w:lvl w:ilvl="8" w:tentative="1">
+      <w:start w:val="1"/>
+      <w:numFmt w:val="decimal"/>
+      <w:lvlText w:val="%9."/>
+      <w:lvlJc w:val="left"/>
+      <w:pPr>
+        <w:tabs>
+          <w:tab w:val="num" w:pos="6480"/>
+        </w:tabs>
+        <w:ind w:left="6480" w:hanging="360"/>
+      </w:pPr>
+    </w:lvl>
+  </w:abstractNum>
+  <w:abstractNum w:abstractNumId="30" w15:restartNumberingAfterBreak="0">
     <w:nsid w:val="6F4A3FB2"/>
     <w:multiLevelType w:val="multilevel"/>
     <w:tmpl w:val="66B4A72E"/>
@@ -13150,7 +16257,7 @@
       </w:rPr>
     </w:lvl>
   </w:abstractNum>
-  <w:abstractNum w:abstractNumId="26" w15:restartNumberingAfterBreak="0">
+  <w:abstractNum w:abstractNumId="31" w15:restartNumberingAfterBreak="0">
     <w:nsid w:val="739A1C63"/>
     <w:multiLevelType w:val="multilevel"/>
     <w:tmpl w:val="D244FEF4"/>
@@ -13263,7 +16370,7 @@
       </w:rPr>
     </w:lvl>
   </w:abstractNum>
-  <w:abstractNum w:abstractNumId="27" w15:restartNumberingAfterBreak="0">
+  <w:abstractNum w:abstractNumId="32" w15:restartNumberingAfterBreak="0">
     <w:nsid w:val="75028D83"/>
     <w:multiLevelType w:val="multilevel"/>
     <w:tmpl w:val="27904D94"/>
@@ -13376,7 +16483,7 @@
       </w:rPr>
     </w:lvl>
   </w:abstractNum>
-  <w:abstractNum w:abstractNumId="28" w15:restartNumberingAfterBreak="0">
+  <w:abstractNum w:abstractNumId="33" w15:restartNumberingAfterBreak="0">
     <w:nsid w:val="7B400CC9"/>
     <w:multiLevelType w:val="multilevel"/>
     <w:tmpl w:val="158E319E"/>
@@ -13490,97 +16597,112 @@
     </w:lvl>
   </w:abstractNum>
   <w:num w:numId="1" w16cid:durableId="1492868999">
+    <w:abstractNumId w:val="27"/>
+  </w:num>
+  <w:num w:numId="2" w16cid:durableId="1091854877">
+    <w:abstractNumId w:val="8"/>
+  </w:num>
+  <w:num w:numId="3" w16cid:durableId="1109620181">
+    <w:abstractNumId w:val="5"/>
+  </w:num>
+  <w:num w:numId="4" w16cid:durableId="97256077">
+    <w:abstractNumId w:val="16"/>
+  </w:num>
+  <w:num w:numId="5" w16cid:durableId="899288652">
+    <w:abstractNumId w:val="12"/>
+  </w:num>
+  <w:num w:numId="6" w16cid:durableId="490173261">
+    <w:abstractNumId w:val="33"/>
+  </w:num>
+  <w:num w:numId="7" w16cid:durableId="1631863055">
+    <w:abstractNumId w:val="22"/>
+  </w:num>
+  <w:num w:numId="8" w16cid:durableId="392656827">
+    <w:abstractNumId w:val="18"/>
+  </w:num>
+  <w:num w:numId="9" w16cid:durableId="502596224">
+    <w:abstractNumId w:val="31"/>
+  </w:num>
+  <w:num w:numId="10" w16cid:durableId="1862351589">
+    <w:abstractNumId w:val="30"/>
+  </w:num>
+  <w:num w:numId="11" w16cid:durableId="11878667">
+    <w:abstractNumId w:val="32"/>
+  </w:num>
+  <w:num w:numId="12" w16cid:durableId="1505389780">
+    <w:abstractNumId w:val="21"/>
+  </w:num>
+  <w:num w:numId="13" w16cid:durableId="352458040">
+    <w:abstractNumId w:val="19"/>
+  </w:num>
+  <w:num w:numId="14" w16cid:durableId="103505629">
+    <w:abstractNumId w:val="24"/>
+  </w:num>
+  <w:num w:numId="15" w16cid:durableId="65346153">
+    <w:abstractNumId w:val="14"/>
+  </w:num>
+  <w:num w:numId="16" w16cid:durableId="985402121">
+    <w:abstractNumId w:val="7"/>
+  </w:num>
+  <w:num w:numId="17" w16cid:durableId="785004022">
+    <w:abstractNumId w:val="20"/>
+  </w:num>
+  <w:num w:numId="18" w16cid:durableId="848907507">
+    <w:abstractNumId w:val="13"/>
+  </w:num>
+  <w:num w:numId="19" w16cid:durableId="1443308238">
+    <w:abstractNumId w:val="10"/>
+  </w:num>
+  <w:num w:numId="20" w16cid:durableId="403722179">
+    <w:abstractNumId w:val="17"/>
+  </w:num>
+  <w:num w:numId="21" w16cid:durableId="1873111083">
+    <w:abstractNumId w:val="6"/>
+  </w:num>
+  <w:num w:numId="22" w16cid:durableId="1742747362">
+    <w:abstractNumId w:val="3"/>
+  </w:num>
+  <w:num w:numId="23" w16cid:durableId="371806547">
+    <w:abstractNumId w:val="2"/>
+  </w:num>
+  <w:num w:numId="24" w16cid:durableId="1240944087">
     <w:abstractNumId w:val="23"/>
   </w:num>
-  <w:num w:numId="2" w16cid:durableId="1091854877">
-    <w:abstractNumId w:val="6"/>
+  <w:num w:numId="25" w16cid:durableId="1604072944">
+    <w:abstractNumId w:val="26"/>
   </w:num>
-  <w:num w:numId="3" w16cid:durableId="1109620181">
-    <w:abstractNumId w:val="3"/>
+  <w:num w:numId="26" w16cid:durableId="41490249">
+    <w:abstractNumId w:val="25"/>
   </w:num>
-  <w:num w:numId="4" w16cid:durableId="97256077">
-    <w:abstractNumId w:val="12"/>
+  <w:num w:numId="27" w16cid:durableId="868756797">
+    <w:abstractNumId w:val="15"/>
   </w:num>
-  <w:num w:numId="5" w16cid:durableId="899288652">
-    <w:abstractNumId w:val="8"/>
+  <w:num w:numId="28" w16cid:durableId="161816726">
+    <w:abstractNumId w:val="4"/>
   </w:num>
-  <w:num w:numId="6" w16cid:durableId="490173261">
+  <w:num w:numId="29" w16cid:durableId="1199047098">
     <w:abstractNumId w:val="28"/>
   </w:num>
-  <w:num w:numId="7" w16cid:durableId="1631863055">
-    <w:abstractNumId w:val="18"/>
+  <w:num w:numId="30" w16cid:durableId="1025714177">
+    <w:abstractNumId w:val="29"/>
   </w:num>
-  <w:num w:numId="8" w16cid:durableId="392656827">
-    <w:abstractNumId w:val="14"/>
-  </w:num>
-  <w:num w:numId="9" w16cid:durableId="502596224">
-    <w:abstractNumId w:val="26"/>
-  </w:num>
-  <w:num w:numId="10" w16cid:durableId="1862351589">
-    <w:abstractNumId w:val="25"/>
-  </w:num>
-  <w:num w:numId="11" w16cid:durableId="11878667">
-    <w:abstractNumId w:val="27"/>
-  </w:num>
-  <w:num w:numId="12" w16cid:durableId="1505389780">
-    <w:abstractNumId w:val="17"/>
-  </w:num>
-  <w:num w:numId="13" w16cid:durableId="352458040">
-    <w:abstractNumId w:val="15"/>
-  </w:num>
-  <w:num w:numId="14" w16cid:durableId="103505629">
-    <w:abstractNumId w:val="20"/>
-  </w:num>
-  <w:num w:numId="15" w16cid:durableId="65346153">
-    <w:abstractNumId w:val="10"/>
-  </w:num>
-  <w:num w:numId="16" w16cid:durableId="985402121">
-    <w:abstractNumId w:val="5"/>
-  </w:num>
-  <w:num w:numId="17" w16cid:durableId="785004022">
-    <w:abstractNumId w:val="16"/>
-  </w:num>
-  <w:num w:numId="18" w16cid:durableId="848907507">
+  <w:num w:numId="31" w16cid:durableId="413363478">
     <w:abstractNumId w:val="9"/>
   </w:num>
-  <w:num w:numId="19" w16cid:durableId="1443308238">
-    <w:abstractNumId w:val="7"/>
+  <w:num w:numId="32" w16cid:durableId="101389725">
+    <w:abstractNumId w:val="11"/>
   </w:num>
-  <w:num w:numId="20" w16cid:durableId="403722179">
-    <w:abstractNumId w:val="13"/>
-  </w:num>
-  <w:num w:numId="21" w16cid:durableId="1873111083">
-    <w:abstractNumId w:val="4"/>
-  </w:num>
-  <w:num w:numId="22" w16cid:durableId="1742747362">
-    <w:abstractNumId w:val="1"/>
-  </w:num>
-  <w:num w:numId="23" w16cid:durableId="371806547">
+  <w:num w:numId="33" w16cid:durableId="1640988184">
     <w:abstractNumId w:val="0"/>
   </w:num>
-  <w:num w:numId="24" w16cid:durableId="1240944087">
-    <w:abstractNumId w:val="19"/>
-  </w:num>
-  <w:num w:numId="25" w16cid:durableId="1604072944">
-    <w:abstractNumId w:val="22"/>
-  </w:num>
-  <w:num w:numId="26" w16cid:durableId="41490249">
-    <w:abstractNumId w:val="21"/>
-  </w:num>
-  <w:num w:numId="27" w16cid:durableId="868756797">
-    <w:abstractNumId w:val="11"/>
-  </w:num>
-  <w:num w:numId="28" w16cid:durableId="161816726">
-    <w:abstractNumId w:val="2"/>
-  </w:num>
-  <w:num w:numId="29" w16cid:durableId="1199047098">
-    <w:abstractNumId w:val="24"/>
+  <w:num w:numId="34" w16cid:durableId="1858739215">
+    <w:abstractNumId w:val="1"/>
   </w:num>
 </w:numbering>
 </file>
 
 <file path=word/styles.xml><?xml version="1.0" encoding="utf-8"?>
-<w:styles xmlns:mc="http://schemas.openxmlformats.org/markup-compatibility/2006" xmlns:r="http://schemas.openxmlformats.org/officeDocument/2006/relationships" xmlns:w="http://schemas.openxmlformats.org/wordprocessingml/2006/main" xmlns:w14="http://schemas.microsoft.com/office/word/2010/wordml" xmlns:w15="http://schemas.microsoft.com/office/word/2012/wordml" xmlns:w16cex="http://schemas.microsoft.com/office/word/2018/wordml/cex" xmlns:w16cid="http://schemas.microsoft.com/office/word/2016/wordml/cid" xmlns:w16="http://schemas.microsoft.com/office/word/2018/wordml" xmlns:w16sdtdh="http://schemas.microsoft.com/office/word/2020/wordml/sdtdatahash" xmlns:w16se="http://schemas.microsoft.com/office/word/2015/wordml/symex" mc:Ignorable="w14 w15 w16se w16cid w16 w16cex w16sdtdh">
+<w:styles xmlns:mc="http://schemas.openxmlformats.org/markup-compatibility/2006" xmlns:r="http://schemas.openxmlformats.org/officeDocument/2006/relationships" xmlns:w="http://schemas.openxmlformats.org/wordprocessingml/2006/main" xmlns:w14="http://schemas.microsoft.com/office/word/2010/wordml" xmlns:w15="http://schemas.microsoft.com/office/word/2012/wordml" xmlns:w16cex="http://schemas.microsoft.com/office/word/2018/wordml/cex" xmlns:w16cid="http://schemas.microsoft.com/office/word/2016/wordml/cid" xmlns:w16="http://schemas.microsoft.com/office/word/2018/wordml" xmlns:w16du="http://schemas.microsoft.com/office/word/2023/wordml/word16du" xmlns:w16sdtdh="http://schemas.microsoft.com/office/word/2020/wordml/sdtdatahash" xmlns:w16sdtfl="http://schemas.microsoft.com/office/word/2024/wordml/sdtformatlock" xmlns:w16se="http://schemas.microsoft.com/office/word/2015/wordml/symex" mc:Ignorable="w14 w15 w16se w16cid w16 w16cex w16sdtdh w16sdtfl w16du">
   <w:docDefaults>
     <w:rPrDefault>
       <w:rPr>
@@ -13702,6 +16824,7 @@
     <w:lsdException w:name="HTML Sample" w:semiHidden="1" w:unhideWhenUsed="1"/>
     <w:lsdException w:name="HTML Typewriter" w:semiHidden="1" w:unhideWhenUsed="1"/>
     <w:lsdException w:name="HTML Variable" w:semiHidden="1" w:unhideWhenUsed="1"/>
+    <w:lsdException w:name="Normal Table" w:semiHidden="1" w:unhideWhenUsed="1"/>
     <w:lsdException w:name="annotation subject" w:semiHidden="1" w:unhideWhenUsed="1"/>
     <w:lsdException w:name="No List" w:semiHidden="1" w:unhideWhenUsed="1"/>
     <w:lsdException w:name="Outline List 1" w:semiHidden="1" w:unhideWhenUsed="1"/>
@@ -13744,8 +16867,11 @@
     <w:lsdException w:name="Table Contemporary" w:semiHidden="1" w:unhideWhenUsed="1"/>
     <w:lsdException w:name="Table Elegant" w:semiHidden="1" w:unhideWhenUsed="1"/>
     <w:lsdException w:name="Table Professional" w:semiHidden="1" w:unhideWhenUsed="1"/>
+    <w:lsdException w:name="Table Subtle 1" w:semiHidden="1" w:unhideWhenUsed="1"/>
     <w:lsdException w:name="Table Subtle 2" w:semiHidden="1" w:unhideWhenUsed="1"/>
     <w:lsdException w:name="Table Web 1" w:semiHidden="1" w:unhideWhenUsed="1"/>
+    <w:lsdException w:name="Table Web 2" w:semiHidden="1" w:unhideWhenUsed="1"/>
+    <w:lsdException w:name="Table Web 3" w:semiHidden="1" w:unhideWhenUsed="1"/>
     <w:lsdException w:name="Balloon Text" w:semiHidden="1" w:unhideWhenUsed="1"/>
     <w:lsdException w:name="Table Grid" w:uiPriority="39"/>
     <w:lsdException w:name="Table Theme" w:semiHidden="1" w:unhideWhenUsed="1"/>
@@ -13983,10 +17109,58 @@
       <w:lang w:val="es-ES" w:eastAsia="es-ES"/>
     </w:rPr>
   </w:style>
+  <w:style w:type="paragraph" w:styleId="Ttulo1">
+    <w:name w:val="heading 1"/>
+    <w:basedOn w:val="Normal"/>
+    <w:next w:val="Normal"/>
+    <w:link w:val="Ttulo1Car"/>
+    <w:uiPriority w:val="9"/>
+    <w:qFormat/>
+    <w:rsid w:val="002936A6"/>
+    <w:pPr>
+      <w:keepNext/>
+      <w:keepLines/>
+      <w:spacing w:before="480"/>
+      <w:outlineLvl w:val="0"/>
+    </w:pPr>
+    <w:rPr>
+      <w:rFonts w:asciiTheme="majorHAnsi" w:eastAsiaTheme="majorEastAsia" w:hAnsiTheme="majorHAnsi" w:cstheme="majorBidi"/>
+      <w:b/>
+      <w:bCs/>
+      <w:color w:val="000000"/>
+      <w:sz w:val="28"/>
+      <w:szCs w:val="28"/>
+      <w:lang w:val="es-CL" w:eastAsia="en-US"/>
+    </w:rPr>
+  </w:style>
+  <w:style w:type="paragraph" w:styleId="Ttulo2">
+    <w:name w:val="heading 2"/>
+    <w:basedOn w:val="Normal"/>
+    <w:next w:val="Normal"/>
+    <w:link w:val="Ttulo2Car"/>
+    <w:uiPriority w:val="9"/>
+    <w:unhideWhenUsed/>
+    <w:qFormat/>
+    <w:rsid w:val="002936A6"/>
+    <w:pPr>
+      <w:keepNext/>
+      <w:keepLines/>
+      <w:spacing w:before="200"/>
+      <w:outlineLvl w:val="1"/>
+    </w:pPr>
+    <w:rPr>
+      <w:rFonts w:asciiTheme="majorHAnsi" w:eastAsiaTheme="majorEastAsia" w:hAnsiTheme="majorHAnsi" w:cstheme="majorBidi"/>
+      <w:b/>
+      <w:bCs/>
+      <w:color w:val="000000"/>
+      <w:sz w:val="26"/>
+      <w:szCs w:val="26"/>
+      <w:lang w:val="es-CL" w:eastAsia="en-US"/>
+    </w:rPr>
+  </w:style>
   <w:style w:type="character" w:default="1" w:styleId="Fuentedeprrafopredeter">
     <w:name w:val="Default Paragraph Font"/>
     <w:uiPriority w:val="1"/>
-    <w:semiHidden/>
     <w:unhideWhenUsed/>
   </w:style>
   <w:style w:type="table" w:default="1" w:styleId="Tablanormal">
@@ -14460,7 +17634,7 @@
       <w:lang w:val="es-CL" w:eastAsia="es-CL"/>
     </w:rPr>
   </w:style>
-  <w:style w:type="character" w:styleId="Textoennegrita">
+  <w:style w:type="character" w:styleId="Fuerte">
     <w:name w:val="Strong"/>
     <w:basedOn w:val="Fuentedeprrafopredeter"/>
     <w:uiPriority w:val="22"/>
@@ -14469,6 +17643,126 @@
     <w:rPr>
       <w:b/>
       <w:bCs/>
+    </w:rPr>
+  </w:style>
+  <w:style w:type="character" w:customStyle="1" w:styleId="Ttulo1Car">
+    <w:name w:val="Título 1 Car"/>
+    <w:basedOn w:val="Fuentedeprrafopredeter"/>
+    <w:link w:val="Ttulo1"/>
+    <w:uiPriority w:val="9"/>
+    <w:rsid w:val="002936A6"/>
+    <w:rPr>
+      <w:rFonts w:asciiTheme="majorHAnsi" w:eastAsiaTheme="majorEastAsia" w:hAnsiTheme="majorHAnsi" w:cstheme="majorBidi"/>
+      <w:b/>
+      <w:bCs/>
+      <w:color w:val="000000"/>
+      <w:sz w:val="28"/>
+      <w:szCs w:val="28"/>
+    </w:rPr>
+  </w:style>
+  <w:style w:type="character" w:customStyle="1" w:styleId="Ttulo2Car">
+    <w:name w:val="Título 2 Car"/>
+    <w:basedOn w:val="Fuentedeprrafopredeter"/>
+    <w:link w:val="Ttulo2"/>
+    <w:uiPriority w:val="9"/>
+    <w:rsid w:val="002936A6"/>
+    <w:rPr>
+      <w:rFonts w:asciiTheme="majorHAnsi" w:eastAsiaTheme="majorEastAsia" w:hAnsiTheme="majorHAnsi" w:cstheme="majorBidi"/>
+      <w:b/>
+      <w:bCs/>
+      <w:color w:val="000000"/>
+      <w:sz w:val="26"/>
+      <w:szCs w:val="26"/>
+    </w:rPr>
+  </w:style>
+  <w:style w:type="paragraph" w:styleId="Subttulo">
+    <w:name w:val="Subtitle"/>
+    <w:basedOn w:val="Normal"/>
+    <w:next w:val="Normal"/>
+    <w:link w:val="SubttuloCar"/>
+    <w:uiPriority w:val="11"/>
+    <w:qFormat/>
+    <w:rsid w:val="002936A6"/>
+    <w:pPr>
+      <w:numPr>
+        <w:ilvl w:val="1"/>
+      </w:numPr>
+      <w:spacing w:after="140"/>
+    </w:pPr>
+    <w:rPr>
+      <w:rFonts w:asciiTheme="majorHAnsi" w:eastAsiaTheme="majorEastAsia" w:hAnsiTheme="majorHAnsi" w:cstheme="majorBidi"/>
+      <w:i/>
+      <w:iCs/>
+      <w:color w:val="000000"/>
+      <w:spacing w:val="15"/>
+      <w:sz w:val="24"/>
+      <w:szCs w:val="24"/>
+      <w:lang w:val="es-CL" w:eastAsia="en-US"/>
+    </w:rPr>
+  </w:style>
+  <w:style w:type="character" w:customStyle="1" w:styleId="SubttuloCar">
+    <w:name w:val="Subtítulo Car"/>
+    <w:basedOn w:val="Fuentedeprrafopredeter"/>
+    <w:link w:val="Subttulo"/>
+    <w:uiPriority w:val="11"/>
+    <w:rsid w:val="002936A6"/>
+    <w:rPr>
+      <w:rFonts w:asciiTheme="majorHAnsi" w:eastAsiaTheme="majorEastAsia" w:hAnsiTheme="majorHAnsi" w:cstheme="majorBidi"/>
+      <w:i/>
+      <w:iCs/>
+      <w:color w:val="000000"/>
+      <w:spacing w:val="15"/>
+      <w:sz w:val="24"/>
+      <w:szCs w:val="24"/>
+    </w:rPr>
+  </w:style>
+  <w:style w:type="paragraph" w:styleId="Listaconnmeros">
+    <w:name w:val="List Number"/>
+    <w:basedOn w:val="Normal"/>
+    <w:uiPriority w:val="99"/>
+    <w:unhideWhenUsed/>
+    <w:rsid w:val="002936A6"/>
+    <w:pPr>
+      <w:numPr>
+        <w:numId w:val="33"/>
+      </w:numPr>
+      <w:tabs>
+        <w:tab w:val="clear" w:pos="360"/>
+      </w:tabs>
+      <w:spacing w:after="140"/>
+      <w:contextualSpacing/>
+    </w:pPr>
+    <w:rPr>
+      <w:rFonts w:ascii="Calibri" w:eastAsiaTheme="minorEastAsia" w:hAnsi="Calibri" w:cstheme="minorBidi"/>
+      <w:color w:val="000000"/>
+      <w:sz w:val="22"/>
+      <w:szCs w:val="22"/>
+      <w:lang w:val="es-CL" w:eastAsia="en-US"/>
+    </w:rPr>
+  </w:style>
+  <w:style w:type="paragraph" w:styleId="Listaconvietas">
+    <w:name w:val="List Bullet"/>
+    <w:basedOn w:val="Normal"/>
+    <w:uiPriority w:val="99"/>
+    <w:unhideWhenUsed/>
+    <w:rsid w:val="002936A6"/>
+    <w:pPr>
+      <w:numPr>
+        <w:numId w:val="34"/>
+      </w:numPr>
+      <w:tabs>
+        <w:tab w:val="clear" w:pos="360"/>
+      </w:tabs>
+      <w:spacing w:after="140"/>
+      <w:ind w:left="0" w:firstLine="0"/>
+      <w:contextualSpacing/>
+    </w:pPr>
+    <w:rPr>
+      <w:rFonts w:ascii="Calibri" w:eastAsiaTheme="minorEastAsia" w:hAnsi="Calibri" w:cstheme="minorBidi"/>
+      <w:color w:val="000000"/>
+      <w:sz w:val="22"/>
+      <w:szCs w:val="22"/>
+      <w:lang w:val="es-CL" w:eastAsia="en-US"/>
     </w:rPr>
   </w:style>
 </w:styles>
@@ -14747,16 +18041,25 @@
 </file>
 
 <file path=customXml/item2.xml><?xml version="1.0" encoding="utf-8"?>
-<b:Sources xmlns:b="http://schemas.openxmlformats.org/officeDocument/2006/bibliography" xmlns="http://schemas.openxmlformats.org/officeDocument/2006/bibliography" SelectedStyle="\APASixthEditionOfficeOnline.xsl" StyleName="APA" Version="6"/>
-</file>
-
-<file path=customXml/item3.xml><?xml version="1.0" encoding="utf-8"?>
 <p:properties xmlns:p="http://schemas.microsoft.com/office/2006/metadata/properties" xmlns:xsi="http://www.w3.org/2001/XMLSchema-instance" xmlns:pc="http://schemas.microsoft.com/office/infopath/2007/PartnerControls">
   <documentManagement/>
 </p:properties>
 </file>
 
+<file path=customXml/item3.xml><?xml version="1.0" encoding="utf-8"?>
+<b:Sources xmlns:b="http://schemas.openxmlformats.org/officeDocument/2006/bibliography" xmlns="http://schemas.openxmlformats.org/officeDocument/2006/bibliography" SelectedStyle="\APASixthEditionOfficeOnline.xsl" StyleName="APA" Version="6"/>
+</file>
+
 <file path=customXml/item4.xml><?xml version="1.0" encoding="utf-8"?>
+<?mso-contentType ?>
+<FormTemplates xmlns="http://schemas.microsoft.com/sharepoint/v3/contenttype/forms">
+  <Display>DocumentLibraryForm</Display>
+  <Edit>DocumentLibraryForm</Edit>
+  <New>DocumentLibraryForm</New>
+</FormTemplates>
+</file>
+
+<file path=customXml/item5.xml><?xml version="1.0" encoding="utf-8"?>
 <ct:contentTypeSchema xmlns:ct="http://schemas.microsoft.com/office/2006/metadata/contentType" xmlns:ma="http://schemas.microsoft.com/office/2006/metadata/properties/metaAttributes" ct:_="" ma:_="" ma:contentTypeName="Documento" ma:contentTypeID="0x010100E96778489EE7714D8BD12CC105EB918B" ma:contentTypeVersion="2" ma:contentTypeDescription="Crear nuevo documento." ma:contentTypeScope="" ma:versionID="416c5c7ae9b5d54d83875cd3c65194e3">
   <xsd:schema xmlns:xsd="http://www.w3.org/2001/XMLSchema" xmlns:xs="http://www.w3.org/2001/XMLSchema" xmlns:p="http://schemas.microsoft.com/office/2006/metadata/properties" xmlns:ns2="126e8a1c-9ea9-435a-ac89-d06c80d62e30" targetNamespace="http://schemas.microsoft.com/office/2006/metadata/properties" ma:root="true" ma:fieldsID="70a237c842677bd850644f8595079f5e" ns2:_="">
     <xsd:import namespace="126e8a1c-9ea9-435a-ac89-d06c80d62e30"/>
@@ -14888,15 +18191,6 @@
 </ct:contentTypeSchema>
 </file>
 
-<file path=customXml/item5.xml><?xml version="1.0" encoding="utf-8"?>
-<?mso-contentType ?>
-<FormTemplates xmlns="http://schemas.microsoft.com/sharepoint/v3/contenttype/forms">
-  <Display>DocumentLibraryForm</Display>
-  <Edit>DocumentLibraryForm</Edit>
-  <New>DocumentLibraryForm</New>
-</FormTemplates>
-</file>
-
 <file path=customXml/itemProps1.xml><?xml version="1.0" encoding="utf-8"?>
 <ds:datastoreItem xmlns:ds="http://schemas.openxmlformats.org/officeDocument/2006/customXml" ds:itemID="{55AF091B-3C7A-41E3-B477-F2FDAA23CFDA}">
   <ds:schemaRefs>
@@ -14906,14 +18200,6 @@
 </file>
 
 <file path=customXml/itemProps2.xml><?xml version="1.0" encoding="utf-8"?>
-<ds:datastoreItem xmlns:ds="http://schemas.openxmlformats.org/officeDocument/2006/customXml" ds:itemID="{028C5B15-B524-4B7C-9DF0-F573AFD0F54E}">
-  <ds:schemaRefs>
-    <ds:schemaRef ds:uri="http://schemas.openxmlformats.org/officeDocument/2006/bibliography"/>
-  </ds:schemaRefs>
-</ds:datastoreItem>
-</file>
-
-<file path=customXml/itemProps3.xml><?xml version="1.0" encoding="utf-8"?>
 <ds:datastoreItem xmlns:ds="http://schemas.openxmlformats.org/officeDocument/2006/customXml" ds:itemID="{5B7B5873-BEF7-4EF9-B783-7B50266FE496}">
   <ds:schemaRefs>
     <ds:schemaRef ds:uri="http://schemas.microsoft.com/office/2006/metadata/properties"/>
@@ -14922,7 +18208,23 @@
 </ds:datastoreItem>
 </file>
 
+<file path=customXml/itemProps3.xml><?xml version="1.0" encoding="utf-8"?>
+<ds:datastoreItem xmlns:ds="http://schemas.openxmlformats.org/officeDocument/2006/customXml" ds:itemID="{028C5B15-B524-4B7C-9DF0-F573AFD0F54E}">
+  <ds:schemaRefs>
+    <ds:schemaRef ds:uri="http://schemas.openxmlformats.org/officeDocument/2006/bibliography"/>
+  </ds:schemaRefs>
+</ds:datastoreItem>
+</file>
+
 <file path=customXml/itemProps4.xml><?xml version="1.0" encoding="utf-8"?>
+<ds:datastoreItem xmlns:ds="http://schemas.openxmlformats.org/officeDocument/2006/customXml" ds:itemID="{4EF1E242-F579-4982-B8CC-2FBF33737424}">
+  <ds:schemaRefs>
+    <ds:schemaRef ds:uri="http://schemas.microsoft.com/sharepoint/v3/contenttype/forms"/>
+  </ds:schemaRefs>
+</ds:datastoreItem>
+</file>
+
+<file path=customXml/itemProps5.xml><?xml version="1.0" encoding="utf-8"?>
 <ds:datastoreItem xmlns:ds="http://schemas.openxmlformats.org/officeDocument/2006/customXml" ds:itemID="{14D1F39E-8B56-417C-B337-6A9061C37D5D}">
   <ds:schemaRefs>
     <ds:schemaRef ds:uri="http://schemas.microsoft.com/office/2006/metadata/contentType"/>
@@ -14938,12 +18240,4 @@
     <ds:schemaRef ds:uri="http://schemas.microsoft.com/internal/obd"/>
   </ds:schemaRefs>
 </ds:datastoreItem>
-</file>
-
-<file path=customXml/itemProps5.xml><?xml version="1.0" encoding="utf-8"?>
-<ds:datastoreItem xmlns:ds="http://schemas.openxmlformats.org/officeDocument/2006/customXml" ds:itemID="{4EF1E242-F579-4982-B8CC-2FBF33737424}">
-  <ds:schemaRefs>
-    <ds:schemaRef ds:uri="http://schemas.microsoft.com/sharepoint/v3/contenttype/forms"/>
-  </ds:schemaRefs>
-</ds:datastoreItem>
 </file>